--- a/2. Second_Semester/4. Advanced Database Management System/DBMS_Note.docx
+++ b/2. Second_Semester/4. Advanced Database Management System/DBMS_Note.docx
@@ -917,8 +917,6 @@
         </w:rPr>
         <w:t>:</w:t>
       </w:r>
-      <w:bookmarkStart w:id="0" w:name="_GoBack"/>
-      <w:bookmarkEnd w:id="0"/>
     </w:p>
     <w:p>
       <w:pPr>
@@ -2167,7 +2165,7 @@
         <w:spacing w:before="100" w:beforeAutospacing="1" w:after="100" w:afterAutospacing="1" w:line="240" w:lineRule="auto"/>
         <w:outlineLvl w:val="2"/>
         <w:rPr>
-          <w:rFonts w:ascii="Times New Roman" w:eastAsia="Times New Roman" w:hAnsi="Times New Roman" w:cs="Times New Roman"/>
+          <w:rFonts w:ascii="Nirmala UI" w:eastAsia="Times New Roman" w:hAnsi="Nirmala UI" w:cs="Nirmala UI"/>
           <w:b/>
           <w:bCs/>
           <w:color w:val="FF0000"/>
@@ -2180,13 +2178,58 @@
           <w:rFonts w:ascii="Nirmala UI" w:eastAsia="Times New Roman" w:hAnsi="Nirmala UI" w:cs="Nirmala UI"/>
           <w:b/>
           <w:bCs/>
+          <w:noProof/>
           <w:color w:val="FF0000"/>
           <w:sz w:val="27"/>
           <w:szCs w:val="27"/>
         </w:rPr>
-        <w:t>২</w:t>
-      </w:r>
-      <w:r>
+        <w:drawing>
+          <wp:inline distT="0" distB="0" distL="0" distR="0">
+            <wp:extent cx="6146800" cy="3733800"/>
+            <wp:effectExtent l="0" t="0" r="6350" b="0"/>
+            <wp:docPr id="4" name="Picture 4"/>
+            <wp:cNvGraphicFramePr>
+              <a:graphicFrameLocks xmlns:a="http://schemas.openxmlformats.org/drawingml/2006/main" noChangeAspect="1"/>
+            </wp:cNvGraphicFramePr>
+            <a:graphic xmlns:a="http://schemas.openxmlformats.org/drawingml/2006/main">
+              <a:graphicData uri="http://schemas.openxmlformats.org/drawingml/2006/picture">
+                <pic:pic xmlns:pic="http://schemas.openxmlformats.org/drawingml/2006/picture">
+                  <pic:nvPicPr>
+                    <pic:cNvPr id="4" name="Screenshot_5.png"/>
+                    <pic:cNvPicPr/>
+                  </pic:nvPicPr>
+                  <pic:blipFill>
+                    <a:blip r:embed="rId5">
+                      <a:extLst>
+                        <a:ext uri="{28A0092B-C50C-407E-A947-70E740481C1C}">
+                          <a14:useLocalDpi xmlns:a14="http://schemas.microsoft.com/office/drawing/2010/main" val="0"/>
+                        </a:ext>
+                      </a:extLst>
+                    </a:blip>
+                    <a:stretch>
+                      <a:fillRect/>
+                    </a:stretch>
+                  </pic:blipFill>
+                  <pic:spPr>
+                    <a:xfrm>
+                      <a:off x="0" y="0"/>
+                      <a:ext cx="6147658" cy="3734321"/>
+                    </a:xfrm>
+                    <a:prstGeom prst="rect">
+                      <a:avLst/>
+                    </a:prstGeom>
+                  </pic:spPr>
+                </pic:pic>
+              </a:graphicData>
+            </a:graphic>
+          </wp:inline>
+        </w:drawing>
+      </w:r>
+    </w:p>
+    <w:p>
+      <w:pPr>
+        <w:spacing w:before="100" w:beforeAutospacing="1" w:after="100" w:afterAutospacing="1" w:line="240" w:lineRule="auto"/>
+        <w:outlineLvl w:val="2"/>
         <w:rPr>
           <w:rFonts w:ascii="Times New Roman" w:eastAsia="Times New Roman" w:hAnsi="Times New Roman" w:cs="Times New Roman"/>
           <w:b/>
@@ -2195,9 +2238,7 @@
           <w:sz w:val="27"/>
           <w:szCs w:val="27"/>
         </w:rPr>
-        <w:t>. Speedup (</w:t>
-      </w:r>
-      <w:proofErr w:type="spellStart"/>
+      </w:pPr>
       <w:r>
         <w:rPr>
           <w:rFonts w:ascii="Nirmala UI" w:eastAsia="Times New Roman" w:hAnsi="Nirmala UI" w:cs="Nirmala UI"/>
@@ -2207,9 +2248,8 @@
           <w:sz w:val="27"/>
           <w:szCs w:val="27"/>
         </w:rPr>
-        <w:t>স্পিডআপ</w:t>
-      </w:r>
-      <w:proofErr w:type="spellEnd"/>
+        <w:t>২</w:t>
+      </w:r>
       <w:r>
         <w:rPr>
           <w:rFonts w:ascii="Times New Roman" w:eastAsia="Times New Roman" w:hAnsi="Times New Roman" w:cs="Times New Roman"/>
@@ -2219,6 +2259,30 @@
           <w:sz w:val="27"/>
           <w:szCs w:val="27"/>
         </w:rPr>
+        <w:t>. Speedup (</w:t>
+      </w:r>
+      <w:proofErr w:type="spellStart"/>
+      <w:r>
+        <w:rPr>
+          <w:rFonts w:ascii="Nirmala UI" w:eastAsia="Times New Roman" w:hAnsi="Nirmala UI" w:cs="Nirmala UI"/>
+          <w:b/>
+          <w:bCs/>
+          <w:color w:val="FF0000"/>
+          <w:sz w:val="27"/>
+          <w:szCs w:val="27"/>
+        </w:rPr>
+        <w:t>স্পিডআপ</w:t>
+      </w:r>
+      <w:proofErr w:type="spellEnd"/>
+      <w:r>
+        <w:rPr>
+          <w:rFonts w:ascii="Times New Roman" w:eastAsia="Times New Roman" w:hAnsi="Times New Roman" w:cs="Times New Roman"/>
+          <w:b/>
+          <w:bCs/>
+          <w:color w:val="FF0000"/>
+          <w:sz w:val="27"/>
+          <w:szCs w:val="27"/>
+        </w:rPr>
         <w:t>)</w:t>
       </w:r>
     </w:p>
@@ -2280,18 +2344,19 @@
       <w:pPr>
         <w:spacing w:before="100" w:beforeAutospacing="1" w:after="100" w:afterAutospacing="1" w:line="240" w:lineRule="auto"/>
         <w:rPr>
-          <w:rFonts w:ascii="Times New Roman" w:eastAsia="Times New Roman" w:hAnsi="Times New Roman" w:cs="Times New Roman"/>
-          <w:sz w:val="24"/>
-          <w:szCs w:val="24"/>
-        </w:rPr>
-      </w:pPr>
-      <w:proofErr w:type="spellStart"/>
-      <w:r>
-        <w:rPr>
-          <w:rFonts w:ascii="Nirmala UI" w:eastAsia="Times New Roman" w:hAnsi="Nirmala UI" w:cs="Nirmala UI"/>
-          <w:sz w:val="24"/>
-          <w:szCs w:val="24"/>
-        </w:rPr>
+          <w:rFonts w:ascii="Nirmala UI" w:eastAsia="Times New Roman" w:hAnsi="Nirmala UI" w:cs="Nirmala UI"/>
+          <w:sz w:val="24"/>
+          <w:szCs w:val="24"/>
+        </w:rPr>
+      </w:pPr>
+      <w:proofErr w:type="spellStart"/>
+      <w:r>
+        <w:rPr>
+          <w:rFonts w:ascii="Nirmala UI" w:eastAsia="Times New Roman" w:hAnsi="Nirmala UI" w:cs="Nirmala UI"/>
+          <w:sz w:val="24"/>
+          <w:szCs w:val="24"/>
+        </w:rPr>
+        <w:lastRenderedPageBreak/>
         <w:t>ধরে</w:t>
       </w:r>
       <w:proofErr w:type="spellEnd"/>
@@ -3036,6 +3101,65 @@
           <w:szCs w:val="24"/>
         </w:rPr>
         <w:t>।</w:t>
+      </w:r>
+    </w:p>
+    <w:p>
+      <w:pPr>
+        <w:spacing w:before="100" w:beforeAutospacing="1" w:after="100" w:afterAutospacing="1" w:line="240" w:lineRule="auto"/>
+        <w:rPr>
+          <w:rFonts w:ascii="Times New Roman" w:eastAsia="Times New Roman" w:hAnsi="Times New Roman" w:cs="Times New Roman"/>
+          <w:sz w:val="24"/>
+          <w:szCs w:val="24"/>
+        </w:rPr>
+      </w:pPr>
+      <w:r>
+        <w:rPr>
+          <w:rFonts w:ascii="Times New Roman" w:eastAsia="Times New Roman" w:hAnsi="Times New Roman" w:cs="Times New Roman"/>
+          <w:noProof/>
+          <w:sz w:val="24"/>
+          <w:szCs w:val="24"/>
+        </w:rPr>
+        <w:drawing>
+          <wp:inline distT="0" distB="0" distL="0" distR="0">
+            <wp:extent cx="5401429" cy="3362794"/>
+            <wp:effectExtent l="0" t="0" r="8890" b="9525"/>
+            <wp:docPr id="5" name="Picture 5"/>
+            <wp:cNvGraphicFramePr>
+              <a:graphicFrameLocks xmlns:a="http://schemas.openxmlformats.org/drawingml/2006/main" noChangeAspect="1"/>
+            </wp:cNvGraphicFramePr>
+            <a:graphic xmlns:a="http://schemas.openxmlformats.org/drawingml/2006/main">
+              <a:graphicData uri="http://schemas.openxmlformats.org/drawingml/2006/picture">
+                <pic:pic xmlns:pic="http://schemas.openxmlformats.org/drawingml/2006/picture">
+                  <pic:nvPicPr>
+                    <pic:cNvPr id="5" name="Screenshot_3.png"/>
+                    <pic:cNvPicPr/>
+                  </pic:nvPicPr>
+                  <pic:blipFill>
+                    <a:blip r:embed="rId6">
+                      <a:extLst>
+                        <a:ext uri="{28A0092B-C50C-407E-A947-70E740481C1C}">
+                          <a14:useLocalDpi xmlns:a14="http://schemas.microsoft.com/office/drawing/2010/main" val="0"/>
+                        </a:ext>
+                      </a:extLst>
+                    </a:blip>
+                    <a:stretch>
+                      <a:fillRect/>
+                    </a:stretch>
+                  </pic:blipFill>
+                  <pic:spPr>
+                    <a:xfrm>
+                      <a:off x="0" y="0"/>
+                      <a:ext cx="5401429" cy="3362794"/>
+                    </a:xfrm>
+                    <a:prstGeom prst="rect">
+                      <a:avLst/>
+                    </a:prstGeom>
+                  </pic:spPr>
+                </pic:pic>
+              </a:graphicData>
+            </a:graphic>
+          </wp:inline>
+        </w:drawing>
       </w:r>
     </w:p>
     <w:p>
@@ -3109,7 +3233,7 @@
           <w:sz w:val="24"/>
           <w:szCs w:val="24"/>
         </w:rPr>
-        <w:t>$T</w:t>
+        <w:t>T</w:t>
       </w:r>
       <w:r>
         <w:rPr>
@@ -3281,7 +3405,7 @@
           <w:sz w:val="24"/>
           <w:szCs w:val="24"/>
         </w:rPr>
-        <w:t xml:space="preserve">$ = </w:t>
+        <w:t xml:space="preserve"> = </w:t>
       </w:r>
       <w:proofErr w:type="spellStart"/>
       <w:r>
@@ -3609,7 +3733,15 @@
           <w:sz w:val="24"/>
           <w:szCs w:val="24"/>
         </w:rPr>
-        <w:t xml:space="preserve"> $N$ </w:t>
+        <w:t xml:space="preserve"> N</w:t>
+      </w:r>
+      <w:r>
+        <w:rPr>
+          <w:rFonts w:ascii="Times New Roman" w:eastAsia="Times New Roman" w:hAnsi="Times New Roman" w:cs="Times New Roman"/>
+          <w:sz w:val="24"/>
+          <w:szCs w:val="24"/>
+        </w:rPr>
+        <w:t xml:space="preserve"> </w:t>
       </w:r>
       <w:proofErr w:type="spellStart"/>
       <w:r>
@@ -3717,7 +3849,15 @@
           <w:sz w:val="24"/>
           <w:szCs w:val="24"/>
         </w:rPr>
-        <w:t xml:space="preserve"> $N$ </w:t>
+        <w:t xml:space="preserve"> N</w:t>
+      </w:r>
+      <w:r>
+        <w:rPr>
+          <w:rFonts w:ascii="Times New Roman" w:eastAsia="Times New Roman" w:hAnsi="Times New Roman" w:cs="Times New Roman"/>
+          <w:sz w:val="24"/>
+          <w:szCs w:val="24"/>
+        </w:rPr>
+        <w:t xml:space="preserve"> </w:t>
       </w:r>
       <w:proofErr w:type="spellStart"/>
       <w:r>
@@ -4243,7 +4383,23 @@
           <w:sz w:val="24"/>
           <w:szCs w:val="24"/>
         </w:rPr>
-        <w:t xml:space="preserve"> $N$ </w:t>
+        <w:t xml:space="preserve"> </w:t>
+      </w:r>
+      <w:r>
+        <w:rPr>
+          <w:rFonts w:ascii="Times New Roman" w:eastAsia="Times New Roman" w:hAnsi="Times New Roman" w:cs="Times New Roman"/>
+          <w:sz w:val="24"/>
+          <w:szCs w:val="24"/>
+        </w:rPr>
+        <w:t>N</w:t>
+      </w:r>
+      <w:r>
+        <w:rPr>
+          <w:rFonts w:ascii="Times New Roman" w:eastAsia="Times New Roman" w:hAnsi="Times New Roman" w:cs="Times New Roman"/>
+          <w:sz w:val="24"/>
+          <w:szCs w:val="24"/>
+        </w:rPr>
+        <w:t xml:space="preserve"> </w:t>
       </w:r>
       <w:proofErr w:type="spellStart"/>
       <w:r>
@@ -4333,7 +4489,23 @@
           <w:sz w:val="24"/>
           <w:szCs w:val="24"/>
         </w:rPr>
-        <w:t xml:space="preserve"> $N$ </w:t>
+        <w:t xml:space="preserve"> </w:t>
+      </w:r>
+      <w:r>
+        <w:rPr>
+          <w:rFonts w:ascii="Times New Roman" w:eastAsia="Times New Roman" w:hAnsi="Times New Roman" w:cs="Times New Roman"/>
+          <w:sz w:val="24"/>
+          <w:szCs w:val="24"/>
+        </w:rPr>
+        <w:t>N</w:t>
+      </w:r>
+      <w:r>
+        <w:rPr>
+          <w:rFonts w:ascii="Times New Roman" w:eastAsia="Times New Roman" w:hAnsi="Times New Roman" w:cs="Times New Roman"/>
+          <w:sz w:val="24"/>
+          <w:szCs w:val="24"/>
+        </w:rPr>
+        <w:t xml:space="preserve"> </w:t>
       </w:r>
       <w:proofErr w:type="spellStart"/>
       <w:r>
@@ -4719,6 +4891,8 @@
         <w:spacing w:before="100" w:beforeAutospacing="1" w:after="100" w:afterAutospacing="1" w:line="240" w:lineRule="auto"/>
         <w:rPr>
           <w:rFonts w:ascii="Times New Roman" w:eastAsia="Times New Roman" w:hAnsi="Times New Roman" w:cs="Times New Roman"/>
+          <w:b/>
+          <w:bCs/>
           <w:sz w:val="24"/>
           <w:szCs w:val="24"/>
         </w:rPr>
@@ -4777,14 +4951,73 @@
           <w:szCs w:val="24"/>
         </w:rPr>
       </w:pPr>
-      <w:proofErr w:type="spellStart"/>
-      <w:r>
-        <w:rPr>
-          <w:rFonts w:ascii="Nirmala UI" w:eastAsia="Times New Roman" w:hAnsi="Nirmala UI" w:cs="Nirmala UI"/>
+      <w:r>
+        <w:rPr>
+          <w:rFonts w:ascii="Times New Roman" w:eastAsia="Times New Roman" w:hAnsi="Times New Roman" w:cs="Times New Roman"/>
+          <w:noProof/>
           <w:sz w:val="24"/>
           <w:szCs w:val="24"/>
         </w:rPr>
         <w:lastRenderedPageBreak/>
+        <w:drawing>
+          <wp:inline distT="0" distB="0" distL="0" distR="0">
+            <wp:extent cx="5943600" cy="3439795"/>
+            <wp:effectExtent l="0" t="0" r="0" b="8255"/>
+            <wp:docPr id="6" name="Picture 6"/>
+            <wp:cNvGraphicFramePr>
+              <a:graphicFrameLocks xmlns:a="http://schemas.openxmlformats.org/drawingml/2006/main" noChangeAspect="1"/>
+            </wp:cNvGraphicFramePr>
+            <a:graphic xmlns:a="http://schemas.openxmlformats.org/drawingml/2006/main">
+              <a:graphicData uri="http://schemas.openxmlformats.org/drawingml/2006/picture">
+                <pic:pic xmlns:pic="http://schemas.openxmlformats.org/drawingml/2006/picture">
+                  <pic:nvPicPr>
+                    <pic:cNvPr id="6" name="Screenshot_4.png"/>
+                    <pic:cNvPicPr/>
+                  </pic:nvPicPr>
+                  <pic:blipFill>
+                    <a:blip r:embed="rId7">
+                      <a:extLst>
+                        <a:ext uri="{28A0092B-C50C-407E-A947-70E740481C1C}">
+                          <a14:useLocalDpi xmlns:a14="http://schemas.microsoft.com/office/drawing/2010/main" val="0"/>
+                        </a:ext>
+                      </a:extLst>
+                    </a:blip>
+                    <a:stretch>
+                      <a:fillRect/>
+                    </a:stretch>
+                  </pic:blipFill>
+                  <pic:spPr>
+                    <a:xfrm>
+                      <a:off x="0" y="0"/>
+                      <a:ext cx="5943600" cy="3439795"/>
+                    </a:xfrm>
+                    <a:prstGeom prst="rect">
+                      <a:avLst/>
+                    </a:prstGeom>
+                  </pic:spPr>
+                </pic:pic>
+              </a:graphicData>
+            </a:graphic>
+          </wp:inline>
+        </w:drawing>
+      </w:r>
+    </w:p>
+    <w:p>
+      <w:pPr>
+        <w:spacing w:before="100" w:beforeAutospacing="1" w:after="100" w:afterAutospacing="1" w:line="240" w:lineRule="auto"/>
+        <w:rPr>
+          <w:rFonts w:ascii="Times New Roman" w:eastAsia="Times New Roman" w:hAnsi="Times New Roman" w:cs="Times New Roman"/>
+          <w:sz w:val="24"/>
+          <w:szCs w:val="24"/>
+        </w:rPr>
+      </w:pPr>
+      <w:proofErr w:type="spellStart"/>
+      <w:r>
+        <w:rPr>
+          <w:rFonts w:ascii="Nirmala UI" w:eastAsia="Times New Roman" w:hAnsi="Nirmala UI" w:cs="Nirmala UI"/>
+          <w:sz w:val="24"/>
+          <w:szCs w:val="24"/>
+        </w:rPr>
         <w:t>এখানে</w:t>
       </w:r>
       <w:proofErr w:type="spellEnd"/>
@@ -5820,7 +6053,15 @@
           <w:sz w:val="24"/>
           <w:szCs w:val="24"/>
         </w:rPr>
-        <w:t xml:space="preserve"> $T</w:t>
+        <w:t xml:space="preserve"> </w:t>
+      </w:r>
+      <w:r>
+        <w:rPr>
+          <w:rFonts w:ascii="Times New Roman" w:eastAsia="Times New Roman" w:hAnsi="Times New Roman" w:cs="Times New Roman"/>
+          <w:sz w:val="24"/>
+          <w:szCs w:val="24"/>
+        </w:rPr>
+        <w:t>T</w:t>
       </w:r>
       <w:r>
         <w:rPr>
@@ -5934,7 +6175,23 @@
           <w:sz w:val="24"/>
           <w:szCs w:val="24"/>
         </w:rPr>
-        <w:t xml:space="preserve"> $N$ </w:t>
+        <w:t xml:space="preserve"> </w:t>
+      </w:r>
+      <w:r>
+        <w:rPr>
+          <w:rFonts w:ascii="Times New Roman" w:eastAsia="Times New Roman" w:hAnsi="Times New Roman" w:cs="Times New Roman"/>
+          <w:sz w:val="24"/>
+          <w:szCs w:val="24"/>
+        </w:rPr>
+        <w:t>N</w:t>
+      </w:r>
+      <w:r>
+        <w:rPr>
+          <w:rFonts w:ascii="Times New Roman" w:eastAsia="Times New Roman" w:hAnsi="Times New Roman" w:cs="Times New Roman"/>
+          <w:sz w:val="24"/>
+          <w:szCs w:val="24"/>
+        </w:rPr>
+        <w:t xml:space="preserve"> </w:t>
       </w:r>
       <w:proofErr w:type="spellStart"/>
       <w:r>
@@ -8477,6 +8734,7 @@
           <w:b/>
           <w:bCs/>
         </w:rPr>
+        <w:lastRenderedPageBreak/>
         <w:t>💡</w:t>
       </w:r>
       <w:r>
@@ -9395,7 +9653,6 @@
         <w:rPr>
           <w:rFonts w:ascii="Nirmala UI" w:hAnsi="Nirmala UI" w:cs="Nirmala UI"/>
         </w:rPr>
-        <w:lastRenderedPageBreak/>
         <w:t>পারে</w:t>
       </w:r>
       <w:proofErr w:type="spellEnd"/>
@@ -10190,6 +10447,7 @@
           <w:b/>
           <w:bCs/>
         </w:rPr>
+        <w:lastRenderedPageBreak/>
         <w:t>Primary Challenge:</w:t>
       </w:r>
       <w:r>
@@ -10827,7 +11085,6 @@
           <w:b/>
           <w:bCs/>
         </w:rPr>
-        <w:lastRenderedPageBreak/>
         <w:t>💡</w:t>
       </w:r>
       <w:r>
@@ -11413,6 +11670,6851 @@
       </w:r>
     </w:p>
     <w:p/>
+    <w:p>
+      <w:pPr>
+        <w:pStyle w:val="NormalWeb"/>
+      </w:pPr>
+      <w:r>
+        <w:rPr>
+          <w:rFonts w:ascii="Nirmala UI" w:hAnsi="Nirmala UI" w:cs="Nirmala UI"/>
+          <w:b/>
+          <w:bCs/>
+        </w:rPr>
+        <w:t>১</w:t>
+      </w:r>
+      <w:r>
+        <w:rPr>
+          <w:b/>
+          <w:bCs/>
+        </w:rPr>
+        <w:t>. Client-Server Systems:</w:t>
+      </w:r>
+      <w:r>
+        <w:t xml:space="preserve"> </w:t>
+      </w:r>
+      <w:proofErr w:type="spellStart"/>
+      <w:r>
+        <w:rPr>
+          <w:rFonts w:ascii="Nirmala UI" w:hAnsi="Nirmala UI" w:cs="Nirmala UI"/>
+        </w:rPr>
+        <w:t>যেকোনো</w:t>
+      </w:r>
+      <w:proofErr w:type="spellEnd"/>
+      <w:r>
+        <w:t xml:space="preserve"> </w:t>
+      </w:r>
+      <w:proofErr w:type="spellStart"/>
+      <w:r>
+        <w:rPr>
+          <w:rFonts w:ascii="Nirmala UI" w:hAnsi="Nirmala UI" w:cs="Nirmala UI"/>
+        </w:rPr>
+        <w:t>ডেটাবেস</w:t>
+      </w:r>
+      <w:proofErr w:type="spellEnd"/>
+      <w:r>
+        <w:t xml:space="preserve"> </w:t>
+      </w:r>
+      <w:proofErr w:type="spellStart"/>
+      <w:r>
+        <w:rPr>
+          <w:rFonts w:ascii="Nirmala UI" w:hAnsi="Nirmala UI" w:cs="Nirmala UI"/>
+        </w:rPr>
+        <w:t>সিস্টেমের</w:t>
+      </w:r>
+      <w:proofErr w:type="spellEnd"/>
+      <w:r>
+        <w:t xml:space="preserve"> </w:t>
+      </w:r>
+      <w:proofErr w:type="spellStart"/>
+      <w:r>
+        <w:rPr>
+          <w:rFonts w:ascii="Nirmala UI" w:hAnsi="Nirmala UI" w:cs="Nirmala UI"/>
+        </w:rPr>
+        <w:t>কাজকে</w:t>
+      </w:r>
+      <w:proofErr w:type="spellEnd"/>
+      <w:r>
+        <w:t xml:space="preserve"> </w:t>
+      </w:r>
+      <w:proofErr w:type="spellStart"/>
+      <w:r>
+        <w:rPr>
+          <w:rFonts w:ascii="Nirmala UI" w:hAnsi="Nirmala UI" w:cs="Nirmala UI"/>
+        </w:rPr>
+        <w:t>মূলত</w:t>
+      </w:r>
+      <w:proofErr w:type="spellEnd"/>
+      <w:r>
+        <w:t xml:space="preserve"> </w:t>
+      </w:r>
+      <w:proofErr w:type="spellStart"/>
+      <w:r>
+        <w:rPr>
+          <w:rFonts w:ascii="Nirmala UI" w:hAnsi="Nirmala UI" w:cs="Nirmala UI"/>
+        </w:rPr>
+        <w:t>দুটি</w:t>
+      </w:r>
+      <w:proofErr w:type="spellEnd"/>
+      <w:r>
+        <w:t xml:space="preserve"> </w:t>
+      </w:r>
+      <w:proofErr w:type="spellStart"/>
+      <w:r>
+        <w:rPr>
+          <w:rFonts w:ascii="Nirmala UI" w:hAnsi="Nirmala UI" w:cs="Nirmala UI"/>
+        </w:rPr>
+        <w:t>ভাগে</w:t>
+      </w:r>
+      <w:proofErr w:type="spellEnd"/>
+      <w:r>
+        <w:t xml:space="preserve"> </w:t>
+      </w:r>
+      <w:proofErr w:type="spellStart"/>
+      <w:r>
+        <w:rPr>
+          <w:rFonts w:ascii="Nirmala UI" w:hAnsi="Nirmala UI" w:cs="Nirmala UI"/>
+        </w:rPr>
+        <w:t>ভাগ</w:t>
+      </w:r>
+      <w:proofErr w:type="spellEnd"/>
+      <w:r>
+        <w:t xml:space="preserve"> </w:t>
+      </w:r>
+      <w:proofErr w:type="spellStart"/>
+      <w:r>
+        <w:rPr>
+          <w:rFonts w:ascii="Nirmala UI" w:hAnsi="Nirmala UI" w:cs="Nirmala UI"/>
+        </w:rPr>
+        <w:t>করা</w:t>
+      </w:r>
+      <w:proofErr w:type="spellEnd"/>
+      <w:r>
+        <w:t xml:space="preserve"> </w:t>
+      </w:r>
+      <w:proofErr w:type="spellStart"/>
+      <w:r>
+        <w:rPr>
+          <w:rFonts w:ascii="Nirmala UI" w:hAnsi="Nirmala UI" w:cs="Nirmala UI"/>
+        </w:rPr>
+        <w:t>যায়</w:t>
+      </w:r>
+      <w:proofErr w:type="spellEnd"/>
+      <w:r>
+        <w:t xml:space="preserve">: Front end </w:t>
+      </w:r>
+      <w:proofErr w:type="spellStart"/>
+      <w:r>
+        <w:rPr>
+          <w:rFonts w:ascii="Nirmala UI" w:hAnsi="Nirmala UI" w:cs="Nirmala UI"/>
+        </w:rPr>
+        <w:t>এবং</w:t>
+      </w:r>
+      <w:proofErr w:type="spellEnd"/>
+      <w:r>
+        <w:t xml:space="preserve"> Back end</w:t>
+      </w:r>
+      <w:r>
+        <w:rPr>
+          <w:rFonts w:ascii="Nirmala UI" w:hAnsi="Nirmala UI" w:cs="Nirmala UI"/>
+        </w:rPr>
+        <w:t>।</w:t>
+      </w:r>
+    </w:p>
+    <w:p>
+      <w:pPr>
+        <w:pStyle w:val="NormalWeb"/>
+        <w:numPr>
+          <w:ilvl w:val="0"/>
+          <w:numId w:val="10"/>
+        </w:numPr>
+      </w:pPr>
+      <w:r>
+        <w:rPr>
+          <w:b/>
+          <w:bCs/>
+        </w:rPr>
+        <w:t>Front End (</w:t>
+      </w:r>
+      <w:proofErr w:type="spellStart"/>
+      <w:r>
+        <w:rPr>
+          <w:rFonts w:ascii="Nirmala UI" w:hAnsi="Nirmala UI" w:cs="Nirmala UI"/>
+          <w:b/>
+          <w:bCs/>
+        </w:rPr>
+        <w:t>ক্লায়েন্ট</w:t>
+      </w:r>
+      <w:proofErr w:type="spellEnd"/>
+      <w:r>
+        <w:rPr>
+          <w:b/>
+          <w:bCs/>
+        </w:rPr>
+        <w:t>):</w:t>
+      </w:r>
+      <w:r>
+        <w:t xml:space="preserve"> </w:t>
+      </w:r>
+      <w:proofErr w:type="spellStart"/>
+      <w:r>
+        <w:rPr>
+          <w:rFonts w:ascii="Nirmala UI" w:hAnsi="Nirmala UI" w:cs="Nirmala UI"/>
+        </w:rPr>
+        <w:t>একটি</w:t>
+      </w:r>
+      <w:proofErr w:type="spellEnd"/>
+      <w:r>
+        <w:t xml:space="preserve"> </w:t>
+      </w:r>
+      <w:proofErr w:type="spellStart"/>
+      <w:r>
+        <w:rPr>
+          <w:rFonts w:ascii="Nirmala UI" w:hAnsi="Nirmala UI" w:cs="Nirmala UI"/>
+        </w:rPr>
+        <w:t>ব্যাংকিং</w:t>
+      </w:r>
+      <w:proofErr w:type="spellEnd"/>
+      <w:r>
+        <w:t xml:space="preserve"> </w:t>
+      </w:r>
+      <w:proofErr w:type="spellStart"/>
+      <w:r>
+        <w:rPr>
+          <w:rFonts w:ascii="Nirmala UI" w:hAnsi="Nirmala UI" w:cs="Nirmala UI"/>
+        </w:rPr>
+        <w:t>পোর্টালে</w:t>
+      </w:r>
+      <w:proofErr w:type="spellEnd"/>
+      <w:r>
+        <w:t xml:space="preserve"> </w:t>
+      </w:r>
+      <w:proofErr w:type="spellStart"/>
+      <w:r>
+        <w:rPr>
+          <w:rFonts w:ascii="Nirmala UI" w:hAnsi="Nirmala UI" w:cs="Nirmala UI"/>
+        </w:rPr>
+        <w:t>ক্লায়েন্ট</w:t>
+      </w:r>
+      <w:proofErr w:type="spellEnd"/>
+      <w:r>
+        <w:t xml:space="preserve"> </w:t>
+      </w:r>
+      <w:proofErr w:type="spellStart"/>
+      <w:r>
+        <w:rPr>
+          <w:rFonts w:ascii="Nirmala UI" w:hAnsi="Nirmala UI" w:cs="Nirmala UI"/>
+        </w:rPr>
+        <w:t>বা</w:t>
+      </w:r>
+      <w:proofErr w:type="spellEnd"/>
+      <w:r>
+        <w:t xml:space="preserve"> </w:t>
+      </w:r>
+      <w:proofErr w:type="spellStart"/>
+      <w:r>
+        <w:rPr>
+          <w:rFonts w:ascii="Nirmala UI" w:hAnsi="Nirmala UI" w:cs="Nirmala UI"/>
+        </w:rPr>
+        <w:t>কাস্টমাররা</w:t>
+      </w:r>
+      <w:proofErr w:type="spellEnd"/>
+      <w:r>
+        <w:t xml:space="preserve"> </w:t>
+      </w:r>
+      <w:proofErr w:type="spellStart"/>
+      <w:r>
+        <w:rPr>
+          <w:rFonts w:ascii="Nirmala UI" w:hAnsi="Nirmala UI" w:cs="Nirmala UI"/>
+        </w:rPr>
+        <w:t>যে</w:t>
+      </w:r>
+      <w:proofErr w:type="spellEnd"/>
+      <w:r>
+        <w:t xml:space="preserve"> </w:t>
+      </w:r>
+      <w:proofErr w:type="spellStart"/>
+      <w:r>
+        <w:rPr>
+          <w:rFonts w:ascii="Nirmala UI" w:hAnsi="Nirmala UI" w:cs="Nirmala UI"/>
+        </w:rPr>
+        <w:t>ইন্টারফেসটি</w:t>
+      </w:r>
+      <w:proofErr w:type="spellEnd"/>
+      <w:r>
+        <w:t xml:space="preserve"> </w:t>
+      </w:r>
+      <w:proofErr w:type="spellStart"/>
+      <w:r>
+        <w:rPr>
+          <w:rFonts w:ascii="Nirmala UI" w:hAnsi="Nirmala UI" w:cs="Nirmala UI"/>
+        </w:rPr>
+        <w:t>দেখে</w:t>
+      </w:r>
+      <w:proofErr w:type="spellEnd"/>
+      <w:r>
+        <w:t xml:space="preserve"> (</w:t>
+      </w:r>
+      <w:proofErr w:type="spellStart"/>
+      <w:r>
+        <w:rPr>
+          <w:rFonts w:ascii="Nirmala UI" w:hAnsi="Nirmala UI" w:cs="Nirmala UI"/>
+        </w:rPr>
+        <w:t>যেমন</w:t>
+      </w:r>
+      <w:proofErr w:type="spellEnd"/>
+      <w:r>
+        <w:t xml:space="preserve"> </w:t>
+      </w:r>
+      <w:proofErr w:type="spellStart"/>
+      <w:r>
+        <w:t>Thymeleaf</w:t>
+      </w:r>
+      <w:proofErr w:type="spellEnd"/>
+      <w:r>
+        <w:t xml:space="preserve"> </w:t>
+      </w:r>
+      <w:proofErr w:type="spellStart"/>
+      <w:r>
+        <w:rPr>
+          <w:rFonts w:ascii="Nirmala UI" w:hAnsi="Nirmala UI" w:cs="Nirmala UI"/>
+        </w:rPr>
+        <w:t>দিয়ে</w:t>
+      </w:r>
+      <w:proofErr w:type="spellEnd"/>
+      <w:r>
+        <w:t xml:space="preserve"> </w:t>
+      </w:r>
+      <w:proofErr w:type="spellStart"/>
+      <w:r>
+        <w:rPr>
+          <w:rFonts w:ascii="Nirmala UI" w:hAnsi="Nirmala UI" w:cs="Nirmala UI"/>
+        </w:rPr>
+        <w:t>ডিজাইন</w:t>
+      </w:r>
+      <w:proofErr w:type="spellEnd"/>
+      <w:r>
+        <w:t xml:space="preserve"> </w:t>
+      </w:r>
+      <w:proofErr w:type="spellStart"/>
+      <w:r>
+        <w:rPr>
+          <w:rFonts w:ascii="Nirmala UI" w:hAnsi="Nirmala UI" w:cs="Nirmala UI"/>
+        </w:rPr>
+        <w:t>করা</w:t>
+      </w:r>
+      <w:proofErr w:type="spellEnd"/>
+      <w:r>
+        <w:t xml:space="preserve"> </w:t>
+      </w:r>
+      <w:proofErr w:type="spellStart"/>
+      <w:r>
+        <w:rPr>
+          <w:rFonts w:ascii="Nirmala UI" w:hAnsi="Nirmala UI" w:cs="Nirmala UI"/>
+        </w:rPr>
+        <w:t>ওয়েব</w:t>
+      </w:r>
+      <w:proofErr w:type="spellEnd"/>
+      <w:r>
+        <w:t xml:space="preserve"> </w:t>
+      </w:r>
+      <w:proofErr w:type="spellStart"/>
+      <w:r>
+        <w:rPr>
+          <w:rFonts w:ascii="Nirmala UI" w:hAnsi="Nirmala UI" w:cs="Nirmala UI"/>
+        </w:rPr>
+        <w:t>পেজ</w:t>
+      </w:r>
+      <w:proofErr w:type="spellEnd"/>
+      <w:r>
+        <w:t xml:space="preserve">, </w:t>
+      </w:r>
+      <w:proofErr w:type="spellStart"/>
+      <w:r>
+        <w:rPr>
+          <w:rFonts w:ascii="Nirmala UI" w:hAnsi="Nirmala UI" w:cs="Nirmala UI"/>
+        </w:rPr>
+        <w:t>ফর্ম</w:t>
+      </w:r>
+      <w:proofErr w:type="spellEnd"/>
+      <w:r>
+        <w:t xml:space="preserve"> </w:t>
+      </w:r>
+      <w:proofErr w:type="spellStart"/>
+      <w:r>
+        <w:rPr>
+          <w:rFonts w:ascii="Nirmala UI" w:hAnsi="Nirmala UI" w:cs="Nirmala UI"/>
+        </w:rPr>
+        <w:t>বা</w:t>
+      </w:r>
+      <w:proofErr w:type="spellEnd"/>
+      <w:r>
+        <w:t xml:space="preserve"> </w:t>
+      </w:r>
+      <w:proofErr w:type="spellStart"/>
+      <w:r>
+        <w:rPr>
+          <w:rFonts w:ascii="Nirmala UI" w:hAnsi="Nirmala UI" w:cs="Nirmala UI"/>
+        </w:rPr>
+        <w:t>রিপোর্ট</w:t>
+      </w:r>
+      <w:proofErr w:type="spellEnd"/>
+      <w:r>
+        <w:t xml:space="preserve">), </w:t>
+      </w:r>
+      <w:proofErr w:type="spellStart"/>
+      <w:r>
+        <w:rPr>
+          <w:rFonts w:ascii="Nirmala UI" w:hAnsi="Nirmala UI" w:cs="Nirmala UI"/>
+        </w:rPr>
+        <w:t>সেটিই</w:t>
+      </w:r>
+      <w:proofErr w:type="spellEnd"/>
+      <w:r>
+        <w:t xml:space="preserve"> </w:t>
+      </w:r>
+      <w:proofErr w:type="spellStart"/>
+      <w:r>
+        <w:rPr>
+          <w:rFonts w:ascii="Nirmala UI" w:hAnsi="Nirmala UI" w:cs="Nirmala UI"/>
+        </w:rPr>
+        <w:t>হলো</w:t>
+      </w:r>
+      <w:proofErr w:type="spellEnd"/>
+      <w:r>
+        <w:t xml:space="preserve"> </w:t>
+      </w:r>
+      <w:proofErr w:type="spellStart"/>
+      <w:r>
+        <w:rPr>
+          <w:rFonts w:ascii="Nirmala UI" w:hAnsi="Nirmala UI" w:cs="Nirmala UI"/>
+        </w:rPr>
+        <w:lastRenderedPageBreak/>
+        <w:t>ফ্রন্ট</w:t>
+      </w:r>
+      <w:r>
+        <w:t>-</w:t>
+      </w:r>
+      <w:r>
+        <w:rPr>
+          <w:rFonts w:ascii="Nirmala UI" w:hAnsi="Nirmala UI" w:cs="Nirmala UI"/>
+        </w:rPr>
+        <w:t>এন্ড</w:t>
+      </w:r>
+      <w:proofErr w:type="spellEnd"/>
+      <w:r>
+        <w:rPr>
+          <w:rFonts w:ascii="Nirmala UI" w:hAnsi="Nirmala UI" w:cs="Nirmala UI"/>
+        </w:rPr>
+        <w:t>।</w:t>
+      </w:r>
+      <w:r>
+        <w:t xml:space="preserve"> </w:t>
+      </w:r>
+      <w:proofErr w:type="spellStart"/>
+      <w:r>
+        <w:rPr>
+          <w:rFonts w:ascii="Nirmala UI" w:hAnsi="Nirmala UI" w:cs="Nirmala UI"/>
+        </w:rPr>
+        <w:t>এর</w:t>
+      </w:r>
+      <w:proofErr w:type="spellEnd"/>
+      <w:r>
+        <w:t xml:space="preserve"> </w:t>
+      </w:r>
+      <w:proofErr w:type="spellStart"/>
+      <w:r>
+        <w:rPr>
+          <w:rFonts w:ascii="Nirmala UI" w:hAnsi="Nirmala UI" w:cs="Nirmala UI"/>
+        </w:rPr>
+        <w:t>কাজ</w:t>
+      </w:r>
+      <w:proofErr w:type="spellEnd"/>
+      <w:r>
+        <w:t xml:space="preserve"> </w:t>
+      </w:r>
+      <w:proofErr w:type="spellStart"/>
+      <w:r>
+        <w:rPr>
+          <w:rFonts w:ascii="Nirmala UI" w:hAnsi="Nirmala UI" w:cs="Nirmala UI"/>
+        </w:rPr>
+        <w:t>হলো</w:t>
+      </w:r>
+      <w:proofErr w:type="spellEnd"/>
+      <w:r>
+        <w:t xml:space="preserve"> </w:t>
+      </w:r>
+      <w:proofErr w:type="spellStart"/>
+      <w:r>
+        <w:rPr>
+          <w:rFonts w:ascii="Nirmala UI" w:hAnsi="Nirmala UI" w:cs="Nirmala UI"/>
+        </w:rPr>
+        <w:t>ইউজারের</w:t>
+      </w:r>
+      <w:proofErr w:type="spellEnd"/>
+      <w:r>
+        <w:t xml:space="preserve"> </w:t>
+      </w:r>
+      <w:proofErr w:type="spellStart"/>
+      <w:r>
+        <w:rPr>
+          <w:rFonts w:ascii="Nirmala UI" w:hAnsi="Nirmala UI" w:cs="Nirmala UI"/>
+        </w:rPr>
+        <w:t>সাথে</w:t>
+      </w:r>
+      <w:proofErr w:type="spellEnd"/>
+      <w:r>
+        <w:t xml:space="preserve"> </w:t>
+      </w:r>
+      <w:proofErr w:type="spellStart"/>
+      <w:r>
+        <w:rPr>
+          <w:rFonts w:ascii="Nirmala UI" w:hAnsi="Nirmala UI" w:cs="Nirmala UI"/>
+        </w:rPr>
+        <w:t>ইন্টারেক্ট</w:t>
+      </w:r>
+      <w:proofErr w:type="spellEnd"/>
+      <w:r>
+        <w:t xml:space="preserve"> </w:t>
+      </w:r>
+      <w:proofErr w:type="spellStart"/>
+      <w:r>
+        <w:rPr>
+          <w:rFonts w:ascii="Nirmala UI" w:hAnsi="Nirmala UI" w:cs="Nirmala UI"/>
+        </w:rPr>
+        <w:t>করা</w:t>
+      </w:r>
+      <w:proofErr w:type="spellEnd"/>
+      <w:r>
+        <w:t xml:space="preserve"> </w:t>
+      </w:r>
+      <w:proofErr w:type="spellStart"/>
+      <w:r>
+        <w:rPr>
+          <w:rFonts w:ascii="Nirmala UI" w:hAnsi="Nirmala UI" w:cs="Nirmala UI"/>
+        </w:rPr>
+        <w:t>এবং</w:t>
+      </w:r>
+      <w:proofErr w:type="spellEnd"/>
+      <w:r>
+        <w:t xml:space="preserve"> </w:t>
+      </w:r>
+      <w:proofErr w:type="spellStart"/>
+      <w:r>
+        <w:rPr>
+          <w:rFonts w:ascii="Nirmala UI" w:hAnsi="Nirmala UI" w:cs="Nirmala UI"/>
+        </w:rPr>
+        <w:t>ডেটা</w:t>
+      </w:r>
+      <w:proofErr w:type="spellEnd"/>
+      <w:r>
+        <w:t xml:space="preserve"> </w:t>
+      </w:r>
+      <w:proofErr w:type="spellStart"/>
+      <w:r>
+        <w:rPr>
+          <w:rFonts w:ascii="Nirmala UI" w:hAnsi="Nirmala UI" w:cs="Nirmala UI"/>
+        </w:rPr>
+        <w:t>সুন্দরভাবে</w:t>
+      </w:r>
+      <w:proofErr w:type="spellEnd"/>
+      <w:r>
+        <w:t xml:space="preserve"> </w:t>
+      </w:r>
+      <w:proofErr w:type="spellStart"/>
+      <w:r>
+        <w:rPr>
+          <w:rFonts w:ascii="Nirmala UI" w:hAnsi="Nirmala UI" w:cs="Nirmala UI"/>
+        </w:rPr>
+        <w:t>স্ক্রিনে</w:t>
+      </w:r>
+      <w:proofErr w:type="spellEnd"/>
+      <w:r>
+        <w:t xml:space="preserve"> </w:t>
+      </w:r>
+      <w:proofErr w:type="spellStart"/>
+      <w:r>
+        <w:rPr>
+          <w:rFonts w:ascii="Nirmala UI" w:hAnsi="Nirmala UI" w:cs="Nirmala UI"/>
+        </w:rPr>
+        <w:t>দেখানো</w:t>
+      </w:r>
+      <w:proofErr w:type="spellEnd"/>
+      <w:r>
+        <w:rPr>
+          <w:rFonts w:ascii="Nirmala UI" w:hAnsi="Nirmala UI" w:cs="Nirmala UI"/>
+        </w:rPr>
+        <w:t>।</w:t>
+      </w:r>
+    </w:p>
+    <w:p>
+      <w:pPr>
+        <w:pStyle w:val="NormalWeb"/>
+        <w:numPr>
+          <w:ilvl w:val="0"/>
+          <w:numId w:val="10"/>
+        </w:numPr>
+      </w:pPr>
+      <w:r>
+        <w:rPr>
+          <w:b/>
+          <w:bCs/>
+        </w:rPr>
+        <w:t>Back End (</w:t>
+      </w:r>
+      <w:proofErr w:type="spellStart"/>
+      <w:r>
+        <w:rPr>
+          <w:rFonts w:ascii="Nirmala UI" w:hAnsi="Nirmala UI" w:cs="Nirmala UI"/>
+          <w:b/>
+          <w:bCs/>
+        </w:rPr>
+        <w:t>সার্ভার</w:t>
+      </w:r>
+      <w:proofErr w:type="spellEnd"/>
+      <w:r>
+        <w:rPr>
+          <w:b/>
+          <w:bCs/>
+        </w:rPr>
+        <w:t>):</w:t>
+      </w:r>
+      <w:r>
+        <w:t xml:space="preserve"> </w:t>
+      </w:r>
+      <w:proofErr w:type="spellStart"/>
+      <w:r>
+        <w:rPr>
+          <w:rFonts w:ascii="Nirmala UI" w:hAnsi="Nirmala UI" w:cs="Nirmala UI"/>
+        </w:rPr>
+        <w:t>পেছনের</w:t>
+      </w:r>
+      <w:proofErr w:type="spellEnd"/>
+      <w:r>
+        <w:t xml:space="preserve"> </w:t>
+      </w:r>
+      <w:proofErr w:type="spellStart"/>
+      <w:r>
+        <w:rPr>
+          <w:rFonts w:ascii="Nirmala UI" w:hAnsi="Nirmala UI" w:cs="Nirmala UI"/>
+        </w:rPr>
+        <w:t>যে</w:t>
+      </w:r>
+      <w:proofErr w:type="spellEnd"/>
+      <w:r>
+        <w:t xml:space="preserve"> </w:t>
+      </w:r>
+      <w:proofErr w:type="spellStart"/>
+      <w:r>
+        <w:rPr>
+          <w:rFonts w:ascii="Nirmala UI" w:hAnsi="Nirmala UI" w:cs="Nirmala UI"/>
+        </w:rPr>
+        <w:t>মূল</w:t>
+      </w:r>
+      <w:proofErr w:type="spellEnd"/>
+      <w:r>
+        <w:t xml:space="preserve"> </w:t>
+      </w:r>
+      <w:proofErr w:type="spellStart"/>
+      <w:r>
+        <w:rPr>
+          <w:rFonts w:ascii="Nirmala UI" w:hAnsi="Nirmala UI" w:cs="Nirmala UI"/>
+        </w:rPr>
+        <w:t>ইঞ্জিন</w:t>
+      </w:r>
+      <w:proofErr w:type="spellEnd"/>
+      <w:r>
+        <w:t xml:space="preserve"> (</w:t>
+      </w:r>
+      <w:proofErr w:type="spellStart"/>
+      <w:r>
+        <w:rPr>
+          <w:rFonts w:ascii="Nirmala UI" w:hAnsi="Nirmala UI" w:cs="Nirmala UI"/>
+        </w:rPr>
+        <w:t>যেমন</w:t>
+      </w:r>
+      <w:proofErr w:type="spellEnd"/>
+      <w:r>
+        <w:t xml:space="preserve"> Spring Boot </w:t>
+      </w:r>
+      <w:proofErr w:type="spellStart"/>
+      <w:r>
+        <w:rPr>
+          <w:rFonts w:ascii="Nirmala UI" w:hAnsi="Nirmala UI" w:cs="Nirmala UI"/>
+        </w:rPr>
+        <w:t>সার্ভিস</w:t>
+      </w:r>
+      <w:proofErr w:type="spellEnd"/>
+      <w:r>
+        <w:t xml:space="preserve">) </w:t>
+      </w:r>
+      <w:proofErr w:type="spellStart"/>
+      <w:r>
+        <w:rPr>
+          <w:rFonts w:ascii="Nirmala UI" w:hAnsi="Nirmala UI" w:cs="Nirmala UI"/>
+        </w:rPr>
+        <w:t>ডেটাবেসের</w:t>
+      </w:r>
+      <w:proofErr w:type="spellEnd"/>
+      <w:r>
+        <w:t xml:space="preserve"> </w:t>
+      </w:r>
+      <w:proofErr w:type="spellStart"/>
+      <w:r>
+        <w:rPr>
+          <w:rFonts w:ascii="Nirmala UI" w:hAnsi="Nirmala UI" w:cs="Nirmala UI"/>
+        </w:rPr>
+        <w:t>সাথে</w:t>
+      </w:r>
+      <w:proofErr w:type="spellEnd"/>
+      <w:r>
+        <w:t xml:space="preserve"> </w:t>
+      </w:r>
+      <w:proofErr w:type="spellStart"/>
+      <w:r>
+        <w:rPr>
+          <w:rFonts w:ascii="Nirmala UI" w:hAnsi="Nirmala UI" w:cs="Nirmala UI"/>
+        </w:rPr>
+        <w:t>কানেক্ট</w:t>
+      </w:r>
+      <w:proofErr w:type="spellEnd"/>
+      <w:r>
+        <w:t xml:space="preserve"> </w:t>
+      </w:r>
+      <w:proofErr w:type="spellStart"/>
+      <w:r>
+        <w:rPr>
+          <w:rFonts w:ascii="Nirmala UI" w:hAnsi="Nirmala UI" w:cs="Nirmala UI"/>
+        </w:rPr>
+        <w:t>করে</w:t>
+      </w:r>
+      <w:proofErr w:type="spellEnd"/>
+      <w:r>
+        <w:t xml:space="preserve">, </w:t>
+      </w:r>
+      <w:proofErr w:type="spellStart"/>
+      <w:r>
+        <w:rPr>
+          <w:rFonts w:ascii="Nirmala UI" w:hAnsi="Nirmala UI" w:cs="Nirmala UI"/>
+        </w:rPr>
+        <w:t>কুয়েরি</w:t>
+      </w:r>
+      <w:proofErr w:type="spellEnd"/>
+      <w:r>
+        <w:t xml:space="preserve"> </w:t>
+      </w:r>
+      <w:proofErr w:type="spellStart"/>
+      <w:r>
+        <w:rPr>
+          <w:rFonts w:ascii="Nirmala UI" w:hAnsi="Nirmala UI" w:cs="Nirmala UI"/>
+        </w:rPr>
+        <w:t>এক্সিকিউট</w:t>
+      </w:r>
+      <w:proofErr w:type="spellEnd"/>
+      <w:r>
+        <w:t xml:space="preserve"> </w:t>
+      </w:r>
+      <w:proofErr w:type="spellStart"/>
+      <w:r>
+        <w:rPr>
+          <w:rFonts w:ascii="Nirmala UI" w:hAnsi="Nirmala UI" w:cs="Nirmala UI"/>
+        </w:rPr>
+        <w:t>করে</w:t>
+      </w:r>
+      <w:proofErr w:type="spellEnd"/>
+      <w:r>
+        <w:t xml:space="preserve">, </w:t>
+      </w:r>
+      <w:proofErr w:type="spellStart"/>
+      <w:r>
+        <w:rPr>
+          <w:rFonts w:ascii="Nirmala UI" w:hAnsi="Nirmala UI" w:cs="Nirmala UI"/>
+        </w:rPr>
+        <w:t>ডেটা</w:t>
+      </w:r>
+      <w:proofErr w:type="spellEnd"/>
+      <w:r>
+        <w:t xml:space="preserve"> </w:t>
+      </w:r>
+      <w:proofErr w:type="spellStart"/>
+      <w:r>
+        <w:rPr>
+          <w:rFonts w:ascii="Nirmala UI" w:hAnsi="Nirmala UI" w:cs="Nirmala UI"/>
+        </w:rPr>
+        <w:t>অপটিমাইজ</w:t>
+      </w:r>
+      <w:proofErr w:type="spellEnd"/>
+      <w:r>
+        <w:t xml:space="preserve"> </w:t>
+      </w:r>
+      <w:proofErr w:type="spellStart"/>
+      <w:r>
+        <w:rPr>
+          <w:rFonts w:ascii="Nirmala UI" w:hAnsi="Nirmala UI" w:cs="Nirmala UI"/>
+        </w:rPr>
+        <w:t>করে</w:t>
+      </w:r>
+      <w:proofErr w:type="spellEnd"/>
+      <w:r>
+        <w:t xml:space="preserve"> </w:t>
+      </w:r>
+      <w:proofErr w:type="spellStart"/>
+      <w:r>
+        <w:rPr>
+          <w:rFonts w:ascii="Nirmala UI" w:hAnsi="Nirmala UI" w:cs="Nirmala UI"/>
+        </w:rPr>
+        <w:t>এবং</w:t>
+      </w:r>
+      <w:proofErr w:type="spellEnd"/>
+      <w:r>
+        <w:t xml:space="preserve"> </w:t>
+      </w:r>
+      <w:proofErr w:type="spellStart"/>
+      <w:r>
+        <w:rPr>
+          <w:rFonts w:ascii="Nirmala UI" w:hAnsi="Nirmala UI" w:cs="Nirmala UI"/>
+        </w:rPr>
+        <w:t>একই</w:t>
+      </w:r>
+      <w:proofErr w:type="spellEnd"/>
+      <w:r>
+        <w:t xml:space="preserve"> </w:t>
+      </w:r>
+      <w:proofErr w:type="spellStart"/>
+      <w:r>
+        <w:rPr>
+          <w:rFonts w:ascii="Nirmala UI" w:hAnsi="Nirmala UI" w:cs="Nirmala UI"/>
+        </w:rPr>
+        <w:t>সময়ে</w:t>
+      </w:r>
+      <w:proofErr w:type="spellEnd"/>
+      <w:r>
+        <w:t xml:space="preserve"> </w:t>
+      </w:r>
+      <w:proofErr w:type="spellStart"/>
+      <w:r>
+        <w:rPr>
+          <w:rFonts w:ascii="Nirmala UI" w:hAnsi="Nirmala UI" w:cs="Nirmala UI"/>
+        </w:rPr>
+        <w:t>একাধিক</w:t>
+      </w:r>
+      <w:proofErr w:type="spellEnd"/>
+      <w:r>
+        <w:t xml:space="preserve"> </w:t>
+      </w:r>
+      <w:proofErr w:type="spellStart"/>
+      <w:r>
+        <w:rPr>
+          <w:rFonts w:ascii="Nirmala UI" w:hAnsi="Nirmala UI" w:cs="Nirmala UI"/>
+        </w:rPr>
+        <w:t>ইউজারের</w:t>
+      </w:r>
+      <w:proofErr w:type="spellEnd"/>
+      <w:r>
+        <w:t xml:space="preserve"> </w:t>
+      </w:r>
+      <w:proofErr w:type="spellStart"/>
+      <w:r>
+        <w:rPr>
+          <w:rFonts w:ascii="Nirmala UI" w:hAnsi="Nirmala UI" w:cs="Nirmala UI"/>
+        </w:rPr>
+        <w:t>রিকোয়েস্ট</w:t>
+      </w:r>
+      <w:proofErr w:type="spellEnd"/>
+      <w:r>
+        <w:t xml:space="preserve"> (Concurrency) </w:t>
+      </w:r>
+      <w:proofErr w:type="spellStart"/>
+      <w:r>
+        <w:rPr>
+          <w:rFonts w:ascii="Nirmala UI" w:hAnsi="Nirmala UI" w:cs="Nirmala UI"/>
+        </w:rPr>
+        <w:t>ম্যানেজ</w:t>
+      </w:r>
+      <w:proofErr w:type="spellEnd"/>
+      <w:r>
+        <w:t xml:space="preserve"> </w:t>
+      </w:r>
+      <w:proofErr w:type="spellStart"/>
+      <w:r>
+        <w:rPr>
+          <w:rFonts w:ascii="Nirmala UI" w:hAnsi="Nirmala UI" w:cs="Nirmala UI"/>
+        </w:rPr>
+        <w:t>করে</w:t>
+      </w:r>
+      <w:proofErr w:type="spellEnd"/>
+      <w:r>
+        <w:t xml:space="preserve">, </w:t>
+      </w:r>
+      <w:proofErr w:type="spellStart"/>
+      <w:r>
+        <w:rPr>
+          <w:rFonts w:ascii="Nirmala UI" w:hAnsi="Nirmala UI" w:cs="Nirmala UI"/>
+        </w:rPr>
+        <w:t>সেটি</w:t>
+      </w:r>
+      <w:proofErr w:type="spellEnd"/>
+      <w:r>
+        <w:t xml:space="preserve"> </w:t>
+      </w:r>
+      <w:proofErr w:type="spellStart"/>
+      <w:r>
+        <w:rPr>
+          <w:rFonts w:ascii="Nirmala UI" w:hAnsi="Nirmala UI" w:cs="Nirmala UI"/>
+        </w:rPr>
+        <w:t>হলো</w:t>
+      </w:r>
+      <w:proofErr w:type="spellEnd"/>
+      <w:r>
+        <w:t xml:space="preserve"> </w:t>
+      </w:r>
+      <w:proofErr w:type="spellStart"/>
+      <w:r>
+        <w:rPr>
+          <w:rFonts w:ascii="Nirmala UI" w:hAnsi="Nirmala UI" w:cs="Nirmala UI"/>
+        </w:rPr>
+        <w:t>ব্যাক</w:t>
+      </w:r>
+      <w:r>
+        <w:t>-</w:t>
+      </w:r>
+      <w:r>
+        <w:rPr>
+          <w:rFonts w:ascii="Nirmala UI" w:hAnsi="Nirmala UI" w:cs="Nirmala UI"/>
+        </w:rPr>
+        <w:t>এন্ড</w:t>
+      </w:r>
+      <w:proofErr w:type="spellEnd"/>
+      <w:r>
+        <w:rPr>
+          <w:rFonts w:ascii="Nirmala UI" w:hAnsi="Nirmala UI" w:cs="Nirmala UI"/>
+        </w:rPr>
+        <w:t>।</w:t>
+      </w:r>
+    </w:p>
+    <w:p>
+      <w:pPr>
+        <w:pStyle w:val="NormalWeb"/>
+        <w:numPr>
+          <w:ilvl w:val="0"/>
+          <w:numId w:val="10"/>
+        </w:numPr>
+      </w:pPr>
+      <w:r>
+        <w:rPr>
+          <w:b/>
+          <w:bCs/>
+        </w:rPr>
+        <w:t>Interface:</w:t>
+      </w:r>
+      <w:r>
+        <w:t xml:space="preserve"> </w:t>
+      </w:r>
+      <w:proofErr w:type="spellStart"/>
+      <w:r>
+        <w:rPr>
+          <w:rFonts w:ascii="Nirmala UI" w:hAnsi="Nirmala UI" w:cs="Nirmala UI"/>
+        </w:rPr>
+        <w:t>ফ্রন্ট</w:t>
+      </w:r>
+      <w:r>
+        <w:t>-</w:t>
+      </w:r>
+      <w:r>
+        <w:rPr>
+          <w:rFonts w:ascii="Nirmala UI" w:hAnsi="Nirmala UI" w:cs="Nirmala UI"/>
+        </w:rPr>
+        <w:t>এন্ড</w:t>
+      </w:r>
+      <w:proofErr w:type="spellEnd"/>
+      <w:r>
+        <w:t xml:space="preserve"> </w:t>
+      </w:r>
+      <w:proofErr w:type="spellStart"/>
+      <w:r>
+        <w:rPr>
+          <w:rFonts w:ascii="Nirmala UI" w:hAnsi="Nirmala UI" w:cs="Nirmala UI"/>
+        </w:rPr>
+        <w:t>এবং</w:t>
+      </w:r>
+      <w:proofErr w:type="spellEnd"/>
+      <w:r>
+        <w:t xml:space="preserve"> </w:t>
+      </w:r>
+      <w:proofErr w:type="spellStart"/>
+      <w:r>
+        <w:rPr>
+          <w:rFonts w:ascii="Nirmala UI" w:hAnsi="Nirmala UI" w:cs="Nirmala UI"/>
+        </w:rPr>
+        <w:t>ব্যাক</w:t>
+      </w:r>
+      <w:r>
+        <w:t>-</w:t>
+      </w:r>
+      <w:r>
+        <w:rPr>
+          <w:rFonts w:ascii="Nirmala UI" w:hAnsi="Nirmala UI" w:cs="Nirmala UI"/>
+        </w:rPr>
+        <w:t>এন্ড</w:t>
+      </w:r>
+      <w:proofErr w:type="spellEnd"/>
+      <w:r>
+        <w:t xml:space="preserve"> </w:t>
+      </w:r>
+      <w:proofErr w:type="spellStart"/>
+      <w:r>
+        <w:rPr>
+          <w:rFonts w:ascii="Nirmala UI" w:hAnsi="Nirmala UI" w:cs="Nirmala UI"/>
+        </w:rPr>
+        <w:t>সরাসরি</w:t>
+      </w:r>
+      <w:proofErr w:type="spellEnd"/>
+      <w:r>
+        <w:t xml:space="preserve"> </w:t>
+      </w:r>
+      <w:proofErr w:type="spellStart"/>
+      <w:r>
+        <w:rPr>
+          <w:rFonts w:ascii="Nirmala UI" w:hAnsi="Nirmala UI" w:cs="Nirmala UI"/>
+        </w:rPr>
+        <w:t>একে</w:t>
+      </w:r>
+      <w:proofErr w:type="spellEnd"/>
+      <w:r>
+        <w:t xml:space="preserve"> </w:t>
+      </w:r>
+      <w:proofErr w:type="spellStart"/>
+      <w:r>
+        <w:rPr>
+          <w:rFonts w:ascii="Nirmala UI" w:hAnsi="Nirmala UI" w:cs="Nirmala UI"/>
+        </w:rPr>
+        <w:t>অপরের</w:t>
+      </w:r>
+      <w:proofErr w:type="spellEnd"/>
+      <w:r>
+        <w:t xml:space="preserve"> </w:t>
+      </w:r>
+      <w:proofErr w:type="spellStart"/>
+      <w:r>
+        <w:rPr>
+          <w:rFonts w:ascii="Nirmala UI" w:hAnsi="Nirmala UI" w:cs="Nirmala UI"/>
+        </w:rPr>
+        <w:t>ভাষা</w:t>
+      </w:r>
+      <w:proofErr w:type="spellEnd"/>
+      <w:r>
+        <w:t xml:space="preserve"> </w:t>
+      </w:r>
+      <w:proofErr w:type="spellStart"/>
+      <w:r>
+        <w:rPr>
+          <w:rFonts w:ascii="Nirmala UI" w:hAnsi="Nirmala UI" w:cs="Nirmala UI"/>
+        </w:rPr>
+        <w:t>বোঝে</w:t>
+      </w:r>
+      <w:proofErr w:type="spellEnd"/>
+      <w:r>
+        <w:t xml:space="preserve"> </w:t>
+      </w:r>
+      <w:proofErr w:type="spellStart"/>
+      <w:r>
+        <w:rPr>
+          <w:rFonts w:ascii="Nirmala UI" w:hAnsi="Nirmala UI" w:cs="Nirmala UI"/>
+        </w:rPr>
+        <w:t>না</w:t>
+      </w:r>
+      <w:proofErr w:type="spellEnd"/>
+      <w:r>
+        <w:rPr>
+          <w:rFonts w:ascii="Nirmala UI" w:hAnsi="Nirmala UI" w:cs="Nirmala UI"/>
+        </w:rPr>
+        <w:t>।</w:t>
+      </w:r>
+      <w:r>
+        <w:t xml:space="preserve"> </w:t>
+      </w:r>
+      <w:proofErr w:type="spellStart"/>
+      <w:r>
+        <w:rPr>
+          <w:rFonts w:ascii="Nirmala UI" w:hAnsi="Nirmala UI" w:cs="Nirmala UI"/>
+        </w:rPr>
+        <w:t>এদের</w:t>
+      </w:r>
+      <w:proofErr w:type="spellEnd"/>
+      <w:r>
+        <w:t xml:space="preserve"> </w:t>
+      </w:r>
+      <w:proofErr w:type="spellStart"/>
+      <w:r>
+        <w:rPr>
+          <w:rFonts w:ascii="Nirmala UI" w:hAnsi="Nirmala UI" w:cs="Nirmala UI"/>
+        </w:rPr>
+        <w:t>মাঝে</w:t>
+      </w:r>
+      <w:proofErr w:type="spellEnd"/>
+      <w:r>
+        <w:t xml:space="preserve"> </w:t>
+      </w:r>
+      <w:proofErr w:type="spellStart"/>
+      <w:r>
+        <w:rPr>
+          <w:rFonts w:ascii="Nirmala UI" w:hAnsi="Nirmala UI" w:cs="Nirmala UI"/>
+        </w:rPr>
+        <w:t>যোগাযোগ</w:t>
+      </w:r>
+      <w:proofErr w:type="spellEnd"/>
+      <w:r>
+        <w:t xml:space="preserve"> </w:t>
+      </w:r>
+      <w:proofErr w:type="spellStart"/>
+      <w:r>
+        <w:rPr>
+          <w:rFonts w:ascii="Nirmala UI" w:hAnsi="Nirmala UI" w:cs="Nirmala UI"/>
+        </w:rPr>
+        <w:t>করিয়ে</w:t>
+      </w:r>
+      <w:proofErr w:type="spellEnd"/>
+      <w:r>
+        <w:t xml:space="preserve"> </w:t>
+      </w:r>
+      <w:proofErr w:type="spellStart"/>
+      <w:r>
+        <w:rPr>
+          <w:rFonts w:ascii="Nirmala UI" w:hAnsi="Nirmala UI" w:cs="Nirmala UI"/>
+        </w:rPr>
+        <w:t>দেওয়ার</w:t>
+      </w:r>
+      <w:proofErr w:type="spellEnd"/>
+      <w:r>
+        <w:t xml:space="preserve"> </w:t>
+      </w:r>
+      <w:proofErr w:type="spellStart"/>
+      <w:r>
+        <w:rPr>
+          <w:rFonts w:ascii="Nirmala UI" w:hAnsi="Nirmala UI" w:cs="Nirmala UI"/>
+        </w:rPr>
+        <w:t>জন্য</w:t>
+      </w:r>
+      <w:proofErr w:type="spellEnd"/>
+      <w:r>
+        <w:t xml:space="preserve"> SQL, </w:t>
+      </w:r>
+      <w:proofErr w:type="spellStart"/>
+      <w:r>
+        <w:rPr>
+          <w:rFonts w:ascii="Nirmala UI" w:hAnsi="Nirmala UI" w:cs="Nirmala UI"/>
+        </w:rPr>
+        <w:t>অথবা</w:t>
+      </w:r>
+      <w:proofErr w:type="spellEnd"/>
+      <w:r>
+        <w:t xml:space="preserve"> JDBC/ODBC-</w:t>
+      </w:r>
+      <w:proofErr w:type="spellStart"/>
+      <w:r>
+        <w:rPr>
+          <w:rFonts w:ascii="Nirmala UI" w:hAnsi="Nirmala UI" w:cs="Nirmala UI"/>
+        </w:rPr>
+        <w:t>এর</w:t>
+      </w:r>
+      <w:proofErr w:type="spellEnd"/>
+      <w:r>
+        <w:t xml:space="preserve"> </w:t>
+      </w:r>
+      <w:proofErr w:type="spellStart"/>
+      <w:r>
+        <w:rPr>
+          <w:rFonts w:ascii="Nirmala UI" w:hAnsi="Nirmala UI" w:cs="Nirmala UI"/>
+        </w:rPr>
+        <w:t>মতো</w:t>
+      </w:r>
+      <w:proofErr w:type="spellEnd"/>
+      <w:r>
+        <w:t xml:space="preserve"> </w:t>
+      </w:r>
+      <w:proofErr w:type="spellStart"/>
+      <w:r>
+        <w:rPr>
+          <w:rFonts w:ascii="Nirmala UI" w:hAnsi="Nirmala UI" w:cs="Nirmala UI"/>
+        </w:rPr>
+        <w:t>মাধ্যম</w:t>
+      </w:r>
+      <w:proofErr w:type="spellEnd"/>
+      <w:r>
+        <w:t xml:space="preserve"> </w:t>
+      </w:r>
+      <w:proofErr w:type="spellStart"/>
+      <w:r>
+        <w:rPr>
+          <w:rFonts w:ascii="Nirmala UI" w:hAnsi="Nirmala UI" w:cs="Nirmala UI"/>
+        </w:rPr>
+        <w:t>ব্যবহার</w:t>
+      </w:r>
+      <w:proofErr w:type="spellEnd"/>
+      <w:r>
+        <w:t xml:space="preserve"> </w:t>
+      </w:r>
+      <w:proofErr w:type="spellStart"/>
+      <w:r>
+        <w:rPr>
+          <w:rFonts w:ascii="Nirmala UI" w:hAnsi="Nirmala UI" w:cs="Nirmala UI"/>
+        </w:rPr>
+        <w:t>করা</w:t>
+      </w:r>
+      <w:proofErr w:type="spellEnd"/>
+      <w:r>
+        <w:t xml:space="preserve"> </w:t>
+      </w:r>
+      <w:proofErr w:type="spellStart"/>
+      <w:r>
+        <w:rPr>
+          <w:rFonts w:ascii="Nirmala UI" w:hAnsi="Nirmala UI" w:cs="Nirmala UI"/>
+        </w:rPr>
+        <w:t>হয়</w:t>
+      </w:r>
+      <w:proofErr w:type="spellEnd"/>
+      <w:r>
+        <w:rPr>
+          <w:rFonts w:ascii="Nirmala UI" w:hAnsi="Nirmala UI" w:cs="Nirmala UI"/>
+        </w:rPr>
+        <w:t>।</w:t>
+      </w:r>
+    </w:p>
+    <w:p>
+      <w:pPr>
+        <w:pStyle w:val="NormalWeb"/>
+      </w:pPr>
+      <w:r>
+        <w:rPr>
+          <w:b/>
+          <w:bCs/>
+        </w:rPr>
+        <w:t>1. Client-Server Systems</w:t>
+      </w:r>
+      <w:r>
+        <w:t xml:space="preserve"> Database functionality in a client-server architecture can be broadly divided into two main parts:</w:t>
+      </w:r>
+    </w:p>
+    <w:p>
+      <w:pPr>
+        <w:pStyle w:val="NormalWeb"/>
+        <w:numPr>
+          <w:ilvl w:val="0"/>
+          <w:numId w:val="11"/>
+        </w:numPr>
+      </w:pPr>
+      <w:r>
+        <w:rPr>
+          <w:b/>
+          <w:bCs/>
+        </w:rPr>
+        <w:t>Front end:</w:t>
+      </w:r>
+      <w:r>
+        <w:t xml:space="preserve"> This part interacts directly with the user. It consists of tools such as forms, report writers, and graphical user interface (GUI) facilities.</w:t>
+      </w:r>
+    </w:p>
+    <w:p>
+      <w:pPr>
+        <w:pStyle w:val="NormalWeb"/>
+        <w:numPr>
+          <w:ilvl w:val="0"/>
+          <w:numId w:val="11"/>
+        </w:numPr>
+      </w:pPr>
+      <w:r>
+        <w:rPr>
+          <w:b/>
+          <w:bCs/>
+        </w:rPr>
+        <w:t>Back end:</w:t>
+      </w:r>
+      <w:r>
+        <w:t xml:space="preserve"> This part handles the core database operations. It manages access structures, query evaluation and optimization, concurrency control, and recovery mechanisms.</w:t>
+      </w:r>
+    </w:p>
+    <w:p>
+      <w:pPr>
+        <w:pStyle w:val="NormalWeb"/>
+        <w:numPr>
+          <w:ilvl w:val="0"/>
+          <w:numId w:val="11"/>
+        </w:numPr>
+      </w:pPr>
+      <w:r>
+        <w:rPr>
+          <w:b/>
+          <w:bCs/>
+        </w:rPr>
+        <w:t>Interface:</w:t>
+      </w:r>
+      <w:r>
+        <w:t xml:space="preserve"> The communication between the front end and the back end is established through SQL or an application program. Standard APIs such as </w:t>
+      </w:r>
+      <w:r>
+        <w:rPr>
+          <w:b/>
+          <w:bCs/>
+        </w:rPr>
+        <w:t>ODBC</w:t>
+      </w:r>
+      <w:r>
+        <w:t xml:space="preserve"> and </w:t>
+      </w:r>
+      <w:r>
+        <w:rPr>
+          <w:b/>
+          <w:bCs/>
+        </w:rPr>
+        <w:t>JDBC</w:t>
+      </w:r>
+      <w:r>
+        <w:t xml:space="preserve"> were developed to interface clients with servers efficiently.</w:t>
+      </w:r>
+    </w:p>
+    <w:p>
+      <w:pPr>
+        <w:pStyle w:val="NormalWeb"/>
+      </w:pPr>
+    </w:p>
+    <w:p>
+      <w:pPr>
+        <w:pStyle w:val="NormalWeb"/>
+      </w:pPr>
+      <w:r>
+        <w:rPr>
+          <w:noProof/>
+        </w:rPr>
+        <w:drawing>
+          <wp:inline distT="0" distB="0" distL="0" distR="0">
+            <wp:extent cx="5225821" cy="2755900"/>
+            <wp:effectExtent l="0" t="0" r="0" b="6350"/>
+            <wp:docPr id="2" name="Picture 2"/>
+            <wp:cNvGraphicFramePr>
+              <a:graphicFrameLocks xmlns:a="http://schemas.openxmlformats.org/drawingml/2006/main" noChangeAspect="1"/>
+            </wp:cNvGraphicFramePr>
+            <a:graphic xmlns:a="http://schemas.openxmlformats.org/drawingml/2006/main">
+              <a:graphicData uri="http://schemas.openxmlformats.org/drawingml/2006/picture">
+                <pic:pic xmlns:pic="http://schemas.openxmlformats.org/drawingml/2006/picture">
+                  <pic:nvPicPr>
+                    <pic:cNvPr id="2" name="Screenshot_2.png"/>
+                    <pic:cNvPicPr/>
+                  </pic:nvPicPr>
+                  <pic:blipFill>
+                    <a:blip r:embed="rId8">
+                      <a:extLst>
+                        <a:ext uri="{28A0092B-C50C-407E-A947-70E740481C1C}">
+                          <a14:useLocalDpi xmlns:a14="http://schemas.microsoft.com/office/drawing/2010/main" val="0"/>
+                        </a:ext>
+                      </a:extLst>
+                    </a:blip>
+                    <a:stretch>
+                      <a:fillRect/>
+                    </a:stretch>
+                  </pic:blipFill>
+                  <pic:spPr>
+                    <a:xfrm>
+                      <a:off x="0" y="0"/>
+                      <a:ext cx="5238159" cy="2762407"/>
+                    </a:xfrm>
+                    <a:prstGeom prst="rect">
+                      <a:avLst/>
+                    </a:prstGeom>
+                  </pic:spPr>
+                </pic:pic>
+              </a:graphicData>
+            </a:graphic>
+          </wp:inline>
+        </w:drawing>
+      </w:r>
+    </w:p>
+    <w:p>
+      <w:pPr>
+        <w:pStyle w:val="Heading3"/>
+        <w:rPr>
+          <w:color w:val="FF0000"/>
+        </w:rPr>
+      </w:pPr>
+      <w:proofErr w:type="spellStart"/>
+      <w:r>
+        <w:rPr>
+          <w:rFonts w:ascii="Nirmala UI" w:hAnsi="Nirmala UI" w:cs="Nirmala UI"/>
+          <w:color w:val="FF0000"/>
+        </w:rPr>
+        <w:t>কনসেপ্ট</w:t>
+      </w:r>
+      <w:proofErr w:type="spellEnd"/>
+      <w:r>
+        <w:rPr>
+          <w:color w:val="FF0000"/>
+        </w:rPr>
+        <w:t xml:space="preserve"> (Real-world Analogy)</w:t>
+      </w:r>
+    </w:p>
+    <w:p>
+      <w:pPr>
+        <w:pStyle w:val="NormalWeb"/>
+        <w:rPr>
+          <w:color w:val="FF0000"/>
+        </w:rPr>
+      </w:pPr>
+      <w:r>
+        <w:rPr>
+          <w:rFonts w:ascii="Nirmala UI" w:hAnsi="Nirmala UI" w:cs="Nirmala UI"/>
+          <w:b/>
+          <w:bCs/>
+          <w:color w:val="FF0000"/>
+        </w:rPr>
+        <w:t>১</w:t>
+      </w:r>
+      <w:r>
+        <w:rPr>
+          <w:b/>
+          <w:bCs/>
+          <w:color w:val="FF0000"/>
+        </w:rPr>
+        <w:t>. Transaction Server-</w:t>
+      </w:r>
+      <w:proofErr w:type="spellStart"/>
+      <w:r>
+        <w:rPr>
+          <w:rFonts w:ascii="Nirmala UI" w:hAnsi="Nirmala UI" w:cs="Nirmala UI"/>
+          <w:b/>
+          <w:bCs/>
+          <w:color w:val="FF0000"/>
+        </w:rPr>
+        <w:t>এর</w:t>
+      </w:r>
+      <w:proofErr w:type="spellEnd"/>
+      <w:r>
+        <w:rPr>
+          <w:b/>
+          <w:bCs/>
+          <w:color w:val="FF0000"/>
+        </w:rPr>
+        <w:t xml:space="preserve"> </w:t>
+      </w:r>
+      <w:proofErr w:type="spellStart"/>
+      <w:r>
+        <w:rPr>
+          <w:rFonts w:ascii="Nirmala UI" w:hAnsi="Nirmala UI" w:cs="Nirmala UI"/>
+          <w:b/>
+          <w:bCs/>
+          <w:color w:val="FF0000"/>
+        </w:rPr>
+        <w:t>ভেতরের</w:t>
+      </w:r>
+      <w:proofErr w:type="spellEnd"/>
+      <w:r>
+        <w:rPr>
+          <w:b/>
+          <w:bCs/>
+          <w:color w:val="FF0000"/>
+        </w:rPr>
+        <w:t xml:space="preserve"> </w:t>
+      </w:r>
+      <w:proofErr w:type="spellStart"/>
+      <w:r>
+        <w:rPr>
+          <w:rFonts w:ascii="Nirmala UI" w:hAnsi="Nirmala UI" w:cs="Nirmala UI"/>
+          <w:b/>
+          <w:bCs/>
+          <w:color w:val="FF0000"/>
+        </w:rPr>
+        <w:t>কাজ</w:t>
+      </w:r>
+      <w:proofErr w:type="spellEnd"/>
+      <w:r>
+        <w:rPr>
+          <w:b/>
+          <w:bCs/>
+          <w:color w:val="FF0000"/>
+        </w:rPr>
+        <w:t>:</w:t>
+      </w:r>
+    </w:p>
+    <w:p>
+      <w:pPr>
+        <w:pStyle w:val="NormalWeb"/>
+        <w:ind w:left="720"/>
+      </w:pPr>
+      <w:r>
+        <w:rPr>
+          <w:noProof/>
+        </w:rPr>
+        <w:lastRenderedPageBreak/>
+        <w:drawing>
+          <wp:inline distT="0" distB="0" distL="0" distR="0">
+            <wp:extent cx="4394200" cy="3559231"/>
+            <wp:effectExtent l="0" t="0" r="6350" b="3175"/>
+            <wp:docPr id="3" name="Picture 3"/>
+            <wp:cNvGraphicFramePr>
+              <a:graphicFrameLocks xmlns:a="http://schemas.openxmlformats.org/drawingml/2006/main" noChangeAspect="1"/>
+            </wp:cNvGraphicFramePr>
+            <a:graphic xmlns:a="http://schemas.openxmlformats.org/drawingml/2006/main">
+              <a:graphicData uri="http://schemas.openxmlformats.org/drawingml/2006/picture">
+                <pic:pic xmlns:pic="http://schemas.openxmlformats.org/drawingml/2006/picture">
+                  <pic:nvPicPr>
+                    <pic:cNvPr id="3" name="Screenshot_1.png"/>
+                    <pic:cNvPicPr/>
+                  </pic:nvPicPr>
+                  <pic:blipFill>
+                    <a:blip r:embed="rId9">
+                      <a:extLst>
+                        <a:ext uri="{28A0092B-C50C-407E-A947-70E740481C1C}">
+                          <a14:useLocalDpi xmlns:a14="http://schemas.microsoft.com/office/drawing/2010/main" val="0"/>
+                        </a:ext>
+                      </a:extLst>
+                    </a:blip>
+                    <a:stretch>
+                      <a:fillRect/>
+                    </a:stretch>
+                  </pic:blipFill>
+                  <pic:spPr>
+                    <a:xfrm>
+                      <a:off x="0" y="0"/>
+                      <a:ext cx="4401884" cy="3565455"/>
+                    </a:xfrm>
+                    <a:prstGeom prst="rect">
+                      <a:avLst/>
+                    </a:prstGeom>
+                  </pic:spPr>
+                </pic:pic>
+              </a:graphicData>
+            </a:graphic>
+          </wp:inline>
+        </w:drawing>
+      </w:r>
+    </w:p>
+    <w:p>
+      <w:pPr>
+        <w:pStyle w:val="NormalWeb"/>
+      </w:pPr>
+      <w:r>
+        <w:rPr>
+          <w:b/>
+          <w:bCs/>
+        </w:rPr>
+        <w:t>1. Processes in a Transaction Server System</w:t>
+      </w:r>
+      <w:r>
+        <w:t xml:space="preserve"> A typical transaction-server system today consists of multiple processes accessing data in shared memory.</w:t>
+      </w:r>
+    </w:p>
+    <w:p>
+      <w:pPr>
+        <w:pStyle w:val="NormalWeb"/>
+        <w:numPr>
+          <w:ilvl w:val="0"/>
+          <w:numId w:val="13"/>
+        </w:numPr>
+      </w:pPr>
+      <w:r>
+        <w:rPr>
+          <w:b/>
+          <w:bCs/>
+        </w:rPr>
+        <w:t>Server processes:</w:t>
+      </w:r>
+      <w:r>
+        <w:t xml:space="preserve"> These are processes that receive user queries (transactions), execute them, and send the results back.</w:t>
+      </w:r>
+    </w:p>
+    <w:p>
+      <w:pPr>
+        <w:pStyle w:val="NormalWeb"/>
+        <w:numPr>
+          <w:ilvl w:val="0"/>
+          <w:numId w:val="13"/>
+        </w:numPr>
+      </w:pPr>
+      <w:r>
+        <w:rPr>
+          <w:b/>
+          <w:bCs/>
+        </w:rPr>
+        <w:t>Lock manager process:</w:t>
+      </w:r>
+      <w:r>
+        <w:t xml:space="preserve"> This process implements lock manager functionality, which includes lock grant, lock release, and deadlock detection.</w:t>
+      </w:r>
+    </w:p>
+    <w:p>
+      <w:pPr>
+        <w:pStyle w:val="NormalWeb"/>
+        <w:numPr>
+          <w:ilvl w:val="0"/>
+          <w:numId w:val="13"/>
+        </w:numPr>
+      </w:pPr>
+      <w:r>
+        <w:rPr>
+          <w:b/>
+          <w:bCs/>
+        </w:rPr>
+        <w:t>Database writer process:</w:t>
+      </w:r>
+      <w:r>
+        <w:t xml:space="preserve"> There are one or more processes that output modified buffer blocks back to disk on a continuous basis.</w:t>
+      </w:r>
+    </w:p>
+    <w:p>
+      <w:pPr>
+        <w:pStyle w:val="NormalWeb"/>
+        <w:numPr>
+          <w:ilvl w:val="0"/>
+          <w:numId w:val="13"/>
+        </w:numPr>
+      </w:pPr>
+      <w:r>
+        <w:rPr>
+          <w:b/>
+          <w:bCs/>
+        </w:rPr>
+        <w:t>Log writer process:</w:t>
+      </w:r>
+      <w:r>
+        <w:t xml:space="preserve"> This process outputs log records from the log record buffer to stable storage.</w:t>
+      </w:r>
+    </w:p>
+    <w:p>
+      <w:pPr>
+        <w:pStyle w:val="NormalWeb"/>
+        <w:numPr>
+          <w:ilvl w:val="0"/>
+          <w:numId w:val="13"/>
+        </w:numPr>
+      </w:pPr>
+      <w:r>
+        <w:rPr>
+          <w:b/>
+          <w:bCs/>
+        </w:rPr>
+        <w:t>Checkpoint process:</w:t>
+      </w:r>
+      <w:r>
+        <w:t xml:space="preserve"> This process performs periodic checkpoints. It consults the log to determine those transactions that need to be redone or undone.</w:t>
+      </w:r>
+    </w:p>
+    <w:p>
+      <w:pPr>
+        <w:pStyle w:val="NormalWeb"/>
+        <w:numPr>
+          <w:ilvl w:val="0"/>
+          <w:numId w:val="13"/>
+        </w:numPr>
+      </w:pPr>
+      <w:r>
+        <w:rPr>
+          <w:b/>
+          <w:bCs/>
+        </w:rPr>
+        <w:t>Process monitor process:</w:t>
+      </w:r>
+      <w:r>
+        <w:t xml:space="preserve"> This process monitors other processes, and if any of them fails, it takes recovery actions for the process.</w:t>
+      </w:r>
+    </w:p>
+    <w:p>
+      <w:pPr>
+        <w:pStyle w:val="NormalWeb"/>
+        <w:rPr>
+          <w:b/>
+          <w:color w:val="FF0000"/>
+        </w:rPr>
+      </w:pPr>
+      <w:r>
+        <w:rPr>
+          <w:b/>
+          <w:bCs/>
+          <w:color w:val="FF0000"/>
+        </w:rPr>
+        <w:t>2. Data-Server Systems</w:t>
+      </w:r>
+    </w:p>
+    <w:p>
+      <w:pPr>
+        <w:pStyle w:val="pdq2pgselectionanchorcontainer"/>
+      </w:pPr>
+      <w:r>
+        <w:rPr>
+          <w:rStyle w:val="Strong"/>
+        </w:rPr>
+        <w:t>Data-server systems</w:t>
+      </w:r>
+      <w:r>
+        <w:t xml:space="preserve"> allow clients to request servers to </w:t>
+      </w:r>
+      <w:r>
+        <w:rPr>
+          <w:rStyle w:val="Strong"/>
+        </w:rPr>
+        <w:t>read or update data</w:t>
+      </w:r>
+      <w:r>
+        <w:t xml:space="preserve"> in units such as files, pages, tuples, or objects. They provide raw data to clients and reduce communication by </w:t>
+      </w:r>
+      <w:r>
+        <w:rPr>
+          <w:rStyle w:val="Strong"/>
+        </w:rPr>
+        <w:t>caching data and locks at the client side</w:t>
+      </w:r>
+      <w:r>
+        <w:t xml:space="preserve">. Database data-server systems also provide </w:t>
+      </w:r>
+      <w:r>
+        <w:rPr>
+          <w:rStyle w:val="Strong"/>
+        </w:rPr>
+        <w:t>indexing and transaction facilities</w:t>
+      </w:r>
+      <w:r>
+        <w:t xml:space="preserve"> to maintain data consistency even if a client or process fails. They are mainly used in </w:t>
+      </w:r>
+      <w:r>
+        <w:rPr>
+          <w:rStyle w:val="Strong"/>
+        </w:rPr>
+        <w:t>LAN environments</w:t>
+      </w:r>
+      <w:r>
+        <w:t>, where clients and servers are connected through high-speed networks.</w:t>
+      </w:r>
+      <w:r>
+        <w:br/>
+      </w:r>
+      <w:r>
+        <w:br/>
+      </w:r>
+      <w:r>
+        <w:rPr>
+          <w:b/>
+          <w:bCs/>
+        </w:rPr>
+        <w:lastRenderedPageBreak/>
+        <w:t>Data-server systems</w:t>
+      </w:r>
+      <w:r>
+        <w:t xml:space="preserve"> </w:t>
+      </w:r>
+      <w:proofErr w:type="spellStart"/>
+      <w:r>
+        <w:rPr>
+          <w:rFonts w:ascii="Nirmala UI" w:hAnsi="Nirmala UI" w:cs="Nirmala UI"/>
+        </w:rPr>
+        <w:t>এমন</w:t>
+      </w:r>
+      <w:proofErr w:type="spellEnd"/>
+      <w:r>
+        <w:t xml:space="preserve"> </w:t>
+      </w:r>
+      <w:proofErr w:type="spellStart"/>
+      <w:r>
+        <w:rPr>
+          <w:rFonts w:ascii="Nirmala UI" w:hAnsi="Nirmala UI" w:cs="Nirmala UI"/>
+        </w:rPr>
+        <w:t>একটি</w:t>
+      </w:r>
+      <w:proofErr w:type="spellEnd"/>
+      <w:r>
+        <w:t xml:space="preserve"> </w:t>
+      </w:r>
+      <w:proofErr w:type="spellStart"/>
+      <w:r>
+        <w:rPr>
+          <w:rFonts w:ascii="Nirmala UI" w:hAnsi="Nirmala UI" w:cs="Nirmala UI"/>
+        </w:rPr>
+        <w:t>ব্যবস্থা</w:t>
+      </w:r>
+      <w:proofErr w:type="spellEnd"/>
+      <w:r>
+        <w:t xml:space="preserve"> </w:t>
+      </w:r>
+      <w:proofErr w:type="spellStart"/>
+      <w:r>
+        <w:rPr>
+          <w:rFonts w:ascii="Nirmala UI" w:hAnsi="Nirmala UI" w:cs="Nirmala UI"/>
+        </w:rPr>
+        <w:t>যেখানে</w:t>
+      </w:r>
+      <w:proofErr w:type="spellEnd"/>
+      <w:r>
+        <w:t xml:space="preserve"> </w:t>
+      </w:r>
+      <w:r>
+        <w:rPr>
+          <w:b/>
+          <w:bCs/>
+        </w:rPr>
+        <w:t>client</w:t>
+      </w:r>
+      <w:r>
+        <w:t>, server-</w:t>
+      </w:r>
+      <w:proofErr w:type="spellStart"/>
+      <w:r>
+        <w:rPr>
+          <w:rFonts w:ascii="Nirmala UI" w:hAnsi="Nirmala UI" w:cs="Nirmala UI"/>
+        </w:rPr>
+        <w:t>এর</w:t>
+      </w:r>
+      <w:proofErr w:type="spellEnd"/>
+      <w:r>
+        <w:t xml:space="preserve"> </w:t>
+      </w:r>
+      <w:proofErr w:type="spellStart"/>
+      <w:r>
+        <w:rPr>
+          <w:rFonts w:ascii="Nirmala UI" w:hAnsi="Nirmala UI" w:cs="Nirmala UI"/>
+        </w:rPr>
+        <w:t>কাছে</w:t>
+      </w:r>
+      <w:proofErr w:type="spellEnd"/>
+      <w:r>
+        <w:t xml:space="preserve"> </w:t>
+      </w:r>
+      <w:r>
+        <w:rPr>
+          <w:b/>
+          <w:bCs/>
+        </w:rPr>
+        <w:t xml:space="preserve">data read </w:t>
+      </w:r>
+      <w:proofErr w:type="spellStart"/>
+      <w:r>
+        <w:rPr>
+          <w:rFonts w:ascii="Nirmala UI" w:hAnsi="Nirmala UI" w:cs="Nirmala UI"/>
+          <w:b/>
+          <w:bCs/>
+        </w:rPr>
+        <w:t>বা</w:t>
+      </w:r>
+      <w:proofErr w:type="spellEnd"/>
+      <w:r>
+        <w:rPr>
+          <w:b/>
+          <w:bCs/>
+        </w:rPr>
+        <w:t xml:space="preserve"> update </w:t>
+      </w:r>
+      <w:proofErr w:type="spellStart"/>
+      <w:r>
+        <w:rPr>
+          <w:rFonts w:ascii="Nirmala UI" w:hAnsi="Nirmala UI" w:cs="Nirmala UI"/>
+          <w:b/>
+          <w:bCs/>
+        </w:rPr>
+        <w:t>করার</w:t>
+      </w:r>
+      <w:proofErr w:type="spellEnd"/>
+      <w:r>
+        <w:rPr>
+          <w:b/>
+          <w:bCs/>
+        </w:rPr>
+        <w:t xml:space="preserve"> request</w:t>
+      </w:r>
+      <w:r>
+        <w:t xml:space="preserve"> </w:t>
+      </w:r>
+      <w:proofErr w:type="spellStart"/>
+      <w:r>
+        <w:rPr>
+          <w:rFonts w:ascii="Nirmala UI" w:hAnsi="Nirmala UI" w:cs="Nirmala UI"/>
+        </w:rPr>
+        <w:t>পাঠায়</w:t>
+      </w:r>
+      <w:proofErr w:type="spellEnd"/>
+      <w:r>
+        <w:rPr>
+          <w:rFonts w:ascii="Nirmala UI" w:hAnsi="Nirmala UI" w:cs="Nirmala UI"/>
+        </w:rPr>
+        <w:t>।</w:t>
+      </w:r>
+      <w:r>
+        <w:t xml:space="preserve"> Data </w:t>
+      </w:r>
+      <w:proofErr w:type="spellStart"/>
+      <w:r>
+        <w:rPr>
+          <w:rFonts w:ascii="Nirmala UI" w:hAnsi="Nirmala UI" w:cs="Nirmala UI"/>
+        </w:rPr>
+        <w:t>সাধারণত</w:t>
+      </w:r>
+      <w:proofErr w:type="spellEnd"/>
+      <w:r>
+        <w:t xml:space="preserve"> </w:t>
+      </w:r>
+      <w:r>
+        <w:rPr>
+          <w:b/>
+          <w:bCs/>
+        </w:rPr>
+        <w:t xml:space="preserve">file, page, tuple </w:t>
+      </w:r>
+      <w:proofErr w:type="spellStart"/>
+      <w:r>
+        <w:rPr>
+          <w:rFonts w:ascii="Nirmala UI" w:hAnsi="Nirmala UI" w:cs="Nirmala UI"/>
+          <w:b/>
+          <w:bCs/>
+        </w:rPr>
+        <w:t>বা</w:t>
+      </w:r>
+      <w:proofErr w:type="spellEnd"/>
+      <w:r>
+        <w:rPr>
+          <w:b/>
+          <w:bCs/>
+        </w:rPr>
+        <w:t xml:space="preserve"> object</w:t>
+      </w:r>
+      <w:r>
+        <w:t xml:space="preserve"> </w:t>
+      </w:r>
+      <w:proofErr w:type="spellStart"/>
+      <w:r>
+        <w:rPr>
+          <w:rFonts w:ascii="Nirmala UI" w:hAnsi="Nirmala UI" w:cs="Nirmala UI"/>
+        </w:rPr>
+        <w:t>আকারে</w:t>
+      </w:r>
+      <w:proofErr w:type="spellEnd"/>
+      <w:r>
+        <w:t xml:space="preserve"> </w:t>
+      </w:r>
+      <w:proofErr w:type="spellStart"/>
+      <w:r>
+        <w:rPr>
+          <w:rFonts w:ascii="Nirmala UI" w:hAnsi="Nirmala UI" w:cs="Nirmala UI"/>
+        </w:rPr>
+        <w:t>থাকে</w:t>
+      </w:r>
+      <w:proofErr w:type="spellEnd"/>
+      <w:r>
+        <w:rPr>
+          <w:rFonts w:ascii="Nirmala UI" w:hAnsi="Nirmala UI" w:cs="Nirmala UI"/>
+        </w:rPr>
+        <w:t>।</w:t>
+      </w:r>
+    </w:p>
+    <w:p>
+      <w:pPr>
+        <w:spacing w:before="100" w:beforeAutospacing="1" w:after="100" w:afterAutospacing="1" w:line="240" w:lineRule="auto"/>
+        <w:rPr>
+          <w:rFonts w:ascii="Times New Roman" w:eastAsia="Times New Roman" w:hAnsi="Times New Roman" w:cs="Times New Roman"/>
+          <w:sz w:val="24"/>
+          <w:szCs w:val="24"/>
+        </w:rPr>
+      </w:pPr>
+      <w:proofErr w:type="spellStart"/>
+      <w:r>
+        <w:rPr>
+          <w:rFonts w:ascii="Nirmala UI" w:eastAsia="Times New Roman" w:hAnsi="Nirmala UI" w:cs="Nirmala UI"/>
+          <w:sz w:val="24"/>
+          <w:szCs w:val="24"/>
+        </w:rPr>
+        <w:t>এগুলো</w:t>
+      </w:r>
+      <w:proofErr w:type="spellEnd"/>
+      <w:r>
+        <w:rPr>
+          <w:rFonts w:ascii="Times New Roman" w:eastAsia="Times New Roman" w:hAnsi="Times New Roman" w:cs="Times New Roman"/>
+          <w:sz w:val="24"/>
+          <w:szCs w:val="24"/>
+        </w:rPr>
+        <w:t xml:space="preserve"> client-</w:t>
+      </w:r>
+      <w:proofErr w:type="spellStart"/>
+      <w:r>
+        <w:rPr>
+          <w:rFonts w:ascii="Nirmala UI" w:eastAsia="Times New Roman" w:hAnsi="Nirmala UI" w:cs="Nirmala UI"/>
+          <w:sz w:val="24"/>
+          <w:szCs w:val="24"/>
+        </w:rPr>
+        <w:t>কে</w:t>
+      </w:r>
+      <w:proofErr w:type="spellEnd"/>
+      <w:r>
+        <w:rPr>
+          <w:rFonts w:ascii="Times New Roman" w:eastAsia="Times New Roman" w:hAnsi="Times New Roman" w:cs="Times New Roman"/>
+          <w:sz w:val="24"/>
+          <w:szCs w:val="24"/>
+        </w:rPr>
+        <w:t xml:space="preserve"> </w:t>
+      </w:r>
+      <w:r>
+        <w:rPr>
+          <w:rFonts w:ascii="Times New Roman" w:eastAsia="Times New Roman" w:hAnsi="Times New Roman" w:cs="Times New Roman"/>
+          <w:b/>
+          <w:bCs/>
+          <w:sz w:val="24"/>
+          <w:szCs w:val="24"/>
+        </w:rPr>
+        <w:t>raw data</w:t>
+      </w:r>
+      <w:r>
+        <w:rPr>
+          <w:rFonts w:ascii="Times New Roman" w:eastAsia="Times New Roman" w:hAnsi="Times New Roman" w:cs="Times New Roman"/>
+          <w:sz w:val="24"/>
+          <w:szCs w:val="24"/>
+        </w:rPr>
+        <w:t xml:space="preserve"> </w:t>
+      </w:r>
+      <w:proofErr w:type="spellStart"/>
+      <w:r>
+        <w:rPr>
+          <w:rFonts w:ascii="Nirmala UI" w:eastAsia="Times New Roman" w:hAnsi="Nirmala UI" w:cs="Nirmala UI"/>
+          <w:sz w:val="24"/>
+          <w:szCs w:val="24"/>
+        </w:rPr>
+        <w:t>সরবরাহ</w:t>
+      </w:r>
+      <w:proofErr w:type="spellEnd"/>
+      <w:r>
+        <w:rPr>
+          <w:rFonts w:ascii="Times New Roman" w:eastAsia="Times New Roman" w:hAnsi="Times New Roman" w:cs="Times New Roman"/>
+          <w:sz w:val="24"/>
+          <w:szCs w:val="24"/>
+        </w:rPr>
+        <w:t xml:space="preserve"> </w:t>
+      </w:r>
+      <w:proofErr w:type="spellStart"/>
+      <w:r>
+        <w:rPr>
+          <w:rFonts w:ascii="Nirmala UI" w:eastAsia="Times New Roman" w:hAnsi="Nirmala UI" w:cs="Nirmala UI"/>
+          <w:sz w:val="24"/>
+          <w:szCs w:val="24"/>
+        </w:rPr>
+        <w:t>করে</w:t>
+      </w:r>
+      <w:proofErr w:type="spellEnd"/>
+      <w:r>
+        <w:rPr>
+          <w:rFonts w:ascii="Times New Roman" w:eastAsia="Times New Roman" w:hAnsi="Times New Roman" w:cs="Times New Roman"/>
+          <w:sz w:val="24"/>
+          <w:szCs w:val="24"/>
+        </w:rPr>
+        <w:t xml:space="preserve"> </w:t>
+      </w:r>
+      <w:proofErr w:type="spellStart"/>
+      <w:r>
+        <w:rPr>
+          <w:rFonts w:ascii="Nirmala UI" w:eastAsia="Times New Roman" w:hAnsi="Nirmala UI" w:cs="Nirmala UI"/>
+          <w:sz w:val="24"/>
+          <w:szCs w:val="24"/>
+        </w:rPr>
+        <w:t>এবং</w:t>
+      </w:r>
+      <w:proofErr w:type="spellEnd"/>
+      <w:r>
+        <w:rPr>
+          <w:rFonts w:ascii="Times New Roman" w:eastAsia="Times New Roman" w:hAnsi="Times New Roman" w:cs="Times New Roman"/>
+          <w:sz w:val="24"/>
+          <w:szCs w:val="24"/>
+        </w:rPr>
+        <w:t xml:space="preserve"> client side-</w:t>
+      </w:r>
+      <w:r>
+        <w:rPr>
+          <w:rFonts w:ascii="Nirmala UI" w:eastAsia="Times New Roman" w:hAnsi="Nirmala UI" w:cs="Nirmala UI"/>
+          <w:sz w:val="24"/>
+          <w:szCs w:val="24"/>
+        </w:rPr>
+        <w:t>এ</w:t>
+      </w:r>
+      <w:r>
+        <w:rPr>
+          <w:rFonts w:ascii="Times New Roman" w:eastAsia="Times New Roman" w:hAnsi="Times New Roman" w:cs="Times New Roman"/>
+          <w:sz w:val="24"/>
+          <w:szCs w:val="24"/>
+        </w:rPr>
+        <w:t xml:space="preserve"> </w:t>
+      </w:r>
+      <w:r>
+        <w:rPr>
+          <w:rFonts w:ascii="Times New Roman" w:eastAsia="Times New Roman" w:hAnsi="Times New Roman" w:cs="Times New Roman"/>
+          <w:b/>
+          <w:bCs/>
+          <w:sz w:val="24"/>
+          <w:szCs w:val="24"/>
+        </w:rPr>
+        <w:t xml:space="preserve">data </w:t>
+      </w:r>
+      <w:r>
+        <w:rPr>
+          <w:rFonts w:ascii="Nirmala UI" w:eastAsia="Times New Roman" w:hAnsi="Nirmala UI" w:cs="Nirmala UI"/>
+          <w:b/>
+          <w:bCs/>
+          <w:sz w:val="24"/>
+          <w:szCs w:val="24"/>
+        </w:rPr>
+        <w:t>ও</w:t>
+      </w:r>
+      <w:r>
+        <w:rPr>
+          <w:rFonts w:ascii="Times New Roman" w:eastAsia="Times New Roman" w:hAnsi="Times New Roman" w:cs="Times New Roman"/>
+          <w:b/>
+          <w:bCs/>
+          <w:sz w:val="24"/>
+          <w:szCs w:val="24"/>
+        </w:rPr>
+        <w:t xml:space="preserve"> locks cache</w:t>
+      </w:r>
+      <w:r>
+        <w:rPr>
+          <w:rFonts w:ascii="Times New Roman" w:eastAsia="Times New Roman" w:hAnsi="Times New Roman" w:cs="Times New Roman"/>
+          <w:sz w:val="24"/>
+          <w:szCs w:val="24"/>
+        </w:rPr>
+        <w:t xml:space="preserve"> </w:t>
+      </w:r>
+      <w:proofErr w:type="spellStart"/>
+      <w:r>
+        <w:rPr>
+          <w:rFonts w:ascii="Nirmala UI" w:eastAsia="Times New Roman" w:hAnsi="Nirmala UI" w:cs="Nirmala UI"/>
+          <w:sz w:val="24"/>
+          <w:szCs w:val="24"/>
+        </w:rPr>
+        <w:t>করে</w:t>
+      </w:r>
+      <w:proofErr w:type="spellEnd"/>
+      <w:r>
+        <w:rPr>
+          <w:rFonts w:ascii="Times New Roman" w:eastAsia="Times New Roman" w:hAnsi="Times New Roman" w:cs="Times New Roman"/>
+          <w:sz w:val="24"/>
+          <w:szCs w:val="24"/>
+        </w:rPr>
+        <w:t xml:space="preserve"> </w:t>
+      </w:r>
+      <w:proofErr w:type="spellStart"/>
+      <w:r>
+        <w:rPr>
+          <w:rFonts w:ascii="Nirmala UI" w:eastAsia="Times New Roman" w:hAnsi="Nirmala UI" w:cs="Nirmala UI"/>
+          <w:sz w:val="24"/>
+          <w:szCs w:val="24"/>
+        </w:rPr>
+        <w:t>রাখার</w:t>
+      </w:r>
+      <w:proofErr w:type="spellEnd"/>
+      <w:r>
+        <w:rPr>
+          <w:rFonts w:ascii="Times New Roman" w:eastAsia="Times New Roman" w:hAnsi="Times New Roman" w:cs="Times New Roman"/>
+          <w:sz w:val="24"/>
+          <w:szCs w:val="24"/>
+        </w:rPr>
+        <w:t xml:space="preserve"> </w:t>
+      </w:r>
+      <w:proofErr w:type="spellStart"/>
+      <w:r>
+        <w:rPr>
+          <w:rFonts w:ascii="Nirmala UI" w:eastAsia="Times New Roman" w:hAnsi="Nirmala UI" w:cs="Nirmala UI"/>
+          <w:sz w:val="24"/>
+          <w:szCs w:val="24"/>
+        </w:rPr>
+        <w:t>মাধ্যমে</w:t>
+      </w:r>
+      <w:proofErr w:type="spellEnd"/>
+      <w:r>
+        <w:rPr>
+          <w:rFonts w:ascii="Times New Roman" w:eastAsia="Times New Roman" w:hAnsi="Times New Roman" w:cs="Times New Roman"/>
+          <w:sz w:val="24"/>
+          <w:szCs w:val="24"/>
+        </w:rPr>
+        <w:t xml:space="preserve"> client </w:t>
+      </w:r>
+      <w:r>
+        <w:rPr>
+          <w:rFonts w:ascii="Nirmala UI" w:eastAsia="Times New Roman" w:hAnsi="Nirmala UI" w:cs="Nirmala UI"/>
+          <w:sz w:val="24"/>
+          <w:szCs w:val="24"/>
+        </w:rPr>
+        <w:t>ও</w:t>
+      </w:r>
+      <w:r>
+        <w:rPr>
+          <w:rFonts w:ascii="Times New Roman" w:eastAsia="Times New Roman" w:hAnsi="Times New Roman" w:cs="Times New Roman"/>
+          <w:sz w:val="24"/>
+          <w:szCs w:val="24"/>
+        </w:rPr>
+        <w:t xml:space="preserve"> server-</w:t>
+      </w:r>
+      <w:proofErr w:type="spellStart"/>
+      <w:r>
+        <w:rPr>
+          <w:rFonts w:ascii="Nirmala UI" w:eastAsia="Times New Roman" w:hAnsi="Nirmala UI" w:cs="Nirmala UI"/>
+          <w:sz w:val="24"/>
+          <w:szCs w:val="24"/>
+        </w:rPr>
+        <w:t>এর</w:t>
+      </w:r>
+      <w:proofErr w:type="spellEnd"/>
+      <w:r>
+        <w:rPr>
+          <w:rFonts w:ascii="Times New Roman" w:eastAsia="Times New Roman" w:hAnsi="Times New Roman" w:cs="Times New Roman"/>
+          <w:sz w:val="24"/>
+          <w:szCs w:val="24"/>
+        </w:rPr>
+        <w:t xml:space="preserve"> </w:t>
+      </w:r>
+      <w:proofErr w:type="spellStart"/>
+      <w:r>
+        <w:rPr>
+          <w:rFonts w:ascii="Nirmala UI" w:eastAsia="Times New Roman" w:hAnsi="Nirmala UI" w:cs="Nirmala UI"/>
+          <w:sz w:val="24"/>
+          <w:szCs w:val="24"/>
+        </w:rPr>
+        <w:t>মধ্যে</w:t>
+      </w:r>
+      <w:proofErr w:type="spellEnd"/>
+      <w:r>
+        <w:rPr>
+          <w:rFonts w:ascii="Times New Roman" w:eastAsia="Times New Roman" w:hAnsi="Times New Roman" w:cs="Times New Roman"/>
+          <w:sz w:val="24"/>
+          <w:szCs w:val="24"/>
+        </w:rPr>
+        <w:t xml:space="preserve"> </w:t>
+      </w:r>
+      <w:r>
+        <w:rPr>
+          <w:rFonts w:ascii="Times New Roman" w:eastAsia="Times New Roman" w:hAnsi="Times New Roman" w:cs="Times New Roman"/>
+          <w:b/>
+          <w:bCs/>
+          <w:sz w:val="24"/>
+          <w:szCs w:val="24"/>
+        </w:rPr>
+        <w:t xml:space="preserve">communication </w:t>
+      </w:r>
+      <w:proofErr w:type="spellStart"/>
+      <w:r>
+        <w:rPr>
+          <w:rFonts w:ascii="Nirmala UI" w:eastAsia="Times New Roman" w:hAnsi="Nirmala UI" w:cs="Nirmala UI"/>
+          <w:b/>
+          <w:bCs/>
+          <w:sz w:val="24"/>
+          <w:szCs w:val="24"/>
+        </w:rPr>
+        <w:t>কমায়</w:t>
+      </w:r>
+      <w:proofErr w:type="spellEnd"/>
+      <w:r>
+        <w:rPr>
+          <w:rFonts w:ascii="Nirmala UI" w:eastAsia="Times New Roman" w:hAnsi="Nirmala UI" w:cs="Nirmala UI"/>
+          <w:sz w:val="24"/>
+          <w:szCs w:val="24"/>
+        </w:rPr>
+        <w:t>।</w:t>
+      </w:r>
+    </w:p>
+    <w:p>
+      <w:pPr>
+        <w:spacing w:before="100" w:beforeAutospacing="1" w:after="100" w:afterAutospacing="1" w:line="240" w:lineRule="auto"/>
+        <w:rPr>
+          <w:rFonts w:ascii="Times New Roman" w:eastAsia="Times New Roman" w:hAnsi="Times New Roman" w:cs="Times New Roman"/>
+          <w:sz w:val="24"/>
+          <w:szCs w:val="24"/>
+        </w:rPr>
+      </w:pPr>
+      <w:r>
+        <w:rPr>
+          <w:rFonts w:ascii="Times New Roman" w:eastAsia="Times New Roman" w:hAnsi="Times New Roman" w:cs="Times New Roman"/>
+          <w:sz w:val="24"/>
+          <w:szCs w:val="24"/>
+        </w:rPr>
+        <w:t>Database-</w:t>
+      </w:r>
+      <w:proofErr w:type="spellStart"/>
+      <w:r>
+        <w:rPr>
+          <w:rFonts w:ascii="Nirmala UI" w:eastAsia="Times New Roman" w:hAnsi="Nirmala UI" w:cs="Nirmala UI"/>
+          <w:sz w:val="24"/>
+          <w:szCs w:val="24"/>
+        </w:rPr>
+        <w:t>এর</w:t>
+      </w:r>
+      <w:proofErr w:type="spellEnd"/>
+      <w:r>
+        <w:rPr>
+          <w:rFonts w:ascii="Times New Roman" w:eastAsia="Times New Roman" w:hAnsi="Times New Roman" w:cs="Times New Roman"/>
+          <w:sz w:val="24"/>
+          <w:szCs w:val="24"/>
+        </w:rPr>
+        <w:t xml:space="preserve"> Data-server systems-</w:t>
+      </w:r>
+      <w:r>
+        <w:rPr>
+          <w:rFonts w:ascii="Nirmala UI" w:eastAsia="Times New Roman" w:hAnsi="Nirmala UI" w:cs="Nirmala UI"/>
+          <w:sz w:val="24"/>
+          <w:szCs w:val="24"/>
+        </w:rPr>
+        <w:t>এ</w:t>
+      </w:r>
+      <w:r>
+        <w:rPr>
+          <w:rFonts w:ascii="Times New Roman" w:eastAsia="Times New Roman" w:hAnsi="Times New Roman" w:cs="Times New Roman"/>
+          <w:sz w:val="24"/>
+          <w:szCs w:val="24"/>
+        </w:rPr>
+        <w:t xml:space="preserve"> </w:t>
+      </w:r>
+      <w:r>
+        <w:rPr>
+          <w:rFonts w:ascii="Times New Roman" w:eastAsia="Times New Roman" w:hAnsi="Times New Roman" w:cs="Times New Roman"/>
+          <w:b/>
+          <w:bCs/>
+          <w:sz w:val="24"/>
+          <w:szCs w:val="24"/>
+        </w:rPr>
+        <w:t>indexing</w:t>
+      </w:r>
+      <w:r>
+        <w:rPr>
+          <w:rFonts w:ascii="Times New Roman" w:eastAsia="Times New Roman" w:hAnsi="Times New Roman" w:cs="Times New Roman"/>
+          <w:sz w:val="24"/>
+          <w:szCs w:val="24"/>
+        </w:rPr>
+        <w:t xml:space="preserve"> </w:t>
+      </w:r>
+      <w:proofErr w:type="spellStart"/>
+      <w:r>
+        <w:rPr>
+          <w:rFonts w:ascii="Nirmala UI" w:eastAsia="Times New Roman" w:hAnsi="Nirmala UI" w:cs="Nirmala UI"/>
+          <w:sz w:val="24"/>
+          <w:szCs w:val="24"/>
+        </w:rPr>
+        <w:t>এবং</w:t>
+      </w:r>
+      <w:proofErr w:type="spellEnd"/>
+      <w:r>
+        <w:rPr>
+          <w:rFonts w:ascii="Times New Roman" w:eastAsia="Times New Roman" w:hAnsi="Times New Roman" w:cs="Times New Roman"/>
+          <w:sz w:val="24"/>
+          <w:szCs w:val="24"/>
+        </w:rPr>
+        <w:t xml:space="preserve"> </w:t>
+      </w:r>
+      <w:r>
+        <w:rPr>
+          <w:rFonts w:ascii="Times New Roman" w:eastAsia="Times New Roman" w:hAnsi="Times New Roman" w:cs="Times New Roman"/>
+          <w:b/>
+          <w:bCs/>
+          <w:sz w:val="24"/>
+          <w:szCs w:val="24"/>
+        </w:rPr>
+        <w:t>transaction facilities</w:t>
+      </w:r>
+      <w:r>
+        <w:rPr>
+          <w:rFonts w:ascii="Times New Roman" w:eastAsia="Times New Roman" w:hAnsi="Times New Roman" w:cs="Times New Roman"/>
+          <w:sz w:val="24"/>
+          <w:szCs w:val="24"/>
+        </w:rPr>
+        <w:t xml:space="preserve"> </w:t>
+      </w:r>
+      <w:proofErr w:type="spellStart"/>
+      <w:r>
+        <w:rPr>
+          <w:rFonts w:ascii="Nirmala UI" w:eastAsia="Times New Roman" w:hAnsi="Nirmala UI" w:cs="Nirmala UI"/>
+          <w:sz w:val="24"/>
+          <w:szCs w:val="24"/>
+        </w:rPr>
+        <w:t>থাকে</w:t>
+      </w:r>
+      <w:proofErr w:type="spellEnd"/>
+      <w:r>
+        <w:rPr>
+          <w:rFonts w:ascii="Nirmala UI" w:eastAsia="Times New Roman" w:hAnsi="Nirmala UI" w:cs="Nirmala UI"/>
+          <w:sz w:val="24"/>
+          <w:szCs w:val="24"/>
+        </w:rPr>
+        <w:t>।</w:t>
+      </w:r>
+      <w:r>
+        <w:rPr>
+          <w:rFonts w:ascii="Times New Roman" w:eastAsia="Times New Roman" w:hAnsi="Times New Roman" w:cs="Times New Roman"/>
+          <w:sz w:val="24"/>
+          <w:szCs w:val="24"/>
+        </w:rPr>
+        <w:t xml:space="preserve"> </w:t>
+      </w:r>
+      <w:proofErr w:type="spellStart"/>
+      <w:r>
+        <w:rPr>
+          <w:rFonts w:ascii="Nirmala UI" w:eastAsia="Times New Roman" w:hAnsi="Nirmala UI" w:cs="Nirmala UI"/>
+          <w:sz w:val="24"/>
+          <w:szCs w:val="24"/>
+        </w:rPr>
+        <w:t>ফলে</w:t>
+      </w:r>
+      <w:proofErr w:type="spellEnd"/>
+      <w:r>
+        <w:rPr>
+          <w:rFonts w:ascii="Times New Roman" w:eastAsia="Times New Roman" w:hAnsi="Times New Roman" w:cs="Times New Roman"/>
+          <w:sz w:val="24"/>
+          <w:szCs w:val="24"/>
+        </w:rPr>
+        <w:t xml:space="preserve"> </w:t>
+      </w:r>
+      <w:proofErr w:type="spellStart"/>
+      <w:r>
+        <w:rPr>
+          <w:rFonts w:ascii="Nirmala UI" w:eastAsia="Times New Roman" w:hAnsi="Nirmala UI" w:cs="Nirmala UI"/>
+          <w:sz w:val="24"/>
+          <w:szCs w:val="24"/>
+        </w:rPr>
+        <w:t>কোনো</w:t>
+      </w:r>
+      <w:proofErr w:type="spellEnd"/>
+      <w:r>
+        <w:rPr>
+          <w:rFonts w:ascii="Times New Roman" w:eastAsia="Times New Roman" w:hAnsi="Times New Roman" w:cs="Times New Roman"/>
+          <w:sz w:val="24"/>
+          <w:szCs w:val="24"/>
+        </w:rPr>
+        <w:t xml:space="preserve"> </w:t>
+      </w:r>
+      <w:r>
+        <w:rPr>
+          <w:rFonts w:ascii="Times New Roman" w:eastAsia="Times New Roman" w:hAnsi="Times New Roman" w:cs="Times New Roman"/>
+          <w:b/>
+          <w:bCs/>
+          <w:sz w:val="24"/>
+          <w:szCs w:val="24"/>
+        </w:rPr>
+        <w:t xml:space="preserve">client </w:t>
+      </w:r>
+      <w:proofErr w:type="spellStart"/>
+      <w:r>
+        <w:rPr>
+          <w:rFonts w:ascii="Nirmala UI" w:eastAsia="Times New Roman" w:hAnsi="Nirmala UI" w:cs="Nirmala UI"/>
+          <w:b/>
+          <w:bCs/>
+          <w:sz w:val="24"/>
+          <w:szCs w:val="24"/>
+        </w:rPr>
+        <w:t>বা</w:t>
+      </w:r>
+      <w:proofErr w:type="spellEnd"/>
+      <w:r>
+        <w:rPr>
+          <w:rFonts w:ascii="Times New Roman" w:eastAsia="Times New Roman" w:hAnsi="Times New Roman" w:cs="Times New Roman"/>
+          <w:b/>
+          <w:bCs/>
+          <w:sz w:val="24"/>
+          <w:szCs w:val="24"/>
+        </w:rPr>
+        <w:t xml:space="preserve"> process failure</w:t>
+      </w:r>
+      <w:r>
+        <w:rPr>
+          <w:rFonts w:ascii="Times New Roman" w:eastAsia="Times New Roman" w:hAnsi="Times New Roman" w:cs="Times New Roman"/>
+          <w:sz w:val="24"/>
+          <w:szCs w:val="24"/>
+        </w:rPr>
+        <w:t xml:space="preserve"> </w:t>
+      </w:r>
+      <w:proofErr w:type="spellStart"/>
+      <w:r>
+        <w:rPr>
+          <w:rFonts w:ascii="Nirmala UI" w:eastAsia="Times New Roman" w:hAnsi="Nirmala UI" w:cs="Nirmala UI"/>
+          <w:sz w:val="24"/>
+          <w:szCs w:val="24"/>
+        </w:rPr>
+        <w:t>হলেও</w:t>
+      </w:r>
+      <w:proofErr w:type="spellEnd"/>
+      <w:r>
+        <w:rPr>
+          <w:rFonts w:ascii="Times New Roman" w:eastAsia="Times New Roman" w:hAnsi="Times New Roman" w:cs="Times New Roman"/>
+          <w:sz w:val="24"/>
+          <w:szCs w:val="24"/>
+        </w:rPr>
+        <w:t xml:space="preserve"> database-</w:t>
+      </w:r>
+      <w:proofErr w:type="spellStart"/>
+      <w:r>
+        <w:rPr>
+          <w:rFonts w:ascii="Nirmala UI" w:eastAsia="Times New Roman" w:hAnsi="Nirmala UI" w:cs="Nirmala UI"/>
+          <w:sz w:val="24"/>
+          <w:szCs w:val="24"/>
+        </w:rPr>
+        <w:t>এর</w:t>
+      </w:r>
+      <w:proofErr w:type="spellEnd"/>
+      <w:r>
+        <w:rPr>
+          <w:rFonts w:ascii="Times New Roman" w:eastAsia="Times New Roman" w:hAnsi="Times New Roman" w:cs="Times New Roman"/>
+          <w:sz w:val="24"/>
+          <w:szCs w:val="24"/>
+        </w:rPr>
+        <w:t xml:space="preserve"> data </w:t>
+      </w:r>
+      <w:r>
+        <w:rPr>
+          <w:rFonts w:ascii="Times New Roman" w:eastAsia="Times New Roman" w:hAnsi="Times New Roman" w:cs="Times New Roman"/>
+          <w:b/>
+          <w:bCs/>
+          <w:sz w:val="24"/>
+          <w:szCs w:val="24"/>
+        </w:rPr>
+        <w:t xml:space="preserve">inconsistent </w:t>
+      </w:r>
+      <w:proofErr w:type="spellStart"/>
+      <w:r>
+        <w:rPr>
+          <w:rFonts w:ascii="Nirmala UI" w:eastAsia="Times New Roman" w:hAnsi="Nirmala UI" w:cs="Nirmala UI"/>
+          <w:b/>
+          <w:bCs/>
+          <w:sz w:val="24"/>
+          <w:szCs w:val="24"/>
+        </w:rPr>
+        <w:t>অবস্থায়</w:t>
+      </w:r>
+      <w:proofErr w:type="spellEnd"/>
+      <w:r>
+        <w:rPr>
+          <w:rFonts w:ascii="Times New Roman" w:eastAsia="Times New Roman" w:hAnsi="Times New Roman" w:cs="Times New Roman"/>
+          <w:b/>
+          <w:bCs/>
+          <w:sz w:val="24"/>
+          <w:szCs w:val="24"/>
+        </w:rPr>
+        <w:t xml:space="preserve"> </w:t>
+      </w:r>
+      <w:proofErr w:type="spellStart"/>
+      <w:r>
+        <w:rPr>
+          <w:rFonts w:ascii="Nirmala UI" w:eastAsia="Times New Roman" w:hAnsi="Nirmala UI" w:cs="Nirmala UI"/>
+          <w:b/>
+          <w:bCs/>
+          <w:sz w:val="24"/>
+          <w:szCs w:val="24"/>
+        </w:rPr>
+        <w:t>থাকে</w:t>
+      </w:r>
+      <w:proofErr w:type="spellEnd"/>
+      <w:r>
+        <w:rPr>
+          <w:rFonts w:ascii="Times New Roman" w:eastAsia="Times New Roman" w:hAnsi="Times New Roman" w:cs="Times New Roman"/>
+          <w:b/>
+          <w:bCs/>
+          <w:sz w:val="24"/>
+          <w:szCs w:val="24"/>
+        </w:rPr>
+        <w:t xml:space="preserve"> </w:t>
+      </w:r>
+      <w:proofErr w:type="spellStart"/>
+      <w:r>
+        <w:rPr>
+          <w:rFonts w:ascii="Nirmala UI" w:eastAsia="Times New Roman" w:hAnsi="Nirmala UI" w:cs="Nirmala UI"/>
+          <w:b/>
+          <w:bCs/>
+          <w:sz w:val="24"/>
+          <w:szCs w:val="24"/>
+        </w:rPr>
+        <w:t>না</w:t>
+      </w:r>
+      <w:proofErr w:type="spellEnd"/>
+      <w:r>
+        <w:rPr>
+          <w:rFonts w:ascii="Nirmala UI" w:eastAsia="Times New Roman" w:hAnsi="Nirmala UI" w:cs="Nirmala UI"/>
+          <w:sz w:val="24"/>
+          <w:szCs w:val="24"/>
+        </w:rPr>
+        <w:t>।</w:t>
+      </w:r>
+    </w:p>
+    <w:p>
+      <w:pPr>
+        <w:spacing w:before="100" w:beforeAutospacing="1" w:after="100" w:afterAutospacing="1" w:line="240" w:lineRule="auto"/>
+        <w:rPr>
+          <w:rFonts w:ascii="Nirmala UI" w:eastAsia="Times New Roman" w:hAnsi="Nirmala UI" w:cs="Nirmala UI"/>
+          <w:sz w:val="24"/>
+          <w:szCs w:val="24"/>
+        </w:rPr>
+      </w:pPr>
+      <w:proofErr w:type="spellStart"/>
+      <w:r>
+        <w:rPr>
+          <w:rFonts w:ascii="Nirmala UI" w:eastAsia="Times New Roman" w:hAnsi="Nirmala UI" w:cs="Nirmala UI"/>
+          <w:sz w:val="24"/>
+          <w:szCs w:val="24"/>
+        </w:rPr>
+        <w:t>এগুলো</w:t>
+      </w:r>
+      <w:proofErr w:type="spellEnd"/>
+      <w:r>
+        <w:rPr>
+          <w:rFonts w:ascii="Times New Roman" w:eastAsia="Times New Roman" w:hAnsi="Times New Roman" w:cs="Times New Roman"/>
+          <w:sz w:val="24"/>
+          <w:szCs w:val="24"/>
+        </w:rPr>
+        <w:t xml:space="preserve"> </w:t>
+      </w:r>
+      <w:proofErr w:type="spellStart"/>
+      <w:r>
+        <w:rPr>
+          <w:rFonts w:ascii="Nirmala UI" w:eastAsia="Times New Roman" w:hAnsi="Nirmala UI" w:cs="Nirmala UI"/>
+          <w:sz w:val="24"/>
+          <w:szCs w:val="24"/>
+        </w:rPr>
+        <w:t>সাধারণত</w:t>
+      </w:r>
+      <w:proofErr w:type="spellEnd"/>
+      <w:r>
+        <w:rPr>
+          <w:rFonts w:ascii="Times New Roman" w:eastAsia="Times New Roman" w:hAnsi="Times New Roman" w:cs="Times New Roman"/>
+          <w:sz w:val="24"/>
+          <w:szCs w:val="24"/>
+        </w:rPr>
+        <w:t xml:space="preserve"> </w:t>
+      </w:r>
+      <w:r>
+        <w:rPr>
+          <w:rFonts w:ascii="Times New Roman" w:eastAsia="Times New Roman" w:hAnsi="Times New Roman" w:cs="Times New Roman"/>
+          <w:b/>
+          <w:bCs/>
+          <w:sz w:val="24"/>
+          <w:szCs w:val="24"/>
+        </w:rPr>
+        <w:t>LAN (Local Area Network)</w:t>
+      </w:r>
+      <w:r>
+        <w:rPr>
+          <w:rFonts w:ascii="Times New Roman" w:eastAsia="Times New Roman" w:hAnsi="Times New Roman" w:cs="Times New Roman"/>
+          <w:sz w:val="24"/>
+          <w:szCs w:val="24"/>
+        </w:rPr>
+        <w:t>-</w:t>
+      </w:r>
+      <w:r>
+        <w:rPr>
+          <w:rFonts w:ascii="Nirmala UI" w:eastAsia="Times New Roman" w:hAnsi="Nirmala UI" w:cs="Nirmala UI"/>
+          <w:sz w:val="24"/>
+          <w:szCs w:val="24"/>
+        </w:rPr>
+        <w:t>এ</w:t>
+      </w:r>
+      <w:r>
+        <w:rPr>
+          <w:rFonts w:ascii="Times New Roman" w:eastAsia="Times New Roman" w:hAnsi="Times New Roman" w:cs="Times New Roman"/>
+          <w:sz w:val="24"/>
+          <w:szCs w:val="24"/>
+        </w:rPr>
+        <w:t xml:space="preserve"> </w:t>
+      </w:r>
+      <w:proofErr w:type="spellStart"/>
+      <w:r>
+        <w:rPr>
+          <w:rFonts w:ascii="Nirmala UI" w:eastAsia="Times New Roman" w:hAnsi="Nirmala UI" w:cs="Nirmala UI"/>
+          <w:sz w:val="24"/>
+          <w:szCs w:val="24"/>
+        </w:rPr>
+        <w:t>ব্যবহৃত</w:t>
+      </w:r>
+      <w:proofErr w:type="spellEnd"/>
+      <w:r>
+        <w:rPr>
+          <w:rFonts w:ascii="Times New Roman" w:eastAsia="Times New Roman" w:hAnsi="Times New Roman" w:cs="Times New Roman"/>
+          <w:sz w:val="24"/>
+          <w:szCs w:val="24"/>
+        </w:rPr>
+        <w:t xml:space="preserve"> </w:t>
+      </w:r>
+      <w:proofErr w:type="spellStart"/>
+      <w:r>
+        <w:rPr>
+          <w:rFonts w:ascii="Nirmala UI" w:eastAsia="Times New Roman" w:hAnsi="Nirmala UI" w:cs="Nirmala UI"/>
+          <w:sz w:val="24"/>
+          <w:szCs w:val="24"/>
+        </w:rPr>
+        <w:t>হয়</w:t>
+      </w:r>
+      <w:proofErr w:type="spellEnd"/>
+      <w:r>
+        <w:rPr>
+          <w:rFonts w:ascii="Times New Roman" w:eastAsia="Times New Roman" w:hAnsi="Times New Roman" w:cs="Times New Roman"/>
+          <w:sz w:val="24"/>
+          <w:szCs w:val="24"/>
+        </w:rPr>
+        <w:t xml:space="preserve">, </w:t>
+      </w:r>
+      <w:proofErr w:type="spellStart"/>
+      <w:r>
+        <w:rPr>
+          <w:rFonts w:ascii="Nirmala UI" w:eastAsia="Times New Roman" w:hAnsi="Nirmala UI" w:cs="Nirmala UI"/>
+          <w:sz w:val="24"/>
+          <w:szCs w:val="24"/>
+        </w:rPr>
+        <w:t>যেখানে</w:t>
+      </w:r>
+      <w:proofErr w:type="spellEnd"/>
+      <w:r>
+        <w:rPr>
+          <w:rFonts w:ascii="Times New Roman" w:eastAsia="Times New Roman" w:hAnsi="Times New Roman" w:cs="Times New Roman"/>
+          <w:sz w:val="24"/>
+          <w:szCs w:val="24"/>
+        </w:rPr>
+        <w:t xml:space="preserve"> client </w:t>
+      </w:r>
+      <w:r>
+        <w:rPr>
+          <w:rFonts w:ascii="Nirmala UI" w:eastAsia="Times New Roman" w:hAnsi="Nirmala UI" w:cs="Nirmala UI"/>
+          <w:sz w:val="24"/>
+          <w:szCs w:val="24"/>
+        </w:rPr>
+        <w:t>ও</w:t>
+      </w:r>
+      <w:r>
+        <w:rPr>
+          <w:rFonts w:ascii="Times New Roman" w:eastAsia="Times New Roman" w:hAnsi="Times New Roman" w:cs="Times New Roman"/>
+          <w:sz w:val="24"/>
+          <w:szCs w:val="24"/>
+        </w:rPr>
+        <w:t xml:space="preserve"> server-</w:t>
+      </w:r>
+      <w:proofErr w:type="spellStart"/>
+      <w:r>
+        <w:rPr>
+          <w:rFonts w:ascii="Nirmala UI" w:eastAsia="Times New Roman" w:hAnsi="Nirmala UI" w:cs="Nirmala UI"/>
+          <w:sz w:val="24"/>
+          <w:szCs w:val="24"/>
+        </w:rPr>
+        <w:t>এর</w:t>
+      </w:r>
+      <w:proofErr w:type="spellEnd"/>
+      <w:r>
+        <w:rPr>
+          <w:rFonts w:ascii="Times New Roman" w:eastAsia="Times New Roman" w:hAnsi="Times New Roman" w:cs="Times New Roman"/>
+          <w:sz w:val="24"/>
+          <w:szCs w:val="24"/>
+        </w:rPr>
+        <w:t xml:space="preserve"> </w:t>
+      </w:r>
+      <w:proofErr w:type="spellStart"/>
+      <w:r>
+        <w:rPr>
+          <w:rFonts w:ascii="Nirmala UI" w:eastAsia="Times New Roman" w:hAnsi="Nirmala UI" w:cs="Nirmala UI"/>
+          <w:sz w:val="24"/>
+          <w:szCs w:val="24"/>
+        </w:rPr>
+        <w:t>মধ্যে</w:t>
+      </w:r>
+      <w:proofErr w:type="spellEnd"/>
+      <w:r>
+        <w:rPr>
+          <w:rFonts w:ascii="Times New Roman" w:eastAsia="Times New Roman" w:hAnsi="Times New Roman" w:cs="Times New Roman"/>
+          <w:sz w:val="24"/>
+          <w:szCs w:val="24"/>
+        </w:rPr>
+        <w:t xml:space="preserve"> </w:t>
+      </w:r>
+      <w:r>
+        <w:rPr>
+          <w:rFonts w:ascii="Times New Roman" w:eastAsia="Times New Roman" w:hAnsi="Times New Roman" w:cs="Times New Roman"/>
+          <w:b/>
+          <w:bCs/>
+          <w:sz w:val="24"/>
+          <w:szCs w:val="24"/>
+        </w:rPr>
+        <w:t>high-speed connection</w:t>
+      </w:r>
+      <w:r>
+        <w:rPr>
+          <w:rFonts w:ascii="Times New Roman" w:eastAsia="Times New Roman" w:hAnsi="Times New Roman" w:cs="Times New Roman"/>
+          <w:sz w:val="24"/>
+          <w:szCs w:val="24"/>
+        </w:rPr>
+        <w:t xml:space="preserve"> </w:t>
+      </w:r>
+      <w:proofErr w:type="spellStart"/>
+      <w:r>
+        <w:rPr>
+          <w:rFonts w:ascii="Nirmala UI" w:eastAsia="Times New Roman" w:hAnsi="Nirmala UI" w:cs="Nirmala UI"/>
+          <w:sz w:val="24"/>
+          <w:szCs w:val="24"/>
+        </w:rPr>
+        <w:t>থাকে</w:t>
+      </w:r>
+      <w:proofErr w:type="spellEnd"/>
+      <w:r>
+        <w:rPr>
+          <w:rFonts w:ascii="Nirmala UI" w:eastAsia="Times New Roman" w:hAnsi="Nirmala UI" w:cs="Nirmala UI"/>
+          <w:sz w:val="24"/>
+          <w:szCs w:val="24"/>
+        </w:rPr>
+        <w:t>।</w:t>
+      </w:r>
+    </w:p>
+    <w:p>
+      <w:pPr>
+        <w:spacing w:before="100" w:beforeAutospacing="1" w:after="100" w:afterAutospacing="1" w:line="240" w:lineRule="auto"/>
+        <w:rPr>
+          <w:rFonts w:ascii="Nirmala UI" w:eastAsia="Times New Roman" w:hAnsi="Nirmala UI" w:cs="Nirmala UI"/>
+          <w:sz w:val="24"/>
+          <w:szCs w:val="24"/>
+        </w:rPr>
+      </w:pPr>
+    </w:p>
+    <w:p>
+      <w:pPr>
+        <w:pStyle w:val="Heading2"/>
+        <w:rPr>
+          <w:b/>
+          <w:color w:val="FF0000"/>
+        </w:rPr>
+      </w:pPr>
+      <w:r>
+        <w:rPr>
+          <w:b/>
+          <w:color w:val="FF0000"/>
+        </w:rPr>
+        <w:t>What is being Distributed in DDBS?</w:t>
+      </w:r>
+    </w:p>
+    <w:p>
+      <w:pPr>
+        <w:pStyle w:val="NormalWeb"/>
+      </w:pPr>
+      <w:proofErr w:type="spellStart"/>
+      <w:r>
+        <w:rPr>
+          <w:rStyle w:val="Strong"/>
+          <w:rFonts w:ascii="Nirmala UI" w:hAnsi="Nirmala UI" w:cs="Nirmala UI"/>
+        </w:rPr>
+        <w:t>সহজ</w:t>
+      </w:r>
+      <w:proofErr w:type="spellEnd"/>
+      <w:r>
+        <w:rPr>
+          <w:rStyle w:val="Strong"/>
+        </w:rPr>
+        <w:t xml:space="preserve"> </w:t>
+      </w:r>
+      <w:proofErr w:type="spellStart"/>
+      <w:r>
+        <w:rPr>
+          <w:rStyle w:val="Strong"/>
+          <w:rFonts w:ascii="Nirmala UI" w:hAnsi="Nirmala UI" w:cs="Nirmala UI"/>
+        </w:rPr>
+        <w:t>বাংলায়</w:t>
+      </w:r>
+      <w:proofErr w:type="spellEnd"/>
+      <w:r>
+        <w:rPr>
+          <w:rStyle w:val="Strong"/>
+        </w:rPr>
+        <w:t>:</w:t>
+      </w:r>
+      <w:r>
+        <w:br/>
+        <w:t>DDBS (Distributed Database System)-</w:t>
+      </w:r>
+      <w:r>
+        <w:rPr>
+          <w:rFonts w:ascii="Nirmala UI" w:hAnsi="Nirmala UI" w:cs="Nirmala UI"/>
+        </w:rPr>
+        <w:t>এ</w:t>
+      </w:r>
+      <w:r>
+        <w:t xml:space="preserve"> </w:t>
+      </w:r>
+      <w:proofErr w:type="spellStart"/>
+      <w:r>
+        <w:rPr>
+          <w:rFonts w:ascii="Nirmala UI" w:hAnsi="Nirmala UI" w:cs="Nirmala UI"/>
+        </w:rPr>
+        <w:t>শুধু</w:t>
+      </w:r>
+      <w:proofErr w:type="spellEnd"/>
+      <w:r>
+        <w:t xml:space="preserve"> </w:t>
+      </w:r>
+      <w:r>
+        <w:rPr>
+          <w:rStyle w:val="Strong"/>
+        </w:rPr>
+        <w:t>data</w:t>
+      </w:r>
+      <w:r>
+        <w:t xml:space="preserve"> </w:t>
+      </w:r>
+      <w:proofErr w:type="spellStart"/>
+      <w:r>
+        <w:rPr>
+          <w:rFonts w:ascii="Nirmala UI" w:hAnsi="Nirmala UI" w:cs="Nirmala UI"/>
+        </w:rPr>
+        <w:t>নয়</w:t>
+      </w:r>
+      <w:proofErr w:type="spellEnd"/>
+      <w:r>
+        <w:t xml:space="preserve">, </w:t>
+      </w:r>
+      <w:proofErr w:type="spellStart"/>
+      <w:r>
+        <w:rPr>
+          <w:rFonts w:ascii="Nirmala UI" w:hAnsi="Nirmala UI" w:cs="Nirmala UI"/>
+        </w:rPr>
+        <w:t>আরও</w:t>
+      </w:r>
+      <w:proofErr w:type="spellEnd"/>
+      <w:r>
+        <w:t xml:space="preserve"> </w:t>
+      </w:r>
+      <w:proofErr w:type="spellStart"/>
+      <w:r>
+        <w:rPr>
+          <w:rFonts w:ascii="Nirmala UI" w:hAnsi="Nirmala UI" w:cs="Nirmala UI"/>
+        </w:rPr>
+        <w:t>কয়েকটি</w:t>
+      </w:r>
+      <w:proofErr w:type="spellEnd"/>
+      <w:r>
+        <w:t xml:space="preserve"> </w:t>
+      </w:r>
+      <w:proofErr w:type="spellStart"/>
+      <w:r>
+        <w:rPr>
+          <w:rFonts w:ascii="Nirmala UI" w:hAnsi="Nirmala UI" w:cs="Nirmala UI"/>
+        </w:rPr>
+        <w:t>জিনিস</w:t>
+      </w:r>
+      <w:proofErr w:type="spellEnd"/>
+      <w:r>
+        <w:t xml:space="preserve"> distributed </w:t>
+      </w:r>
+      <w:proofErr w:type="spellStart"/>
+      <w:r>
+        <w:rPr>
+          <w:rFonts w:ascii="Nirmala UI" w:hAnsi="Nirmala UI" w:cs="Nirmala UI"/>
+        </w:rPr>
+        <w:t>হতে</w:t>
+      </w:r>
+      <w:proofErr w:type="spellEnd"/>
+      <w:r>
+        <w:t xml:space="preserve"> </w:t>
+      </w:r>
+      <w:proofErr w:type="spellStart"/>
+      <w:r>
+        <w:rPr>
+          <w:rFonts w:ascii="Nirmala UI" w:hAnsi="Nirmala UI" w:cs="Nirmala UI"/>
+        </w:rPr>
+        <w:t>পারে</w:t>
+      </w:r>
+      <w:proofErr w:type="spellEnd"/>
+      <w:r>
+        <w:rPr>
+          <w:rFonts w:ascii="Nirmala UI" w:hAnsi="Nirmala UI" w:cs="Nirmala UI"/>
+        </w:rPr>
+        <w:t>।</w:t>
+      </w:r>
+    </w:p>
+    <w:p>
+      <w:pPr>
+        <w:pStyle w:val="Heading3"/>
+      </w:pPr>
+      <w:r>
+        <w:t>1. Processing Logic / Processing Elements</w:t>
+      </w:r>
+    </w:p>
+    <w:p>
+      <w:pPr>
+        <w:pStyle w:val="NormalWeb"/>
+      </w:pPr>
+      <w:r>
+        <w:rPr>
+          <w:rStyle w:val="Strong"/>
+        </w:rPr>
+        <w:t>Processing logic</w:t>
+      </w:r>
+      <w:r>
+        <w:t xml:space="preserve"> </w:t>
+      </w:r>
+      <w:proofErr w:type="spellStart"/>
+      <w:r>
+        <w:rPr>
+          <w:rFonts w:ascii="Nirmala UI" w:hAnsi="Nirmala UI" w:cs="Nirmala UI"/>
+        </w:rPr>
+        <w:t>বা</w:t>
+      </w:r>
+      <w:proofErr w:type="spellEnd"/>
+      <w:r>
+        <w:t xml:space="preserve"> </w:t>
+      </w:r>
+      <w:r>
+        <w:rPr>
+          <w:rStyle w:val="Strong"/>
+        </w:rPr>
+        <w:t>processing elements</w:t>
+      </w:r>
+      <w:r>
+        <w:t xml:space="preserve"> </w:t>
+      </w:r>
+      <w:proofErr w:type="spellStart"/>
+      <w:r>
+        <w:rPr>
+          <w:rFonts w:ascii="Nirmala UI" w:hAnsi="Nirmala UI" w:cs="Nirmala UI"/>
+        </w:rPr>
+        <w:t>বিভিন্ন</w:t>
+      </w:r>
+      <w:proofErr w:type="spellEnd"/>
+      <w:r>
+        <w:t xml:space="preserve"> processing site-</w:t>
+      </w:r>
+      <w:r>
+        <w:rPr>
+          <w:rFonts w:ascii="Nirmala UI" w:hAnsi="Nirmala UI" w:cs="Nirmala UI"/>
+        </w:rPr>
+        <w:t>এ</w:t>
+      </w:r>
+      <w:r>
+        <w:t xml:space="preserve"> distributed </w:t>
+      </w:r>
+      <w:proofErr w:type="spellStart"/>
+      <w:r>
+        <w:rPr>
+          <w:rFonts w:ascii="Nirmala UI" w:hAnsi="Nirmala UI" w:cs="Nirmala UI"/>
+        </w:rPr>
+        <w:t>থাকে</w:t>
+      </w:r>
+      <w:proofErr w:type="spellEnd"/>
+      <w:r>
+        <w:rPr>
+          <w:rFonts w:ascii="Nirmala UI" w:hAnsi="Nirmala UI" w:cs="Nirmala UI"/>
+        </w:rPr>
+        <w:t>।</w:t>
+      </w:r>
+      <w:r>
+        <w:br/>
+        <w:t xml:space="preserve">Processing element </w:t>
+      </w:r>
+      <w:proofErr w:type="spellStart"/>
+      <w:r>
+        <w:rPr>
+          <w:rFonts w:ascii="Nirmala UI" w:hAnsi="Nirmala UI" w:cs="Nirmala UI"/>
+        </w:rPr>
+        <w:t>হলো</w:t>
+      </w:r>
+      <w:proofErr w:type="spellEnd"/>
+      <w:r>
+        <w:t xml:space="preserve"> </w:t>
+      </w:r>
+      <w:proofErr w:type="spellStart"/>
+      <w:r>
+        <w:rPr>
+          <w:rFonts w:ascii="Nirmala UI" w:hAnsi="Nirmala UI" w:cs="Nirmala UI"/>
+        </w:rPr>
+        <w:t>এমন</w:t>
+      </w:r>
+      <w:proofErr w:type="spellEnd"/>
+      <w:r>
+        <w:t xml:space="preserve"> </w:t>
+      </w:r>
+      <w:proofErr w:type="spellStart"/>
+      <w:r>
+        <w:rPr>
+          <w:rFonts w:ascii="Nirmala UI" w:hAnsi="Nirmala UI" w:cs="Nirmala UI"/>
+        </w:rPr>
+        <w:t>একটি</w:t>
+      </w:r>
+      <w:proofErr w:type="spellEnd"/>
+      <w:r>
+        <w:t xml:space="preserve"> </w:t>
+      </w:r>
+      <w:r>
+        <w:rPr>
+          <w:rStyle w:val="Strong"/>
+        </w:rPr>
+        <w:t>computing device</w:t>
+      </w:r>
+      <w:r>
+        <w:t xml:space="preserve">, </w:t>
+      </w:r>
+      <w:proofErr w:type="spellStart"/>
+      <w:r>
+        <w:rPr>
+          <w:rFonts w:ascii="Nirmala UI" w:hAnsi="Nirmala UI" w:cs="Nirmala UI"/>
+        </w:rPr>
+        <w:t>যা</w:t>
+      </w:r>
+      <w:proofErr w:type="spellEnd"/>
+      <w:r>
+        <w:t xml:space="preserve"> </w:t>
+      </w:r>
+      <w:proofErr w:type="spellStart"/>
+      <w:r>
+        <w:rPr>
+          <w:rFonts w:ascii="Nirmala UI" w:hAnsi="Nirmala UI" w:cs="Nirmala UI"/>
+        </w:rPr>
+        <w:t>নিজে</w:t>
+      </w:r>
+      <w:proofErr w:type="spellEnd"/>
+      <w:r>
+        <w:t xml:space="preserve"> </w:t>
+      </w:r>
+      <w:proofErr w:type="spellStart"/>
+      <w:r>
+        <w:rPr>
+          <w:rFonts w:ascii="Nirmala UI" w:hAnsi="Nirmala UI" w:cs="Nirmala UI"/>
+        </w:rPr>
+        <w:t>নিজে</w:t>
+      </w:r>
+      <w:proofErr w:type="spellEnd"/>
+      <w:r>
+        <w:t xml:space="preserve"> </w:t>
+      </w:r>
+      <w:proofErr w:type="spellStart"/>
+      <w:r>
+        <w:rPr>
+          <w:rFonts w:ascii="Nirmala UI" w:hAnsi="Nirmala UI" w:cs="Nirmala UI"/>
+        </w:rPr>
+        <w:t>কোনো</w:t>
+      </w:r>
+      <w:proofErr w:type="spellEnd"/>
+      <w:r>
+        <w:t xml:space="preserve"> program execute </w:t>
+      </w:r>
+      <w:proofErr w:type="spellStart"/>
+      <w:r>
+        <w:rPr>
+          <w:rFonts w:ascii="Nirmala UI" w:hAnsi="Nirmala UI" w:cs="Nirmala UI"/>
+        </w:rPr>
+        <w:t>করতে</w:t>
+      </w:r>
+      <w:proofErr w:type="spellEnd"/>
+      <w:r>
+        <w:t xml:space="preserve"> </w:t>
+      </w:r>
+      <w:proofErr w:type="spellStart"/>
+      <w:r>
+        <w:rPr>
+          <w:rFonts w:ascii="Nirmala UI" w:hAnsi="Nirmala UI" w:cs="Nirmala UI"/>
+        </w:rPr>
+        <w:t>পারে</w:t>
+      </w:r>
+      <w:proofErr w:type="spellEnd"/>
+      <w:r>
+        <w:rPr>
+          <w:rFonts w:ascii="Nirmala UI" w:hAnsi="Nirmala UI" w:cs="Nirmala UI"/>
+        </w:rPr>
+        <w:t>।</w:t>
+      </w:r>
+    </w:p>
+    <w:p>
+      <w:pPr>
+        <w:pStyle w:val="NormalWeb"/>
+      </w:pPr>
+      <w:r>
+        <w:rPr>
+          <w:rFonts w:ascii="Segoe UI Symbol" w:hAnsi="Segoe UI Symbol" w:cs="Segoe UI Symbol"/>
+        </w:rPr>
+        <w:t>👉</w:t>
+      </w:r>
+      <w:r>
+        <w:t xml:space="preserve"> </w:t>
+      </w:r>
+      <w:proofErr w:type="spellStart"/>
+      <w:r>
+        <w:rPr>
+          <w:rFonts w:ascii="Nirmala UI" w:hAnsi="Nirmala UI" w:cs="Nirmala UI"/>
+        </w:rPr>
+        <w:t>সহজভাবে</w:t>
+      </w:r>
+      <w:proofErr w:type="spellEnd"/>
+      <w:r>
+        <w:t xml:space="preserve">: </w:t>
+      </w:r>
+      <w:proofErr w:type="spellStart"/>
+      <w:r>
+        <w:rPr>
+          <w:rStyle w:val="Strong"/>
+          <w:rFonts w:ascii="Nirmala UI" w:hAnsi="Nirmala UI" w:cs="Nirmala UI"/>
+        </w:rPr>
+        <w:t>কাজ</w:t>
+      </w:r>
+      <w:proofErr w:type="spellEnd"/>
+      <w:r>
+        <w:rPr>
+          <w:rStyle w:val="Strong"/>
+        </w:rPr>
+        <w:t xml:space="preserve"> </w:t>
+      </w:r>
+      <w:proofErr w:type="spellStart"/>
+      <w:r>
+        <w:rPr>
+          <w:rStyle w:val="Strong"/>
+          <w:rFonts w:ascii="Nirmala UI" w:hAnsi="Nirmala UI" w:cs="Nirmala UI"/>
+        </w:rPr>
+        <w:t>করার</w:t>
+      </w:r>
+      <w:proofErr w:type="spellEnd"/>
+      <w:r>
+        <w:rPr>
+          <w:rStyle w:val="Strong"/>
+        </w:rPr>
+        <w:t xml:space="preserve"> </w:t>
+      </w:r>
+      <w:proofErr w:type="spellStart"/>
+      <w:r>
+        <w:rPr>
+          <w:rStyle w:val="Strong"/>
+          <w:rFonts w:ascii="Nirmala UI" w:hAnsi="Nirmala UI" w:cs="Nirmala UI"/>
+        </w:rPr>
+        <w:t>ক্ষমতা</w:t>
+      </w:r>
+      <w:proofErr w:type="spellEnd"/>
+      <w:r>
+        <w:rPr>
+          <w:rStyle w:val="Strong"/>
+        </w:rPr>
+        <w:t xml:space="preserve"> </w:t>
+      </w:r>
+      <w:proofErr w:type="spellStart"/>
+      <w:r>
+        <w:rPr>
+          <w:rStyle w:val="Strong"/>
+          <w:rFonts w:ascii="Nirmala UI" w:hAnsi="Nirmala UI" w:cs="Nirmala UI"/>
+        </w:rPr>
+        <w:t>বিভিন্ন</w:t>
+      </w:r>
+      <w:proofErr w:type="spellEnd"/>
+      <w:r>
+        <w:rPr>
+          <w:rStyle w:val="Strong"/>
+        </w:rPr>
+        <w:t xml:space="preserve"> computer/site-</w:t>
+      </w:r>
+      <w:r>
+        <w:rPr>
+          <w:rStyle w:val="Strong"/>
+          <w:rFonts w:ascii="Nirmala UI" w:hAnsi="Nirmala UI" w:cs="Nirmala UI"/>
+        </w:rPr>
+        <w:t>এ</w:t>
+      </w:r>
+      <w:r>
+        <w:rPr>
+          <w:rStyle w:val="Strong"/>
+        </w:rPr>
+        <w:t xml:space="preserve"> </w:t>
+      </w:r>
+      <w:proofErr w:type="spellStart"/>
+      <w:r>
+        <w:rPr>
+          <w:rStyle w:val="Strong"/>
+          <w:rFonts w:ascii="Nirmala UI" w:hAnsi="Nirmala UI" w:cs="Nirmala UI"/>
+        </w:rPr>
+        <w:t>ভাগ</w:t>
+      </w:r>
+      <w:proofErr w:type="spellEnd"/>
+      <w:r>
+        <w:rPr>
+          <w:rStyle w:val="Strong"/>
+        </w:rPr>
+        <w:t xml:space="preserve"> </w:t>
+      </w:r>
+      <w:proofErr w:type="spellStart"/>
+      <w:r>
+        <w:rPr>
+          <w:rStyle w:val="Strong"/>
+          <w:rFonts w:ascii="Nirmala UI" w:hAnsi="Nirmala UI" w:cs="Nirmala UI"/>
+        </w:rPr>
+        <w:t>করা</w:t>
+      </w:r>
+      <w:proofErr w:type="spellEnd"/>
+      <w:r>
+        <w:rPr>
+          <w:rStyle w:val="Strong"/>
+        </w:rPr>
+        <w:t xml:space="preserve"> </w:t>
+      </w:r>
+      <w:proofErr w:type="spellStart"/>
+      <w:r>
+        <w:rPr>
+          <w:rStyle w:val="Strong"/>
+          <w:rFonts w:ascii="Nirmala UI" w:hAnsi="Nirmala UI" w:cs="Nirmala UI"/>
+        </w:rPr>
+        <w:t>হয়</w:t>
+      </w:r>
+      <w:proofErr w:type="spellEnd"/>
+      <w:r>
+        <w:rPr>
+          <w:rStyle w:val="Strong"/>
+          <w:rFonts w:ascii="Nirmala UI" w:hAnsi="Nirmala UI" w:cs="Nirmala UI"/>
+        </w:rPr>
+        <w:t>।</w:t>
+      </w:r>
+    </w:p>
+    <w:p>
+      <w:pPr>
+        <w:pStyle w:val="Heading3"/>
+      </w:pPr>
+      <w:r>
+        <w:t>2. Function</w:t>
+      </w:r>
+    </w:p>
+    <w:p>
+      <w:pPr>
+        <w:pStyle w:val="NormalWeb"/>
+      </w:pPr>
+      <w:proofErr w:type="spellStart"/>
+      <w:r>
+        <w:rPr>
+          <w:rFonts w:ascii="Nirmala UI" w:hAnsi="Nirmala UI" w:cs="Nirmala UI"/>
+        </w:rPr>
+        <w:t>একটি</w:t>
+      </w:r>
+      <w:proofErr w:type="spellEnd"/>
+      <w:r>
+        <w:t xml:space="preserve"> computer system-</w:t>
+      </w:r>
+      <w:proofErr w:type="spellStart"/>
+      <w:r>
+        <w:rPr>
+          <w:rFonts w:ascii="Nirmala UI" w:hAnsi="Nirmala UI" w:cs="Nirmala UI"/>
+        </w:rPr>
+        <w:t>এর</w:t>
+      </w:r>
+      <w:proofErr w:type="spellEnd"/>
+      <w:r>
+        <w:t xml:space="preserve"> </w:t>
+      </w:r>
+      <w:proofErr w:type="spellStart"/>
+      <w:r>
+        <w:rPr>
+          <w:rFonts w:ascii="Nirmala UI" w:hAnsi="Nirmala UI" w:cs="Nirmala UI"/>
+        </w:rPr>
+        <w:t>বিভিন্ন</w:t>
+      </w:r>
+      <w:proofErr w:type="spellEnd"/>
+      <w:r>
+        <w:t xml:space="preserve"> </w:t>
+      </w:r>
+      <w:r>
+        <w:rPr>
+          <w:rStyle w:val="Strong"/>
+        </w:rPr>
+        <w:t>function</w:t>
+      </w:r>
+      <w:r>
+        <w:t xml:space="preserve"> </w:t>
+      </w:r>
+      <w:proofErr w:type="spellStart"/>
+      <w:r>
+        <w:rPr>
+          <w:rFonts w:ascii="Nirmala UI" w:hAnsi="Nirmala UI" w:cs="Nirmala UI"/>
+        </w:rPr>
+        <w:t>বিভিন্ন</w:t>
+      </w:r>
+      <w:proofErr w:type="spellEnd"/>
+      <w:r>
+        <w:t xml:space="preserve"> hardware </w:t>
+      </w:r>
+      <w:proofErr w:type="spellStart"/>
+      <w:r>
+        <w:rPr>
+          <w:rFonts w:ascii="Nirmala UI" w:hAnsi="Nirmala UI" w:cs="Nirmala UI"/>
+        </w:rPr>
+        <w:t>বা</w:t>
+      </w:r>
+      <w:proofErr w:type="spellEnd"/>
+      <w:r>
+        <w:t xml:space="preserve"> software-</w:t>
+      </w:r>
+      <w:proofErr w:type="spellStart"/>
+      <w:r>
+        <w:rPr>
+          <w:rFonts w:ascii="Nirmala UI" w:hAnsi="Nirmala UI" w:cs="Nirmala UI"/>
+        </w:rPr>
+        <w:t>এর</w:t>
+      </w:r>
+      <w:proofErr w:type="spellEnd"/>
+      <w:r>
+        <w:t xml:space="preserve"> </w:t>
+      </w:r>
+      <w:proofErr w:type="spellStart"/>
+      <w:r>
+        <w:rPr>
+          <w:rFonts w:ascii="Nirmala UI" w:hAnsi="Nirmala UI" w:cs="Nirmala UI"/>
+        </w:rPr>
+        <w:t>মধ্যে</w:t>
+      </w:r>
+      <w:proofErr w:type="spellEnd"/>
+      <w:r>
+        <w:t xml:space="preserve"> </w:t>
+      </w:r>
+      <w:proofErr w:type="spellStart"/>
+      <w:r>
+        <w:rPr>
+          <w:rFonts w:ascii="Nirmala UI" w:hAnsi="Nirmala UI" w:cs="Nirmala UI"/>
+        </w:rPr>
+        <w:t>ভাগ</w:t>
+      </w:r>
+      <w:proofErr w:type="spellEnd"/>
+      <w:r>
+        <w:t xml:space="preserve"> </w:t>
+      </w:r>
+      <w:proofErr w:type="spellStart"/>
+      <w:r>
+        <w:rPr>
+          <w:rFonts w:ascii="Nirmala UI" w:hAnsi="Nirmala UI" w:cs="Nirmala UI"/>
+        </w:rPr>
+        <w:t>করে</w:t>
+      </w:r>
+      <w:proofErr w:type="spellEnd"/>
+      <w:r>
+        <w:t xml:space="preserve"> </w:t>
+      </w:r>
+      <w:proofErr w:type="spellStart"/>
+      <w:r>
+        <w:rPr>
+          <w:rFonts w:ascii="Nirmala UI" w:hAnsi="Nirmala UI" w:cs="Nirmala UI"/>
+        </w:rPr>
+        <w:t>দেওয়া</w:t>
+      </w:r>
+      <w:proofErr w:type="spellEnd"/>
+      <w:r>
+        <w:t xml:space="preserve"> </w:t>
+      </w:r>
+      <w:proofErr w:type="spellStart"/>
+      <w:r>
+        <w:rPr>
+          <w:rFonts w:ascii="Nirmala UI" w:hAnsi="Nirmala UI" w:cs="Nirmala UI"/>
+        </w:rPr>
+        <w:t>যেতে</w:t>
+      </w:r>
+      <w:proofErr w:type="spellEnd"/>
+      <w:r>
+        <w:t xml:space="preserve"> </w:t>
+      </w:r>
+      <w:proofErr w:type="spellStart"/>
+      <w:r>
+        <w:rPr>
+          <w:rFonts w:ascii="Nirmala UI" w:hAnsi="Nirmala UI" w:cs="Nirmala UI"/>
+        </w:rPr>
+        <w:t>পারে</w:t>
+      </w:r>
+      <w:proofErr w:type="spellEnd"/>
+      <w:r>
+        <w:rPr>
+          <w:rFonts w:ascii="Nirmala UI" w:hAnsi="Nirmala UI" w:cs="Nirmala UI"/>
+        </w:rPr>
+        <w:t>।</w:t>
+      </w:r>
+    </w:p>
+    <w:p>
+      <w:pPr>
+        <w:pStyle w:val="NormalWeb"/>
+      </w:pPr>
+      <w:r>
+        <w:rPr>
+          <w:rFonts w:ascii="Segoe UI Symbol" w:hAnsi="Segoe UI Symbol" w:cs="Segoe UI Symbol"/>
+        </w:rPr>
+        <w:t>👉</w:t>
+      </w:r>
+      <w:r>
+        <w:t xml:space="preserve"> </w:t>
+      </w:r>
+      <w:proofErr w:type="spellStart"/>
+      <w:r>
+        <w:rPr>
+          <w:rFonts w:ascii="Nirmala UI" w:hAnsi="Nirmala UI" w:cs="Nirmala UI"/>
+        </w:rPr>
+        <w:t>সহজভাবে</w:t>
+      </w:r>
+      <w:proofErr w:type="spellEnd"/>
+      <w:r>
+        <w:t xml:space="preserve">: </w:t>
+      </w:r>
+      <w:proofErr w:type="spellStart"/>
+      <w:r>
+        <w:rPr>
+          <w:rStyle w:val="Strong"/>
+          <w:rFonts w:ascii="Nirmala UI" w:hAnsi="Nirmala UI" w:cs="Nirmala UI"/>
+        </w:rPr>
+        <w:t>বিভিন্ন</w:t>
+      </w:r>
+      <w:proofErr w:type="spellEnd"/>
+      <w:r>
+        <w:rPr>
+          <w:rStyle w:val="Strong"/>
+        </w:rPr>
+        <w:t xml:space="preserve"> </w:t>
+      </w:r>
+      <w:proofErr w:type="spellStart"/>
+      <w:r>
+        <w:rPr>
+          <w:rStyle w:val="Strong"/>
+          <w:rFonts w:ascii="Nirmala UI" w:hAnsi="Nirmala UI" w:cs="Nirmala UI"/>
+        </w:rPr>
+        <w:t>কাজ</w:t>
+      </w:r>
+      <w:proofErr w:type="spellEnd"/>
+      <w:r>
+        <w:rPr>
+          <w:rStyle w:val="Strong"/>
+        </w:rPr>
+        <w:t xml:space="preserve"> </w:t>
+      </w:r>
+      <w:proofErr w:type="spellStart"/>
+      <w:r>
+        <w:rPr>
+          <w:rStyle w:val="Strong"/>
+          <w:rFonts w:ascii="Nirmala UI" w:hAnsi="Nirmala UI" w:cs="Nirmala UI"/>
+        </w:rPr>
+        <w:t>বিভিন্ন</w:t>
+      </w:r>
+      <w:proofErr w:type="spellEnd"/>
+      <w:r>
+        <w:rPr>
+          <w:rStyle w:val="Strong"/>
+        </w:rPr>
+        <w:t xml:space="preserve"> system-</w:t>
+      </w:r>
+      <w:proofErr w:type="spellStart"/>
+      <w:r>
+        <w:rPr>
+          <w:rStyle w:val="Strong"/>
+          <w:rFonts w:ascii="Nirmala UI" w:hAnsi="Nirmala UI" w:cs="Nirmala UI"/>
+        </w:rPr>
+        <w:t>এর</w:t>
+      </w:r>
+      <w:proofErr w:type="spellEnd"/>
+      <w:r>
+        <w:rPr>
+          <w:rStyle w:val="Strong"/>
+        </w:rPr>
+        <w:t xml:space="preserve"> </w:t>
+      </w:r>
+      <w:proofErr w:type="spellStart"/>
+      <w:r>
+        <w:rPr>
+          <w:rStyle w:val="Strong"/>
+          <w:rFonts w:ascii="Nirmala UI" w:hAnsi="Nirmala UI" w:cs="Nirmala UI"/>
+        </w:rPr>
+        <w:t>মধ্যে</w:t>
+      </w:r>
+      <w:proofErr w:type="spellEnd"/>
+      <w:r>
+        <w:rPr>
+          <w:rStyle w:val="Strong"/>
+        </w:rPr>
+        <w:t xml:space="preserve"> </w:t>
+      </w:r>
+      <w:proofErr w:type="spellStart"/>
+      <w:r>
+        <w:rPr>
+          <w:rStyle w:val="Strong"/>
+          <w:rFonts w:ascii="Nirmala UI" w:hAnsi="Nirmala UI" w:cs="Nirmala UI"/>
+        </w:rPr>
+        <w:t>ভাগ</w:t>
+      </w:r>
+      <w:proofErr w:type="spellEnd"/>
+      <w:r>
+        <w:rPr>
+          <w:rStyle w:val="Strong"/>
+        </w:rPr>
+        <w:t xml:space="preserve"> </w:t>
+      </w:r>
+      <w:proofErr w:type="spellStart"/>
+      <w:r>
+        <w:rPr>
+          <w:rStyle w:val="Strong"/>
+          <w:rFonts w:ascii="Nirmala UI" w:hAnsi="Nirmala UI" w:cs="Nirmala UI"/>
+        </w:rPr>
+        <w:t>করা</w:t>
+      </w:r>
+      <w:proofErr w:type="spellEnd"/>
+      <w:r>
+        <w:rPr>
+          <w:rStyle w:val="Strong"/>
+        </w:rPr>
+        <w:t xml:space="preserve"> </w:t>
+      </w:r>
+      <w:proofErr w:type="spellStart"/>
+      <w:r>
+        <w:rPr>
+          <w:rStyle w:val="Strong"/>
+          <w:rFonts w:ascii="Nirmala UI" w:hAnsi="Nirmala UI" w:cs="Nirmala UI"/>
+        </w:rPr>
+        <w:t>হয়</w:t>
+      </w:r>
+      <w:proofErr w:type="spellEnd"/>
+      <w:r>
+        <w:rPr>
+          <w:rStyle w:val="Strong"/>
+          <w:rFonts w:ascii="Nirmala UI" w:hAnsi="Nirmala UI" w:cs="Nirmala UI"/>
+        </w:rPr>
+        <w:t>।</w:t>
+      </w:r>
+    </w:p>
+    <w:p>
+      <w:pPr>
+        <w:pStyle w:val="Heading3"/>
+      </w:pPr>
+      <w:r>
+        <w:t>3. Data</w:t>
+      </w:r>
+    </w:p>
+    <w:p>
+      <w:pPr>
+        <w:pStyle w:val="NormalWeb"/>
+      </w:pPr>
+      <w:proofErr w:type="spellStart"/>
+      <w:r>
+        <w:rPr>
+          <w:rFonts w:ascii="Nirmala UI" w:hAnsi="Nirmala UI" w:cs="Nirmala UI"/>
+        </w:rPr>
+        <w:t>একাধিক</w:t>
+      </w:r>
+      <w:proofErr w:type="spellEnd"/>
+      <w:r>
+        <w:t xml:space="preserve"> application </w:t>
+      </w:r>
+      <w:proofErr w:type="spellStart"/>
+      <w:r>
+        <w:rPr>
+          <w:rFonts w:ascii="Nirmala UI" w:hAnsi="Nirmala UI" w:cs="Nirmala UI"/>
+        </w:rPr>
+        <w:t>যে</w:t>
+      </w:r>
+      <w:proofErr w:type="spellEnd"/>
+      <w:r>
+        <w:t xml:space="preserve"> data </w:t>
+      </w:r>
+      <w:proofErr w:type="spellStart"/>
+      <w:r>
+        <w:rPr>
+          <w:rFonts w:ascii="Nirmala UI" w:hAnsi="Nirmala UI" w:cs="Nirmala UI"/>
+        </w:rPr>
+        <w:t>ব্যবহার</w:t>
+      </w:r>
+      <w:proofErr w:type="spellEnd"/>
+      <w:r>
+        <w:t xml:space="preserve"> </w:t>
+      </w:r>
+      <w:proofErr w:type="spellStart"/>
+      <w:r>
+        <w:rPr>
+          <w:rFonts w:ascii="Nirmala UI" w:hAnsi="Nirmala UI" w:cs="Nirmala UI"/>
+        </w:rPr>
+        <w:t>করে</w:t>
+      </w:r>
+      <w:proofErr w:type="spellEnd"/>
+      <w:r>
+        <w:t xml:space="preserve">, </w:t>
+      </w:r>
+      <w:proofErr w:type="spellStart"/>
+      <w:r>
+        <w:rPr>
+          <w:rFonts w:ascii="Nirmala UI" w:hAnsi="Nirmala UI" w:cs="Nirmala UI"/>
+        </w:rPr>
+        <w:t>সেই</w:t>
+      </w:r>
+      <w:proofErr w:type="spellEnd"/>
+      <w:r>
+        <w:t xml:space="preserve"> data </w:t>
+      </w:r>
+      <w:proofErr w:type="spellStart"/>
+      <w:r>
+        <w:rPr>
+          <w:rFonts w:ascii="Nirmala UI" w:hAnsi="Nirmala UI" w:cs="Nirmala UI"/>
+        </w:rPr>
+        <w:t>বিভিন্ন</w:t>
+      </w:r>
+      <w:proofErr w:type="spellEnd"/>
+      <w:r>
+        <w:t xml:space="preserve"> </w:t>
+      </w:r>
+      <w:r>
+        <w:rPr>
+          <w:rStyle w:val="Strong"/>
+        </w:rPr>
+        <w:t>processing site</w:t>
+      </w:r>
+      <w:r>
+        <w:t>-</w:t>
+      </w:r>
+      <w:r>
+        <w:rPr>
+          <w:rFonts w:ascii="Nirmala UI" w:hAnsi="Nirmala UI" w:cs="Nirmala UI"/>
+        </w:rPr>
+        <w:t>এ</w:t>
+      </w:r>
+      <w:r>
+        <w:t xml:space="preserve"> distributed </w:t>
+      </w:r>
+      <w:proofErr w:type="spellStart"/>
+      <w:r>
+        <w:rPr>
+          <w:rFonts w:ascii="Nirmala UI" w:hAnsi="Nirmala UI" w:cs="Nirmala UI"/>
+        </w:rPr>
+        <w:t>রাখা</w:t>
+      </w:r>
+      <w:proofErr w:type="spellEnd"/>
+      <w:r>
+        <w:t xml:space="preserve"> </w:t>
+      </w:r>
+      <w:proofErr w:type="spellStart"/>
+      <w:r>
+        <w:rPr>
+          <w:rFonts w:ascii="Nirmala UI" w:hAnsi="Nirmala UI" w:cs="Nirmala UI"/>
+        </w:rPr>
+        <w:t>যেতে</w:t>
+      </w:r>
+      <w:proofErr w:type="spellEnd"/>
+      <w:r>
+        <w:t xml:space="preserve"> </w:t>
+      </w:r>
+      <w:proofErr w:type="spellStart"/>
+      <w:r>
+        <w:rPr>
+          <w:rFonts w:ascii="Nirmala UI" w:hAnsi="Nirmala UI" w:cs="Nirmala UI"/>
+        </w:rPr>
+        <w:t>পারে</w:t>
+      </w:r>
+      <w:proofErr w:type="spellEnd"/>
+      <w:r>
+        <w:rPr>
+          <w:rFonts w:ascii="Nirmala UI" w:hAnsi="Nirmala UI" w:cs="Nirmala UI"/>
+        </w:rPr>
+        <w:t>।</w:t>
+      </w:r>
+    </w:p>
+    <w:p>
+      <w:pPr>
+        <w:pStyle w:val="NormalWeb"/>
+      </w:pPr>
+      <w:r>
+        <w:rPr>
+          <w:rFonts w:ascii="Segoe UI Symbol" w:hAnsi="Segoe UI Symbol" w:cs="Segoe UI Symbol"/>
+        </w:rPr>
+        <w:t>👉</w:t>
+      </w:r>
+      <w:r>
+        <w:t xml:space="preserve"> </w:t>
+      </w:r>
+      <w:proofErr w:type="spellStart"/>
+      <w:r>
+        <w:rPr>
+          <w:rFonts w:ascii="Nirmala UI" w:hAnsi="Nirmala UI" w:cs="Nirmala UI"/>
+        </w:rPr>
+        <w:t>সহজভাবে</w:t>
+      </w:r>
+      <w:proofErr w:type="spellEnd"/>
+      <w:r>
+        <w:t xml:space="preserve">: </w:t>
+      </w:r>
+      <w:r>
+        <w:rPr>
+          <w:rStyle w:val="Strong"/>
+        </w:rPr>
+        <w:t xml:space="preserve">Data </w:t>
+      </w:r>
+      <w:proofErr w:type="spellStart"/>
+      <w:r>
+        <w:rPr>
+          <w:rStyle w:val="Strong"/>
+          <w:rFonts w:ascii="Nirmala UI" w:hAnsi="Nirmala UI" w:cs="Nirmala UI"/>
+        </w:rPr>
+        <w:t>বিভিন্ন</w:t>
+      </w:r>
+      <w:proofErr w:type="spellEnd"/>
+      <w:r>
+        <w:rPr>
+          <w:rStyle w:val="Strong"/>
+        </w:rPr>
+        <w:t xml:space="preserve"> site/server-</w:t>
+      </w:r>
+      <w:r>
+        <w:rPr>
+          <w:rStyle w:val="Strong"/>
+          <w:rFonts w:ascii="Nirmala UI" w:hAnsi="Nirmala UI" w:cs="Nirmala UI"/>
+        </w:rPr>
+        <w:t>এ</w:t>
+      </w:r>
+      <w:r>
+        <w:rPr>
+          <w:rStyle w:val="Strong"/>
+        </w:rPr>
+        <w:t xml:space="preserve"> </w:t>
+      </w:r>
+      <w:proofErr w:type="spellStart"/>
+      <w:r>
+        <w:rPr>
+          <w:rStyle w:val="Strong"/>
+          <w:rFonts w:ascii="Nirmala UI" w:hAnsi="Nirmala UI" w:cs="Nirmala UI"/>
+        </w:rPr>
+        <w:t>ভাগ</w:t>
+      </w:r>
+      <w:proofErr w:type="spellEnd"/>
+      <w:r>
+        <w:rPr>
+          <w:rStyle w:val="Strong"/>
+        </w:rPr>
+        <w:t xml:space="preserve"> </w:t>
+      </w:r>
+      <w:proofErr w:type="spellStart"/>
+      <w:r>
+        <w:rPr>
+          <w:rStyle w:val="Strong"/>
+          <w:rFonts w:ascii="Nirmala UI" w:hAnsi="Nirmala UI" w:cs="Nirmala UI"/>
+        </w:rPr>
+        <w:t>করে</w:t>
+      </w:r>
+      <w:proofErr w:type="spellEnd"/>
+      <w:r>
+        <w:rPr>
+          <w:rStyle w:val="Strong"/>
+        </w:rPr>
+        <w:t xml:space="preserve"> </w:t>
+      </w:r>
+      <w:proofErr w:type="spellStart"/>
+      <w:r>
+        <w:rPr>
+          <w:rStyle w:val="Strong"/>
+          <w:rFonts w:ascii="Nirmala UI" w:hAnsi="Nirmala UI" w:cs="Nirmala UI"/>
+        </w:rPr>
+        <w:t>রাখা</w:t>
+      </w:r>
+      <w:proofErr w:type="spellEnd"/>
+      <w:r>
+        <w:rPr>
+          <w:rStyle w:val="Strong"/>
+        </w:rPr>
+        <w:t xml:space="preserve"> </w:t>
+      </w:r>
+      <w:proofErr w:type="spellStart"/>
+      <w:r>
+        <w:rPr>
+          <w:rStyle w:val="Strong"/>
+          <w:rFonts w:ascii="Nirmala UI" w:hAnsi="Nirmala UI" w:cs="Nirmala UI"/>
+        </w:rPr>
+        <w:t>হয়</w:t>
+      </w:r>
+      <w:proofErr w:type="spellEnd"/>
+      <w:r>
+        <w:rPr>
+          <w:rStyle w:val="Strong"/>
+          <w:rFonts w:ascii="Nirmala UI" w:hAnsi="Nirmala UI" w:cs="Nirmala UI"/>
+        </w:rPr>
+        <w:t>।</w:t>
+      </w:r>
+    </w:p>
+    <w:p>
+      <w:pPr>
+        <w:pStyle w:val="Heading3"/>
+      </w:pPr>
+      <w:r>
+        <w:lastRenderedPageBreak/>
+        <w:t>4. Control</w:t>
+      </w:r>
+    </w:p>
+    <w:p>
+      <w:pPr>
+        <w:pStyle w:val="NormalWeb"/>
+      </w:pPr>
+      <w:proofErr w:type="spellStart"/>
+      <w:r>
+        <w:rPr>
+          <w:rFonts w:ascii="Nirmala UI" w:hAnsi="Nirmala UI" w:cs="Nirmala UI"/>
+        </w:rPr>
+        <w:t>বিভিন্ন</w:t>
+      </w:r>
+      <w:proofErr w:type="spellEnd"/>
+      <w:r>
+        <w:t xml:space="preserve"> task-</w:t>
+      </w:r>
+      <w:proofErr w:type="spellStart"/>
+      <w:r>
+        <w:rPr>
+          <w:rFonts w:ascii="Nirmala UI" w:hAnsi="Nirmala UI" w:cs="Nirmala UI"/>
+        </w:rPr>
+        <w:t>এর</w:t>
+      </w:r>
+      <w:proofErr w:type="spellEnd"/>
+      <w:r>
+        <w:t xml:space="preserve"> execution-</w:t>
+      </w:r>
+      <w:proofErr w:type="spellStart"/>
+      <w:r>
+        <w:rPr>
+          <w:rFonts w:ascii="Nirmala UI" w:hAnsi="Nirmala UI" w:cs="Nirmala UI"/>
+        </w:rPr>
+        <w:t>এর</w:t>
+      </w:r>
+      <w:proofErr w:type="spellEnd"/>
+      <w:r>
+        <w:t xml:space="preserve"> </w:t>
+      </w:r>
+      <w:r>
+        <w:rPr>
+          <w:rStyle w:val="Strong"/>
+        </w:rPr>
+        <w:t>control</w:t>
+      </w:r>
+      <w:r>
+        <w:t xml:space="preserve"> </w:t>
+      </w:r>
+      <w:proofErr w:type="spellStart"/>
+      <w:r>
+        <w:rPr>
+          <w:rFonts w:ascii="Nirmala UI" w:hAnsi="Nirmala UI" w:cs="Nirmala UI"/>
+        </w:rPr>
+        <w:t>একটি</w:t>
+      </w:r>
+      <w:proofErr w:type="spellEnd"/>
+      <w:r>
+        <w:t xml:space="preserve"> computer-</w:t>
+      </w:r>
+      <w:proofErr w:type="spellStart"/>
+      <w:r>
+        <w:rPr>
+          <w:rFonts w:ascii="Nirmala UI" w:hAnsi="Nirmala UI" w:cs="Nirmala UI"/>
+        </w:rPr>
+        <w:t>এর</w:t>
+      </w:r>
+      <w:proofErr w:type="spellEnd"/>
+      <w:r>
+        <w:t xml:space="preserve"> </w:t>
+      </w:r>
+      <w:proofErr w:type="spellStart"/>
+      <w:r>
+        <w:rPr>
+          <w:rFonts w:ascii="Nirmala UI" w:hAnsi="Nirmala UI" w:cs="Nirmala UI"/>
+        </w:rPr>
+        <w:t>হাতে</w:t>
+      </w:r>
+      <w:proofErr w:type="spellEnd"/>
+      <w:r>
+        <w:t xml:space="preserve"> </w:t>
+      </w:r>
+      <w:proofErr w:type="spellStart"/>
+      <w:r>
+        <w:rPr>
+          <w:rFonts w:ascii="Nirmala UI" w:hAnsi="Nirmala UI" w:cs="Nirmala UI"/>
+        </w:rPr>
+        <w:t>না</w:t>
+      </w:r>
+      <w:proofErr w:type="spellEnd"/>
+      <w:r>
+        <w:t xml:space="preserve"> </w:t>
+      </w:r>
+      <w:proofErr w:type="spellStart"/>
+      <w:r>
+        <w:rPr>
+          <w:rFonts w:ascii="Nirmala UI" w:hAnsi="Nirmala UI" w:cs="Nirmala UI"/>
+        </w:rPr>
+        <w:t>রেখে</w:t>
+      </w:r>
+      <w:proofErr w:type="spellEnd"/>
+      <w:r>
+        <w:t xml:space="preserve"> </w:t>
+      </w:r>
+      <w:proofErr w:type="spellStart"/>
+      <w:r>
+        <w:rPr>
+          <w:rFonts w:ascii="Nirmala UI" w:hAnsi="Nirmala UI" w:cs="Nirmala UI"/>
+        </w:rPr>
+        <w:t>বিভিন্ন</w:t>
+      </w:r>
+      <w:proofErr w:type="spellEnd"/>
+      <w:r>
+        <w:t xml:space="preserve"> computer/site-</w:t>
+      </w:r>
+      <w:proofErr w:type="spellStart"/>
+      <w:r>
+        <w:rPr>
+          <w:rFonts w:ascii="Nirmala UI" w:hAnsi="Nirmala UI" w:cs="Nirmala UI"/>
+        </w:rPr>
+        <w:t>এর</w:t>
+      </w:r>
+      <w:proofErr w:type="spellEnd"/>
+      <w:r>
+        <w:t xml:space="preserve"> </w:t>
+      </w:r>
+      <w:proofErr w:type="spellStart"/>
+      <w:r>
+        <w:rPr>
+          <w:rFonts w:ascii="Nirmala UI" w:hAnsi="Nirmala UI" w:cs="Nirmala UI"/>
+        </w:rPr>
+        <w:t>মধ্যে</w:t>
+      </w:r>
+      <w:proofErr w:type="spellEnd"/>
+      <w:r>
+        <w:t xml:space="preserve"> distributed </w:t>
+      </w:r>
+      <w:proofErr w:type="spellStart"/>
+      <w:r>
+        <w:rPr>
+          <w:rFonts w:ascii="Nirmala UI" w:hAnsi="Nirmala UI" w:cs="Nirmala UI"/>
+        </w:rPr>
+        <w:t>করা</w:t>
+      </w:r>
+      <w:proofErr w:type="spellEnd"/>
+      <w:r>
+        <w:t xml:space="preserve"> </w:t>
+      </w:r>
+      <w:proofErr w:type="spellStart"/>
+      <w:r>
+        <w:rPr>
+          <w:rFonts w:ascii="Nirmala UI" w:hAnsi="Nirmala UI" w:cs="Nirmala UI"/>
+        </w:rPr>
+        <w:t>যেতে</w:t>
+      </w:r>
+      <w:proofErr w:type="spellEnd"/>
+      <w:r>
+        <w:t xml:space="preserve"> </w:t>
+      </w:r>
+      <w:proofErr w:type="spellStart"/>
+      <w:r>
+        <w:rPr>
+          <w:rFonts w:ascii="Nirmala UI" w:hAnsi="Nirmala UI" w:cs="Nirmala UI"/>
+        </w:rPr>
+        <w:t>পারে</w:t>
+      </w:r>
+      <w:proofErr w:type="spellEnd"/>
+      <w:r>
+        <w:rPr>
+          <w:rFonts w:ascii="Nirmala UI" w:hAnsi="Nirmala UI" w:cs="Nirmala UI"/>
+        </w:rPr>
+        <w:t>।</w:t>
+      </w:r>
+    </w:p>
+    <w:p>
+      <w:pPr>
+        <w:pStyle w:val="NormalWeb"/>
+      </w:pPr>
+      <w:r>
+        <w:rPr>
+          <w:rFonts w:ascii="Segoe UI Symbol" w:hAnsi="Segoe UI Symbol" w:cs="Segoe UI Symbol"/>
+        </w:rPr>
+        <w:t>👉</w:t>
+      </w:r>
+      <w:r>
+        <w:t xml:space="preserve"> </w:t>
+      </w:r>
+      <w:proofErr w:type="spellStart"/>
+      <w:r>
+        <w:rPr>
+          <w:rFonts w:ascii="Nirmala UI" w:hAnsi="Nirmala UI" w:cs="Nirmala UI"/>
+        </w:rPr>
+        <w:t>সহজভাবে</w:t>
+      </w:r>
+      <w:proofErr w:type="spellEnd"/>
+      <w:r>
+        <w:t xml:space="preserve">: </w:t>
+      </w:r>
+      <w:proofErr w:type="spellStart"/>
+      <w:r>
+        <w:rPr>
+          <w:rStyle w:val="Strong"/>
+          <w:rFonts w:ascii="Nirmala UI" w:hAnsi="Nirmala UI" w:cs="Nirmala UI"/>
+        </w:rPr>
+        <w:t>কাজগুলো</w:t>
+      </w:r>
+      <w:proofErr w:type="spellEnd"/>
+      <w:r>
+        <w:rPr>
+          <w:rStyle w:val="Strong"/>
+        </w:rPr>
+        <w:t xml:space="preserve"> </w:t>
+      </w:r>
+      <w:proofErr w:type="spellStart"/>
+      <w:r>
+        <w:rPr>
+          <w:rStyle w:val="Strong"/>
+          <w:rFonts w:ascii="Nirmala UI" w:hAnsi="Nirmala UI" w:cs="Nirmala UI"/>
+        </w:rPr>
+        <w:t>কে</w:t>
+      </w:r>
+      <w:proofErr w:type="spellEnd"/>
+      <w:r>
+        <w:rPr>
+          <w:rStyle w:val="Strong"/>
+        </w:rPr>
+        <w:t xml:space="preserve"> </w:t>
+      </w:r>
+      <w:proofErr w:type="spellStart"/>
+      <w:r>
+        <w:rPr>
+          <w:rStyle w:val="Strong"/>
+          <w:rFonts w:ascii="Nirmala UI" w:hAnsi="Nirmala UI" w:cs="Nirmala UI"/>
+        </w:rPr>
+        <w:t>কখন</w:t>
+      </w:r>
+      <w:proofErr w:type="spellEnd"/>
+      <w:r>
+        <w:rPr>
+          <w:rStyle w:val="Strong"/>
+        </w:rPr>
+        <w:t xml:space="preserve"> </w:t>
+      </w:r>
+      <w:proofErr w:type="spellStart"/>
+      <w:r>
+        <w:rPr>
+          <w:rStyle w:val="Strong"/>
+          <w:rFonts w:ascii="Nirmala UI" w:hAnsi="Nirmala UI" w:cs="Nirmala UI"/>
+        </w:rPr>
+        <w:t>করবে</w:t>
+      </w:r>
+      <w:proofErr w:type="spellEnd"/>
+      <w:r>
+        <w:rPr>
+          <w:rStyle w:val="Strong"/>
+        </w:rPr>
+        <w:t>—</w:t>
+      </w:r>
+      <w:proofErr w:type="spellStart"/>
+      <w:r>
+        <w:rPr>
+          <w:rStyle w:val="Strong"/>
+          <w:rFonts w:ascii="Nirmala UI" w:hAnsi="Nirmala UI" w:cs="Nirmala UI"/>
+        </w:rPr>
+        <w:t>তার</w:t>
+      </w:r>
+      <w:proofErr w:type="spellEnd"/>
+      <w:r>
+        <w:rPr>
+          <w:rStyle w:val="Strong"/>
+        </w:rPr>
+        <w:t xml:space="preserve"> control-</w:t>
+      </w:r>
+      <w:r>
+        <w:rPr>
+          <w:rStyle w:val="Strong"/>
+          <w:rFonts w:ascii="Nirmala UI" w:hAnsi="Nirmala UI" w:cs="Nirmala UI"/>
+        </w:rPr>
+        <w:t>ও</w:t>
+      </w:r>
+      <w:r>
+        <w:rPr>
+          <w:rStyle w:val="Strong"/>
+        </w:rPr>
+        <w:t xml:space="preserve"> </w:t>
+      </w:r>
+      <w:proofErr w:type="spellStart"/>
+      <w:r>
+        <w:rPr>
+          <w:rStyle w:val="Strong"/>
+          <w:rFonts w:ascii="Nirmala UI" w:hAnsi="Nirmala UI" w:cs="Nirmala UI"/>
+        </w:rPr>
+        <w:t>বিভিন্ন</w:t>
+      </w:r>
+      <w:proofErr w:type="spellEnd"/>
+      <w:r>
+        <w:rPr>
+          <w:rStyle w:val="Strong"/>
+        </w:rPr>
+        <w:t xml:space="preserve"> system-</w:t>
+      </w:r>
+      <w:proofErr w:type="spellStart"/>
+      <w:r>
+        <w:rPr>
+          <w:rStyle w:val="Strong"/>
+          <w:rFonts w:ascii="Nirmala UI" w:hAnsi="Nirmala UI" w:cs="Nirmala UI"/>
+        </w:rPr>
+        <w:t>এর</w:t>
+      </w:r>
+      <w:proofErr w:type="spellEnd"/>
+      <w:r>
+        <w:rPr>
+          <w:rStyle w:val="Strong"/>
+        </w:rPr>
+        <w:t xml:space="preserve"> </w:t>
+      </w:r>
+      <w:proofErr w:type="spellStart"/>
+      <w:r>
+        <w:rPr>
+          <w:rStyle w:val="Strong"/>
+          <w:rFonts w:ascii="Nirmala UI" w:hAnsi="Nirmala UI" w:cs="Nirmala UI"/>
+        </w:rPr>
+        <w:t>মধ্যে</w:t>
+      </w:r>
+      <w:proofErr w:type="spellEnd"/>
+      <w:r>
+        <w:rPr>
+          <w:rStyle w:val="Strong"/>
+        </w:rPr>
+        <w:t xml:space="preserve"> </w:t>
+      </w:r>
+      <w:proofErr w:type="spellStart"/>
+      <w:r>
+        <w:rPr>
+          <w:rStyle w:val="Strong"/>
+          <w:rFonts w:ascii="Nirmala UI" w:hAnsi="Nirmala UI" w:cs="Nirmala UI"/>
+        </w:rPr>
+        <w:t>ভাগ</w:t>
+      </w:r>
+      <w:proofErr w:type="spellEnd"/>
+      <w:r>
+        <w:rPr>
+          <w:rStyle w:val="Strong"/>
+        </w:rPr>
+        <w:t xml:space="preserve"> </w:t>
+      </w:r>
+      <w:proofErr w:type="spellStart"/>
+      <w:r>
+        <w:rPr>
+          <w:rStyle w:val="Strong"/>
+          <w:rFonts w:ascii="Nirmala UI" w:hAnsi="Nirmala UI" w:cs="Nirmala UI"/>
+        </w:rPr>
+        <w:t>করা</w:t>
+      </w:r>
+      <w:proofErr w:type="spellEnd"/>
+      <w:r>
+        <w:rPr>
+          <w:rStyle w:val="Strong"/>
+        </w:rPr>
+        <w:t xml:space="preserve"> </w:t>
+      </w:r>
+      <w:proofErr w:type="spellStart"/>
+      <w:r>
+        <w:rPr>
+          <w:rStyle w:val="Strong"/>
+          <w:rFonts w:ascii="Nirmala UI" w:hAnsi="Nirmala UI" w:cs="Nirmala UI"/>
+        </w:rPr>
+        <w:t>হয়</w:t>
+      </w:r>
+      <w:proofErr w:type="spellEnd"/>
+      <w:r>
+        <w:rPr>
+          <w:rStyle w:val="Strong"/>
+          <w:rFonts w:ascii="Nirmala UI" w:hAnsi="Nirmala UI" w:cs="Nirmala UI"/>
+        </w:rPr>
+        <w:t>।</w:t>
+      </w:r>
+    </w:p>
+    <w:p>
+      <w:pPr>
+        <w:pStyle w:val="Heading3"/>
+      </w:pPr>
+      <w:r>
+        <w:rPr>
+          <w:rFonts w:ascii="Segoe UI Symbol" w:hAnsi="Segoe UI Symbol" w:cs="Segoe UI Symbol"/>
+        </w:rPr>
+        <w:t>⭐</w:t>
+      </w:r>
+      <w:r>
+        <w:t xml:space="preserve"> Exam-Ready Answer</w:t>
+      </w:r>
+    </w:p>
+    <w:p>
+      <w:pPr>
+        <w:pStyle w:val="NormalWeb"/>
+      </w:pPr>
+      <w:r>
+        <w:rPr>
+          <w:rStyle w:val="Strong"/>
+        </w:rPr>
+        <w:t>In a DDBS, the following can be distributed:</w:t>
+      </w:r>
+    </w:p>
+    <w:p>
+      <w:pPr>
+        <w:numPr>
+          <w:ilvl w:val="0"/>
+          <w:numId w:val="15"/>
+        </w:numPr>
+        <w:spacing w:before="100" w:beforeAutospacing="1" w:after="100" w:afterAutospacing="1" w:line="240" w:lineRule="auto"/>
+      </w:pPr>
+      <w:r>
+        <w:rPr>
+          <w:rStyle w:val="Strong"/>
+        </w:rPr>
+        <w:t>Processing Logic</w:t>
+      </w:r>
+      <w:r>
+        <w:t xml:space="preserve"> – Processing elements are distributed among different sites. </w:t>
+      </w:r>
+    </w:p>
+    <w:p>
+      <w:pPr>
+        <w:numPr>
+          <w:ilvl w:val="0"/>
+          <w:numId w:val="15"/>
+        </w:numPr>
+        <w:spacing w:before="100" w:beforeAutospacing="1" w:after="100" w:afterAutospacing="1" w:line="240" w:lineRule="auto"/>
+      </w:pPr>
+      <w:r>
+        <w:rPr>
+          <w:rStyle w:val="Strong"/>
+        </w:rPr>
+        <w:t>Function</w:t>
+      </w:r>
+      <w:r>
+        <w:t xml:space="preserve"> – Different functions are delegated to different hardware or software. </w:t>
+      </w:r>
+    </w:p>
+    <w:p>
+      <w:pPr>
+        <w:numPr>
+          <w:ilvl w:val="0"/>
+          <w:numId w:val="15"/>
+        </w:numPr>
+        <w:spacing w:before="100" w:beforeAutospacing="1" w:after="100" w:afterAutospacing="1" w:line="240" w:lineRule="auto"/>
+      </w:pPr>
+      <w:r>
+        <w:rPr>
+          <w:rStyle w:val="Strong"/>
+        </w:rPr>
+        <w:t>Data</w:t>
+      </w:r>
+      <w:r>
+        <w:t xml:space="preserve"> – Data used by applications can be distributed among different processing sites. </w:t>
+      </w:r>
+    </w:p>
+    <w:p>
+      <w:pPr>
+        <w:numPr>
+          <w:ilvl w:val="0"/>
+          <w:numId w:val="15"/>
+        </w:numPr>
+        <w:spacing w:before="100" w:beforeAutospacing="1" w:after="100" w:afterAutospacing="1" w:line="240" w:lineRule="auto"/>
+      </w:pPr>
+      <w:r>
+        <w:rPr>
+          <w:rStyle w:val="Strong"/>
+        </w:rPr>
+        <w:t>Control</w:t>
+      </w:r>
+      <w:r>
+        <w:t xml:space="preserve"> – Control over the execution of tasks can be distributed among different computer systems. </w:t>
+      </w:r>
+    </w:p>
+    <w:p>
+      <w:pPr>
+        <w:pStyle w:val="NormalWeb"/>
+        <w:rPr>
+          <w:rStyle w:val="Strong"/>
+        </w:rPr>
+      </w:pPr>
+      <w:r>
+        <w:rPr>
+          <w:rStyle w:val="Strong"/>
+        </w:rPr>
+        <w:t>Memory Trick:</w:t>
+      </w:r>
+      <w:r>
+        <w:br/>
+      </w:r>
+      <w:r>
+        <w:rPr>
+          <w:rFonts w:ascii="Segoe UI Symbol" w:hAnsi="Segoe UI Symbol" w:cs="Segoe UI Symbol"/>
+        </w:rPr>
+        <w:t>👉</w:t>
+      </w:r>
+      <w:r>
+        <w:t xml:space="preserve"> </w:t>
+      </w:r>
+      <w:r>
+        <w:rPr>
+          <w:rStyle w:val="Strong"/>
+        </w:rPr>
+        <w:t>P-F-D-C = Proc</w:t>
+      </w:r>
+      <w:bookmarkStart w:id="0" w:name="_GoBack"/>
+      <w:bookmarkEnd w:id="0"/>
+      <w:r>
+        <w:rPr>
+          <w:rStyle w:val="Strong"/>
+        </w:rPr>
+        <w:t>essing, Function, Data, Control</w:t>
+      </w:r>
+    </w:p>
+    <w:p>
+      <w:pPr>
+        <w:pStyle w:val="NormalWeb"/>
+        <w:rPr>
+          <w:rStyle w:val="Strong"/>
+        </w:rPr>
+      </w:pPr>
+    </w:p>
+    <w:p>
+      <w:pPr>
+        <w:pStyle w:val="NormalWeb"/>
+        <w:rPr>
+          <w:rStyle w:val="Strong"/>
+        </w:rPr>
+      </w:pPr>
+    </w:p>
+    <w:p>
+      <w:pPr>
+        <w:pStyle w:val="Heading1"/>
+        <w:rPr>
+          <w:b/>
+          <w:color w:val="FF0000"/>
+          <w:u w:val="single"/>
+        </w:rPr>
+      </w:pPr>
+      <w:r>
+        <w:rPr>
+          <w:b/>
+          <w:color w:val="FF0000"/>
+          <w:u w:val="single"/>
+        </w:rPr>
+        <w:t>Promises of DDBSs</w:t>
+      </w:r>
+    </w:p>
+    <w:p>
+      <w:pPr>
+        <w:pStyle w:val="NormalWeb"/>
+      </w:pPr>
+      <w:r>
+        <w:rPr>
+          <w:rStyle w:val="Strong"/>
+        </w:rPr>
+        <w:t>DDBS-</w:t>
+      </w:r>
+      <w:proofErr w:type="spellStart"/>
+      <w:r>
+        <w:rPr>
+          <w:rStyle w:val="Strong"/>
+          <w:rFonts w:ascii="Nirmala UI" w:hAnsi="Nirmala UI" w:cs="Nirmala UI"/>
+        </w:rPr>
+        <w:t>এর</w:t>
+      </w:r>
+      <w:proofErr w:type="spellEnd"/>
+      <w:r>
+        <w:rPr>
+          <w:rStyle w:val="Strong"/>
+        </w:rPr>
+        <w:t xml:space="preserve"> </w:t>
+      </w:r>
+      <w:proofErr w:type="spellStart"/>
+      <w:r>
+        <w:rPr>
+          <w:rStyle w:val="Strong"/>
+          <w:rFonts w:ascii="Nirmala UI" w:hAnsi="Nirmala UI" w:cs="Nirmala UI"/>
+        </w:rPr>
+        <w:t>প্রধান</w:t>
+      </w:r>
+      <w:proofErr w:type="spellEnd"/>
+      <w:r>
+        <w:rPr>
+          <w:rStyle w:val="Strong"/>
+        </w:rPr>
+        <w:t xml:space="preserve"> </w:t>
+      </w:r>
+      <w:r>
+        <w:rPr>
+          <w:rStyle w:val="Strong"/>
+          <w:rFonts w:ascii="Nirmala UI" w:hAnsi="Nirmala UI" w:cs="Nirmala UI"/>
+        </w:rPr>
+        <w:t>৪টি</w:t>
+      </w:r>
+      <w:r>
+        <w:rPr>
+          <w:rStyle w:val="Strong"/>
+        </w:rPr>
+        <w:t xml:space="preserve"> Promise/Advantage:</w:t>
+      </w:r>
+    </w:p>
+    <w:p>
+      <w:pPr>
+        <w:pStyle w:val="NormalWeb"/>
+      </w:pPr>
+      <w:r>
+        <w:rPr>
+          <w:rFonts w:ascii="Segoe UI Symbol" w:hAnsi="Segoe UI Symbol" w:cs="Segoe UI Symbol"/>
+        </w:rPr>
+        <w:t>👉</w:t>
+      </w:r>
+      <w:r>
+        <w:t xml:space="preserve"> </w:t>
+      </w:r>
+      <w:r>
+        <w:rPr>
+          <w:rStyle w:val="Strong"/>
+        </w:rPr>
+        <w:t>T-R-I-E</w:t>
+      </w:r>
+    </w:p>
+    <w:p>
+      <w:pPr>
+        <w:numPr>
+          <w:ilvl w:val="0"/>
+          <w:numId w:val="16"/>
+        </w:numPr>
+        <w:spacing w:before="100" w:beforeAutospacing="1" w:after="100" w:afterAutospacing="1" w:line="240" w:lineRule="auto"/>
+      </w:pPr>
+      <w:r>
+        <w:rPr>
+          <w:rStyle w:val="Strong"/>
+        </w:rPr>
+        <w:t>T</w:t>
+      </w:r>
+      <w:r>
+        <w:t xml:space="preserve"> = Transparent Management </w:t>
+      </w:r>
+    </w:p>
+    <w:p>
+      <w:pPr>
+        <w:numPr>
+          <w:ilvl w:val="0"/>
+          <w:numId w:val="16"/>
+        </w:numPr>
+        <w:spacing w:before="100" w:beforeAutospacing="1" w:after="100" w:afterAutospacing="1" w:line="240" w:lineRule="auto"/>
+      </w:pPr>
+      <w:r>
+        <w:rPr>
+          <w:rStyle w:val="Strong"/>
+        </w:rPr>
+        <w:t>R</w:t>
+      </w:r>
+      <w:r>
+        <w:t xml:space="preserve"> = Reliable Access </w:t>
+      </w:r>
+    </w:p>
+    <w:p>
+      <w:pPr>
+        <w:numPr>
+          <w:ilvl w:val="0"/>
+          <w:numId w:val="16"/>
+        </w:numPr>
+        <w:spacing w:before="100" w:beforeAutospacing="1" w:after="100" w:afterAutospacing="1" w:line="240" w:lineRule="auto"/>
+      </w:pPr>
+      <w:r>
+        <w:rPr>
+          <w:rStyle w:val="Strong"/>
+        </w:rPr>
+        <w:t>I</w:t>
+      </w:r>
+      <w:r>
+        <w:t xml:space="preserve"> = Improved Performance </w:t>
+      </w:r>
+    </w:p>
+    <w:p>
+      <w:pPr>
+        <w:numPr>
+          <w:ilvl w:val="0"/>
+          <w:numId w:val="16"/>
+        </w:numPr>
+        <w:spacing w:before="100" w:beforeAutospacing="1" w:after="100" w:afterAutospacing="1" w:line="240" w:lineRule="auto"/>
+      </w:pPr>
+      <w:r>
+        <w:rPr>
+          <w:rStyle w:val="Strong"/>
+        </w:rPr>
+        <w:t>E</w:t>
+      </w:r>
+      <w:r>
+        <w:t xml:space="preserve"> = Easier System Expansion </w:t>
+      </w:r>
+    </w:p>
+    <w:p>
+      <w:pPr>
+        <w:pStyle w:val="Heading2"/>
+      </w:pPr>
+      <w:r>
+        <w:t>1. Transparent Management of Distributed and Replicated Data</w:t>
+      </w:r>
+    </w:p>
+    <w:p>
+      <w:pPr>
+        <w:pStyle w:val="Heading3"/>
+      </w:pPr>
+      <w:proofErr w:type="spellStart"/>
+      <w:r>
+        <w:rPr>
+          <w:rFonts w:ascii="Nirmala UI" w:hAnsi="Nirmala UI" w:cs="Nirmala UI"/>
+        </w:rPr>
+        <w:t>সহজ</w:t>
+      </w:r>
+      <w:proofErr w:type="spellEnd"/>
+      <w:r>
+        <w:t xml:space="preserve"> </w:t>
+      </w:r>
+      <w:proofErr w:type="spellStart"/>
+      <w:r>
+        <w:rPr>
+          <w:rFonts w:ascii="Nirmala UI" w:hAnsi="Nirmala UI" w:cs="Nirmala UI"/>
+        </w:rPr>
+        <w:t>বাংলা</w:t>
+      </w:r>
+      <w:proofErr w:type="spellEnd"/>
+    </w:p>
+    <w:p>
+      <w:pPr>
+        <w:pStyle w:val="NormalWeb"/>
+      </w:pPr>
+      <w:r>
+        <w:rPr>
+          <w:rStyle w:val="Strong"/>
+        </w:rPr>
+        <w:t>Transparency</w:t>
+      </w:r>
+      <w:r>
+        <w:t xml:space="preserve"> </w:t>
+      </w:r>
+      <w:proofErr w:type="spellStart"/>
+      <w:r>
+        <w:rPr>
+          <w:rFonts w:ascii="Nirmala UI" w:hAnsi="Nirmala UI" w:cs="Nirmala UI"/>
+        </w:rPr>
+        <w:t>মানে</w:t>
+      </w:r>
+      <w:proofErr w:type="spellEnd"/>
+      <w:r>
+        <w:t xml:space="preserve"> </w:t>
+      </w:r>
+      <w:proofErr w:type="spellStart"/>
+      <w:r>
+        <w:rPr>
+          <w:rFonts w:ascii="Nirmala UI" w:hAnsi="Nirmala UI" w:cs="Nirmala UI"/>
+        </w:rPr>
+        <w:t>হলো</w:t>
+      </w:r>
+      <w:proofErr w:type="spellEnd"/>
+      <w:r>
+        <w:t xml:space="preserve"> system-</w:t>
+      </w:r>
+      <w:proofErr w:type="spellStart"/>
+      <w:r>
+        <w:rPr>
+          <w:rFonts w:ascii="Nirmala UI" w:hAnsi="Nirmala UI" w:cs="Nirmala UI"/>
+        </w:rPr>
+        <w:t>এর</w:t>
+      </w:r>
+      <w:proofErr w:type="spellEnd"/>
+      <w:r>
+        <w:t xml:space="preserve"> </w:t>
+      </w:r>
+      <w:proofErr w:type="spellStart"/>
+      <w:r>
+        <w:rPr>
+          <w:rStyle w:val="Strong"/>
+          <w:rFonts w:ascii="Nirmala UI" w:hAnsi="Nirmala UI" w:cs="Nirmala UI"/>
+        </w:rPr>
+        <w:t>ভেতরের</w:t>
+      </w:r>
+      <w:proofErr w:type="spellEnd"/>
+      <w:r>
+        <w:rPr>
+          <w:rStyle w:val="Strong"/>
+        </w:rPr>
+        <w:t xml:space="preserve"> implementation details user-</w:t>
+      </w:r>
+      <w:proofErr w:type="spellStart"/>
+      <w:r>
+        <w:rPr>
+          <w:rStyle w:val="Strong"/>
+          <w:rFonts w:ascii="Nirmala UI" w:hAnsi="Nirmala UI" w:cs="Nirmala UI"/>
+        </w:rPr>
+        <w:t>এর</w:t>
+      </w:r>
+      <w:proofErr w:type="spellEnd"/>
+      <w:r>
+        <w:rPr>
+          <w:rStyle w:val="Strong"/>
+        </w:rPr>
+        <w:t xml:space="preserve"> </w:t>
+      </w:r>
+      <w:proofErr w:type="spellStart"/>
+      <w:r>
+        <w:rPr>
+          <w:rStyle w:val="Strong"/>
+          <w:rFonts w:ascii="Nirmala UI" w:hAnsi="Nirmala UI" w:cs="Nirmala UI"/>
+        </w:rPr>
+        <w:t>কাছ</w:t>
+      </w:r>
+      <w:proofErr w:type="spellEnd"/>
+      <w:r>
+        <w:rPr>
+          <w:rStyle w:val="Strong"/>
+        </w:rPr>
+        <w:t xml:space="preserve"> </w:t>
+      </w:r>
+      <w:proofErr w:type="spellStart"/>
+      <w:r>
+        <w:rPr>
+          <w:rStyle w:val="Strong"/>
+          <w:rFonts w:ascii="Nirmala UI" w:hAnsi="Nirmala UI" w:cs="Nirmala UI"/>
+        </w:rPr>
+        <w:t>থেকে</w:t>
+      </w:r>
+      <w:proofErr w:type="spellEnd"/>
+      <w:r>
+        <w:rPr>
+          <w:rStyle w:val="Strong"/>
+        </w:rPr>
+        <w:t xml:space="preserve"> </w:t>
+      </w:r>
+      <w:proofErr w:type="spellStart"/>
+      <w:r>
+        <w:rPr>
+          <w:rStyle w:val="Strong"/>
+          <w:rFonts w:ascii="Nirmala UI" w:hAnsi="Nirmala UI" w:cs="Nirmala UI"/>
+        </w:rPr>
+        <w:t>লুকিয়ে</w:t>
+      </w:r>
+      <w:proofErr w:type="spellEnd"/>
+      <w:r>
+        <w:rPr>
+          <w:rStyle w:val="Strong"/>
+        </w:rPr>
+        <w:t xml:space="preserve"> </w:t>
+      </w:r>
+      <w:proofErr w:type="spellStart"/>
+      <w:r>
+        <w:rPr>
+          <w:rStyle w:val="Strong"/>
+          <w:rFonts w:ascii="Nirmala UI" w:hAnsi="Nirmala UI" w:cs="Nirmala UI"/>
+        </w:rPr>
+        <w:t>রাখা</w:t>
+      </w:r>
+      <w:proofErr w:type="spellEnd"/>
+      <w:r>
+        <w:rPr>
+          <w:rFonts w:ascii="Nirmala UI" w:hAnsi="Nirmala UI" w:cs="Nirmala UI"/>
+        </w:rPr>
+        <w:t>।</w:t>
+      </w:r>
+    </w:p>
+    <w:p>
+      <w:pPr>
+        <w:pStyle w:val="NormalWeb"/>
+      </w:pPr>
+      <w:proofErr w:type="spellStart"/>
+      <w:r>
+        <w:rPr>
+          <w:rFonts w:ascii="Nirmala UI" w:hAnsi="Nirmala UI" w:cs="Nirmala UI"/>
+        </w:rPr>
+        <w:lastRenderedPageBreak/>
+        <w:t>অর্থা</w:t>
+      </w:r>
+      <w:proofErr w:type="spellEnd"/>
+      <w:r>
+        <w:rPr>
+          <w:rFonts w:ascii="Nirmala UI" w:hAnsi="Nirmala UI" w:cs="Nirmala UI"/>
+        </w:rPr>
+        <w:t>ৎ</w:t>
+      </w:r>
+      <w:r>
+        <w:t xml:space="preserve">, data </w:t>
+      </w:r>
+      <w:proofErr w:type="spellStart"/>
+      <w:r>
+        <w:rPr>
+          <w:rFonts w:ascii="Nirmala UI" w:hAnsi="Nirmala UI" w:cs="Nirmala UI"/>
+        </w:rPr>
+        <w:t>কোথায়</w:t>
+      </w:r>
+      <w:proofErr w:type="spellEnd"/>
+      <w:r>
+        <w:t xml:space="preserve"> </w:t>
+      </w:r>
+      <w:proofErr w:type="spellStart"/>
+      <w:r>
+        <w:rPr>
+          <w:rFonts w:ascii="Nirmala UI" w:hAnsi="Nirmala UI" w:cs="Nirmala UI"/>
+        </w:rPr>
+        <w:t>রাখা</w:t>
+      </w:r>
+      <w:proofErr w:type="spellEnd"/>
+      <w:r>
+        <w:t xml:space="preserve"> </w:t>
+      </w:r>
+      <w:proofErr w:type="spellStart"/>
+      <w:r>
+        <w:rPr>
+          <w:rFonts w:ascii="Nirmala UI" w:hAnsi="Nirmala UI" w:cs="Nirmala UI"/>
+        </w:rPr>
+        <w:t>আছে</w:t>
+      </w:r>
+      <w:proofErr w:type="spellEnd"/>
+      <w:r>
+        <w:t xml:space="preserve">, </w:t>
+      </w:r>
+      <w:proofErr w:type="spellStart"/>
+      <w:r>
+        <w:rPr>
+          <w:rFonts w:ascii="Nirmala UI" w:hAnsi="Nirmala UI" w:cs="Nirmala UI"/>
+        </w:rPr>
+        <w:t>কীভাবে</w:t>
+      </w:r>
+      <w:proofErr w:type="spellEnd"/>
+      <w:r>
+        <w:t xml:space="preserve"> distribute </w:t>
+      </w:r>
+      <w:proofErr w:type="spellStart"/>
+      <w:r>
+        <w:rPr>
+          <w:rFonts w:ascii="Nirmala UI" w:hAnsi="Nirmala UI" w:cs="Nirmala UI"/>
+        </w:rPr>
+        <w:t>বা</w:t>
+      </w:r>
+      <w:proofErr w:type="spellEnd"/>
+      <w:r>
+        <w:t xml:space="preserve"> replicate </w:t>
+      </w:r>
+      <w:proofErr w:type="spellStart"/>
+      <w:r>
+        <w:rPr>
+          <w:rFonts w:ascii="Nirmala UI" w:hAnsi="Nirmala UI" w:cs="Nirmala UI"/>
+        </w:rPr>
+        <w:t>করা</w:t>
+      </w:r>
+      <w:proofErr w:type="spellEnd"/>
+      <w:r>
+        <w:t xml:space="preserve"> </w:t>
+      </w:r>
+      <w:proofErr w:type="spellStart"/>
+      <w:r>
+        <w:rPr>
+          <w:rFonts w:ascii="Nirmala UI" w:hAnsi="Nirmala UI" w:cs="Nirmala UI"/>
+        </w:rPr>
+        <w:t>হয়েছে</w:t>
+      </w:r>
+      <w:proofErr w:type="spellEnd"/>
+      <w:r>
+        <w:t>—</w:t>
+      </w:r>
+      <w:proofErr w:type="spellStart"/>
+      <w:r>
+        <w:rPr>
+          <w:rFonts w:ascii="Nirmala UI" w:hAnsi="Nirmala UI" w:cs="Nirmala UI"/>
+        </w:rPr>
+        <w:t>এসব</w:t>
+      </w:r>
+      <w:proofErr w:type="spellEnd"/>
+      <w:r>
+        <w:t xml:space="preserve"> user-</w:t>
+      </w:r>
+      <w:proofErr w:type="spellStart"/>
+      <w:r>
+        <w:rPr>
+          <w:rFonts w:ascii="Nirmala UI" w:hAnsi="Nirmala UI" w:cs="Nirmala UI"/>
+        </w:rPr>
+        <w:t>কে</w:t>
+      </w:r>
+      <w:proofErr w:type="spellEnd"/>
+      <w:r>
+        <w:t xml:space="preserve"> </w:t>
+      </w:r>
+      <w:proofErr w:type="spellStart"/>
+      <w:r>
+        <w:rPr>
+          <w:rFonts w:ascii="Nirmala UI" w:hAnsi="Nirmala UI" w:cs="Nirmala UI"/>
+        </w:rPr>
+        <w:t>জানতে</w:t>
+      </w:r>
+      <w:proofErr w:type="spellEnd"/>
+      <w:r>
+        <w:t xml:space="preserve"> </w:t>
+      </w:r>
+      <w:proofErr w:type="spellStart"/>
+      <w:r>
+        <w:rPr>
+          <w:rFonts w:ascii="Nirmala UI" w:hAnsi="Nirmala UI" w:cs="Nirmala UI"/>
+        </w:rPr>
+        <w:t>হয়</w:t>
+      </w:r>
+      <w:proofErr w:type="spellEnd"/>
+      <w:r>
+        <w:t xml:space="preserve"> </w:t>
+      </w:r>
+      <w:proofErr w:type="spellStart"/>
+      <w:r>
+        <w:rPr>
+          <w:rFonts w:ascii="Nirmala UI" w:hAnsi="Nirmala UI" w:cs="Nirmala UI"/>
+        </w:rPr>
+        <w:t>না</w:t>
+      </w:r>
+      <w:proofErr w:type="spellEnd"/>
+      <w:r>
+        <w:rPr>
+          <w:rFonts w:ascii="Nirmala UI" w:hAnsi="Nirmala UI" w:cs="Nirmala UI"/>
+        </w:rPr>
+        <w:t>।</w:t>
+      </w:r>
+      <w:r>
+        <w:t xml:space="preserve"> User </w:t>
+      </w:r>
+      <w:proofErr w:type="spellStart"/>
+      <w:r>
+        <w:rPr>
+          <w:rFonts w:ascii="Nirmala UI" w:hAnsi="Nirmala UI" w:cs="Nirmala UI"/>
+        </w:rPr>
+        <w:t>শুধু</w:t>
+      </w:r>
+      <w:proofErr w:type="spellEnd"/>
+      <w:r>
+        <w:t xml:space="preserve"> database-</w:t>
+      </w:r>
+      <w:proofErr w:type="spellStart"/>
+      <w:r>
+        <w:rPr>
+          <w:rFonts w:ascii="Nirmala UI" w:hAnsi="Nirmala UI" w:cs="Nirmala UI"/>
+        </w:rPr>
+        <w:t>এর</w:t>
+      </w:r>
+      <w:proofErr w:type="spellEnd"/>
+      <w:r>
+        <w:t xml:space="preserve"> </w:t>
+      </w:r>
+      <w:proofErr w:type="spellStart"/>
+      <w:r>
+        <w:rPr>
+          <w:rFonts w:ascii="Nirmala UI" w:hAnsi="Nirmala UI" w:cs="Nirmala UI"/>
+        </w:rPr>
+        <w:t>সাথে</w:t>
+      </w:r>
+      <w:proofErr w:type="spellEnd"/>
+      <w:r>
+        <w:t xml:space="preserve"> </w:t>
+      </w:r>
+      <w:proofErr w:type="spellStart"/>
+      <w:r>
+        <w:rPr>
+          <w:rFonts w:ascii="Nirmala UI" w:hAnsi="Nirmala UI" w:cs="Nirmala UI"/>
+        </w:rPr>
+        <w:t>কাজ</w:t>
+      </w:r>
+      <w:proofErr w:type="spellEnd"/>
+      <w:r>
+        <w:t xml:space="preserve"> </w:t>
+      </w:r>
+      <w:proofErr w:type="spellStart"/>
+      <w:r>
+        <w:rPr>
+          <w:rFonts w:ascii="Nirmala UI" w:hAnsi="Nirmala UI" w:cs="Nirmala UI"/>
+        </w:rPr>
+        <w:t>করবে</w:t>
+      </w:r>
+      <w:proofErr w:type="spellEnd"/>
+      <w:r>
+        <w:rPr>
+          <w:rFonts w:ascii="Nirmala UI" w:hAnsi="Nirmala UI" w:cs="Nirmala UI"/>
+        </w:rPr>
+        <w:t>।</w:t>
+      </w:r>
+    </w:p>
+    <w:p>
+      <w:pPr>
+        <w:pStyle w:val="NormalWeb"/>
+      </w:pPr>
+      <w:proofErr w:type="spellStart"/>
+      <w:r>
+        <w:rPr>
+          <w:rFonts w:ascii="Nirmala UI" w:hAnsi="Nirmala UI" w:cs="Nirmala UI"/>
+        </w:rPr>
+        <w:t>এর</w:t>
+      </w:r>
+      <w:proofErr w:type="spellEnd"/>
+      <w:r>
+        <w:t xml:space="preserve"> </w:t>
+      </w:r>
+      <w:proofErr w:type="spellStart"/>
+      <w:r>
+        <w:rPr>
+          <w:rFonts w:ascii="Nirmala UI" w:hAnsi="Nirmala UI" w:cs="Nirmala UI"/>
+        </w:rPr>
+        <w:t>ফলে</w:t>
+      </w:r>
+      <w:proofErr w:type="spellEnd"/>
+      <w:r>
+        <w:t xml:space="preserve"> complex application </w:t>
+      </w:r>
+      <w:proofErr w:type="spellStart"/>
+      <w:r>
+        <w:rPr>
+          <w:rFonts w:ascii="Nirmala UI" w:hAnsi="Nirmala UI" w:cs="Nirmala UI"/>
+        </w:rPr>
+        <w:t>তৈরি</w:t>
+      </w:r>
+      <w:proofErr w:type="spellEnd"/>
+      <w:r>
+        <w:t xml:space="preserve"> </w:t>
+      </w:r>
+      <w:proofErr w:type="spellStart"/>
+      <w:r>
+        <w:rPr>
+          <w:rFonts w:ascii="Nirmala UI" w:hAnsi="Nirmala UI" w:cs="Nirmala UI"/>
+        </w:rPr>
+        <w:t>করা</w:t>
+      </w:r>
+      <w:proofErr w:type="spellEnd"/>
+      <w:r>
+        <w:t xml:space="preserve"> </w:t>
+      </w:r>
+      <w:proofErr w:type="spellStart"/>
+      <w:r>
+        <w:rPr>
+          <w:rFonts w:ascii="Nirmala UI" w:hAnsi="Nirmala UI" w:cs="Nirmala UI"/>
+        </w:rPr>
+        <w:t>সহজ</w:t>
+      </w:r>
+      <w:proofErr w:type="spellEnd"/>
+      <w:r>
+        <w:t xml:space="preserve"> </w:t>
+      </w:r>
+      <w:proofErr w:type="spellStart"/>
+      <w:r>
+        <w:rPr>
+          <w:rFonts w:ascii="Nirmala UI" w:hAnsi="Nirmala UI" w:cs="Nirmala UI"/>
+        </w:rPr>
+        <w:t>হয়</w:t>
+      </w:r>
+      <w:proofErr w:type="spellEnd"/>
+      <w:r>
+        <w:rPr>
+          <w:rFonts w:ascii="Nirmala UI" w:hAnsi="Nirmala UI" w:cs="Nirmala UI"/>
+        </w:rPr>
+        <w:t>।</w:t>
+      </w:r>
+    </w:p>
+    <w:p>
+      <w:pPr>
+        <w:pStyle w:val="Heading3"/>
+      </w:pPr>
+      <w:r>
+        <w:t>Exam-ready English</w:t>
+      </w:r>
+    </w:p>
+    <w:p>
+      <w:pPr>
+        <w:pStyle w:val="NormalWeb"/>
+      </w:pPr>
+      <w:r>
+        <w:rPr>
+          <w:rStyle w:val="Strong"/>
+        </w:rPr>
+        <w:t>Transparency</w:t>
+      </w:r>
+      <w:r>
+        <w:t xml:space="preserve"> means separating the high-level semantics of a system from its low-level implementation details. A transparent DDBMS hides the implementation details from users. This makes the development of complex applications easier.</w:t>
+      </w:r>
+    </w:p>
+    <w:p>
+      <w:pPr>
+        <w:pStyle w:val="Heading1"/>
+      </w:pPr>
+      <w:r>
+        <w:t>2. Reliability through Distributed Transactions</w:t>
+      </w:r>
+    </w:p>
+    <w:p>
+      <w:pPr>
+        <w:pStyle w:val="Heading3"/>
+      </w:pPr>
+      <w:proofErr w:type="spellStart"/>
+      <w:r>
+        <w:rPr>
+          <w:rFonts w:ascii="Nirmala UI" w:hAnsi="Nirmala UI" w:cs="Nirmala UI"/>
+        </w:rPr>
+        <w:t>সহজ</w:t>
+      </w:r>
+      <w:proofErr w:type="spellEnd"/>
+      <w:r>
+        <w:t xml:space="preserve"> </w:t>
+      </w:r>
+      <w:proofErr w:type="spellStart"/>
+      <w:r>
+        <w:rPr>
+          <w:rFonts w:ascii="Nirmala UI" w:hAnsi="Nirmala UI" w:cs="Nirmala UI"/>
+        </w:rPr>
+        <w:t>বাংলা</w:t>
+      </w:r>
+      <w:proofErr w:type="spellEnd"/>
+    </w:p>
+    <w:p>
+      <w:pPr>
+        <w:pStyle w:val="NormalWeb"/>
+      </w:pPr>
+      <w:r>
+        <w:t>DDBMS-</w:t>
+      </w:r>
+      <w:r>
+        <w:rPr>
+          <w:rFonts w:ascii="Nirmala UI" w:hAnsi="Nirmala UI" w:cs="Nirmala UI"/>
+        </w:rPr>
+        <w:t>এ</w:t>
+      </w:r>
+      <w:r>
+        <w:t xml:space="preserve"> data </w:t>
+      </w:r>
+      <w:proofErr w:type="spellStart"/>
+      <w:r>
+        <w:rPr>
+          <w:rFonts w:ascii="Nirmala UI" w:hAnsi="Nirmala UI" w:cs="Nirmala UI"/>
+        </w:rPr>
+        <w:t>বা</w:t>
+      </w:r>
+      <w:proofErr w:type="spellEnd"/>
+      <w:r>
+        <w:t xml:space="preserve"> system-</w:t>
+      </w:r>
+      <w:proofErr w:type="spellStart"/>
+      <w:r>
+        <w:rPr>
+          <w:rFonts w:ascii="Nirmala UI" w:hAnsi="Nirmala UI" w:cs="Nirmala UI"/>
+        </w:rPr>
+        <w:t>এর</w:t>
+      </w:r>
+      <w:proofErr w:type="spellEnd"/>
+      <w:r>
+        <w:t xml:space="preserve"> </w:t>
+      </w:r>
+      <w:proofErr w:type="spellStart"/>
+      <w:r>
+        <w:rPr>
+          <w:rFonts w:ascii="Nirmala UI" w:hAnsi="Nirmala UI" w:cs="Nirmala UI"/>
+        </w:rPr>
+        <w:t>বিভিন্ন</w:t>
+      </w:r>
+      <w:proofErr w:type="spellEnd"/>
+      <w:r>
+        <w:t xml:space="preserve"> component </w:t>
+      </w:r>
+      <w:r>
+        <w:rPr>
+          <w:rStyle w:val="Strong"/>
+        </w:rPr>
+        <w:t>replicated</w:t>
+      </w:r>
+      <w:r>
+        <w:t xml:space="preserve"> </w:t>
+      </w:r>
+      <w:proofErr w:type="spellStart"/>
+      <w:r>
+        <w:rPr>
+          <w:rFonts w:ascii="Nirmala UI" w:hAnsi="Nirmala UI" w:cs="Nirmala UI"/>
+        </w:rPr>
+        <w:t>থাকতে</w:t>
+      </w:r>
+      <w:proofErr w:type="spellEnd"/>
+      <w:r>
+        <w:t xml:space="preserve"> </w:t>
+      </w:r>
+      <w:proofErr w:type="spellStart"/>
+      <w:r>
+        <w:rPr>
+          <w:rFonts w:ascii="Nirmala UI" w:hAnsi="Nirmala UI" w:cs="Nirmala UI"/>
+        </w:rPr>
+        <w:t>পারে</w:t>
+      </w:r>
+      <w:proofErr w:type="spellEnd"/>
+      <w:r>
+        <w:rPr>
+          <w:rFonts w:ascii="Nirmala UI" w:hAnsi="Nirmala UI" w:cs="Nirmala UI"/>
+        </w:rPr>
+        <w:t>।</w:t>
+      </w:r>
+      <w:r>
+        <w:t xml:space="preserve"> </w:t>
+      </w:r>
+      <w:proofErr w:type="spellStart"/>
+      <w:r>
+        <w:rPr>
+          <w:rFonts w:ascii="Nirmala UI" w:hAnsi="Nirmala UI" w:cs="Nirmala UI"/>
+        </w:rPr>
+        <w:t>তাই</w:t>
+      </w:r>
+      <w:proofErr w:type="spellEnd"/>
+      <w:r>
+        <w:t xml:space="preserve"> </w:t>
+      </w:r>
+      <w:proofErr w:type="spellStart"/>
+      <w:r>
+        <w:rPr>
+          <w:rFonts w:ascii="Nirmala UI" w:hAnsi="Nirmala UI" w:cs="Nirmala UI"/>
+        </w:rPr>
+        <w:t>কোনো</w:t>
+      </w:r>
+      <w:proofErr w:type="spellEnd"/>
+      <w:r>
+        <w:t xml:space="preserve"> </w:t>
+      </w:r>
+      <w:proofErr w:type="spellStart"/>
+      <w:r>
+        <w:rPr>
+          <w:rFonts w:ascii="Nirmala UI" w:hAnsi="Nirmala UI" w:cs="Nirmala UI"/>
+        </w:rPr>
+        <w:t>একটি</w:t>
+      </w:r>
+      <w:proofErr w:type="spellEnd"/>
+      <w:r>
+        <w:t xml:space="preserve"> site </w:t>
+      </w:r>
+      <w:proofErr w:type="spellStart"/>
+      <w:r>
+        <w:rPr>
+          <w:rFonts w:ascii="Nirmala UI" w:hAnsi="Nirmala UI" w:cs="Nirmala UI"/>
+        </w:rPr>
+        <w:t>বা</w:t>
+      </w:r>
+      <w:proofErr w:type="spellEnd"/>
+      <w:r>
+        <w:t xml:space="preserve"> communication link fail </w:t>
+      </w:r>
+      <w:proofErr w:type="spellStart"/>
+      <w:r>
+        <w:rPr>
+          <w:rFonts w:ascii="Nirmala UI" w:hAnsi="Nirmala UI" w:cs="Nirmala UI"/>
+        </w:rPr>
+        <w:t>করলেও</w:t>
+      </w:r>
+      <w:proofErr w:type="spellEnd"/>
+      <w:r>
+        <w:t xml:space="preserve"> </w:t>
+      </w:r>
+      <w:proofErr w:type="spellStart"/>
+      <w:r>
+        <w:rPr>
+          <w:rFonts w:ascii="Nirmala UI" w:hAnsi="Nirmala UI" w:cs="Nirmala UI"/>
+        </w:rPr>
+        <w:t>পুরো</w:t>
+      </w:r>
+      <w:proofErr w:type="spellEnd"/>
+      <w:r>
+        <w:t xml:space="preserve"> system </w:t>
+      </w:r>
+      <w:proofErr w:type="spellStart"/>
+      <w:r>
+        <w:rPr>
+          <w:rFonts w:ascii="Nirmala UI" w:hAnsi="Nirmala UI" w:cs="Nirmala UI"/>
+        </w:rPr>
+        <w:t>বন্ধ</w:t>
+      </w:r>
+      <w:proofErr w:type="spellEnd"/>
+      <w:r>
+        <w:t xml:space="preserve"> </w:t>
+      </w:r>
+      <w:proofErr w:type="spellStart"/>
+      <w:r>
+        <w:rPr>
+          <w:rFonts w:ascii="Nirmala UI" w:hAnsi="Nirmala UI" w:cs="Nirmala UI"/>
+        </w:rPr>
+        <w:t>হয়ে</w:t>
+      </w:r>
+      <w:proofErr w:type="spellEnd"/>
+      <w:r>
+        <w:t xml:space="preserve"> </w:t>
+      </w:r>
+      <w:proofErr w:type="spellStart"/>
+      <w:r>
+        <w:rPr>
+          <w:rFonts w:ascii="Nirmala UI" w:hAnsi="Nirmala UI" w:cs="Nirmala UI"/>
+        </w:rPr>
+        <w:t>যায়</w:t>
+      </w:r>
+      <w:proofErr w:type="spellEnd"/>
+      <w:r>
+        <w:t xml:space="preserve"> </w:t>
+      </w:r>
+      <w:proofErr w:type="spellStart"/>
+      <w:r>
+        <w:rPr>
+          <w:rFonts w:ascii="Nirmala UI" w:hAnsi="Nirmala UI" w:cs="Nirmala UI"/>
+        </w:rPr>
+        <w:t>না</w:t>
+      </w:r>
+      <w:proofErr w:type="spellEnd"/>
+      <w:r>
+        <w:rPr>
+          <w:rFonts w:ascii="Nirmala UI" w:hAnsi="Nirmala UI" w:cs="Nirmala UI"/>
+        </w:rPr>
+        <w:t>।</w:t>
+      </w:r>
+    </w:p>
+    <w:p>
+      <w:pPr>
+        <w:pStyle w:val="NormalWeb"/>
+      </w:pPr>
+      <w:proofErr w:type="spellStart"/>
+      <w:r>
+        <w:rPr>
+          <w:rFonts w:ascii="Nirmala UI" w:hAnsi="Nirmala UI" w:cs="Nirmala UI"/>
+        </w:rPr>
+        <w:t>অর্থা</w:t>
+      </w:r>
+      <w:proofErr w:type="spellEnd"/>
+      <w:r>
+        <w:rPr>
+          <w:rFonts w:ascii="Nirmala UI" w:hAnsi="Nirmala UI" w:cs="Nirmala UI"/>
+        </w:rPr>
+        <w:t>ৎ</w:t>
+      </w:r>
+      <w:r>
+        <w:t xml:space="preserve">, </w:t>
+      </w:r>
+      <w:r>
+        <w:rPr>
+          <w:rStyle w:val="Strong"/>
+        </w:rPr>
+        <w:t>single point of failure</w:t>
+      </w:r>
+      <w:r>
+        <w:t xml:space="preserve"> </w:t>
+      </w:r>
+      <w:proofErr w:type="spellStart"/>
+      <w:r>
+        <w:rPr>
+          <w:rFonts w:ascii="Nirmala UI" w:hAnsi="Nirmala UI" w:cs="Nirmala UI"/>
+        </w:rPr>
+        <w:t>কমে</w:t>
+      </w:r>
+      <w:proofErr w:type="spellEnd"/>
+      <w:r>
+        <w:t xml:space="preserve"> </w:t>
+      </w:r>
+      <w:proofErr w:type="spellStart"/>
+      <w:r>
+        <w:rPr>
+          <w:rFonts w:ascii="Nirmala UI" w:hAnsi="Nirmala UI" w:cs="Nirmala UI"/>
+        </w:rPr>
+        <w:t>যায়</w:t>
+      </w:r>
+      <w:proofErr w:type="spellEnd"/>
+      <w:r>
+        <w:t xml:space="preserve"> </w:t>
+      </w:r>
+      <w:proofErr w:type="spellStart"/>
+      <w:r>
+        <w:rPr>
+          <w:rFonts w:ascii="Nirmala UI" w:hAnsi="Nirmala UI" w:cs="Nirmala UI"/>
+        </w:rPr>
+        <w:t>এবং</w:t>
+      </w:r>
+      <w:proofErr w:type="spellEnd"/>
+      <w:r>
+        <w:t xml:space="preserve"> system-</w:t>
+      </w:r>
+      <w:proofErr w:type="spellStart"/>
+      <w:r>
+        <w:rPr>
+          <w:rFonts w:ascii="Nirmala UI" w:hAnsi="Nirmala UI" w:cs="Nirmala UI"/>
+        </w:rPr>
+        <w:t>এর</w:t>
+      </w:r>
+      <w:proofErr w:type="spellEnd"/>
+      <w:r>
+        <w:t xml:space="preserve"> reliability </w:t>
+      </w:r>
+      <w:proofErr w:type="spellStart"/>
+      <w:r>
+        <w:rPr>
+          <w:rFonts w:ascii="Nirmala UI" w:hAnsi="Nirmala UI" w:cs="Nirmala UI"/>
+        </w:rPr>
+        <w:t>বাড়ে</w:t>
+      </w:r>
+      <w:proofErr w:type="spellEnd"/>
+      <w:r>
+        <w:rPr>
+          <w:rFonts w:ascii="Nirmala UI" w:hAnsi="Nirmala UI" w:cs="Nirmala UI"/>
+        </w:rPr>
+        <w:t>।</w:t>
+      </w:r>
+    </w:p>
+    <w:p>
+      <w:pPr>
+        <w:pStyle w:val="Heading3"/>
+      </w:pPr>
+      <w:r>
+        <w:t>Exam-ready English</w:t>
+      </w:r>
+    </w:p>
+    <w:p>
+      <w:pPr>
+        <w:pStyle w:val="NormalWeb"/>
+      </w:pPr>
+      <w:r>
+        <w:t xml:space="preserve">Distributed DBMSs improve reliability by using </w:t>
+      </w:r>
+      <w:r>
+        <w:rPr>
+          <w:rStyle w:val="Strong"/>
+        </w:rPr>
+        <w:t>replicated components</w:t>
+      </w:r>
+      <w:r>
+        <w:t>, which eliminate single points of failure. Failure of a single site or communication link does not necessarily bring down the entire system.</w:t>
+      </w:r>
+    </w:p>
+    <w:p>
+      <w:pPr>
+        <w:pStyle w:val="Heading1"/>
+      </w:pPr>
+      <w:r>
+        <w:t>3. Improved Performance</w:t>
+      </w:r>
+    </w:p>
+    <w:p>
+      <w:pPr>
+        <w:pStyle w:val="Heading3"/>
+      </w:pPr>
+      <w:proofErr w:type="spellStart"/>
+      <w:r>
+        <w:rPr>
+          <w:rFonts w:ascii="Nirmala UI" w:hAnsi="Nirmala UI" w:cs="Nirmala UI"/>
+        </w:rPr>
+        <w:t>সহজ</w:t>
+      </w:r>
+      <w:proofErr w:type="spellEnd"/>
+      <w:r>
+        <w:t xml:space="preserve"> </w:t>
+      </w:r>
+      <w:proofErr w:type="spellStart"/>
+      <w:r>
+        <w:rPr>
+          <w:rFonts w:ascii="Nirmala UI" w:hAnsi="Nirmala UI" w:cs="Nirmala UI"/>
+        </w:rPr>
+        <w:t>বাংলা</w:t>
+      </w:r>
+      <w:proofErr w:type="spellEnd"/>
+    </w:p>
+    <w:p>
+      <w:pPr>
+        <w:pStyle w:val="NormalWeb"/>
+      </w:pPr>
+      <w:r>
+        <w:t>DDBMS database-</w:t>
+      </w:r>
+      <w:proofErr w:type="spellStart"/>
+      <w:r>
+        <w:rPr>
+          <w:rFonts w:ascii="Nirmala UI" w:hAnsi="Nirmala UI" w:cs="Nirmala UI"/>
+        </w:rPr>
+        <w:t>কে</w:t>
+      </w:r>
+      <w:proofErr w:type="spellEnd"/>
+      <w:r>
+        <w:t xml:space="preserve"> </w:t>
+      </w:r>
+      <w:proofErr w:type="spellStart"/>
+      <w:r>
+        <w:rPr>
+          <w:rFonts w:ascii="Nirmala UI" w:hAnsi="Nirmala UI" w:cs="Nirmala UI"/>
+        </w:rPr>
+        <w:t>বিভিন্ন</w:t>
+      </w:r>
+      <w:proofErr w:type="spellEnd"/>
+      <w:r>
+        <w:t xml:space="preserve"> </w:t>
+      </w:r>
+      <w:r>
+        <w:rPr>
+          <w:rStyle w:val="Strong"/>
+        </w:rPr>
+        <w:t>fragment/site</w:t>
+      </w:r>
+      <w:r>
+        <w:t>-</w:t>
+      </w:r>
+      <w:r>
+        <w:rPr>
+          <w:rFonts w:ascii="Nirmala UI" w:hAnsi="Nirmala UI" w:cs="Nirmala UI"/>
+        </w:rPr>
+        <w:t>এ</w:t>
+      </w:r>
+      <w:r>
+        <w:t xml:space="preserve"> </w:t>
+      </w:r>
+      <w:proofErr w:type="spellStart"/>
+      <w:r>
+        <w:rPr>
+          <w:rFonts w:ascii="Nirmala UI" w:hAnsi="Nirmala UI" w:cs="Nirmala UI"/>
+        </w:rPr>
+        <w:t>ভাগ</w:t>
+      </w:r>
+      <w:proofErr w:type="spellEnd"/>
+      <w:r>
+        <w:t xml:space="preserve"> </w:t>
+      </w:r>
+      <w:proofErr w:type="spellStart"/>
+      <w:r>
+        <w:rPr>
+          <w:rFonts w:ascii="Nirmala UI" w:hAnsi="Nirmala UI" w:cs="Nirmala UI"/>
+        </w:rPr>
+        <w:t>করে</w:t>
+      </w:r>
+      <w:proofErr w:type="spellEnd"/>
+      <w:r>
+        <w:t xml:space="preserve"> </w:t>
+      </w:r>
+      <w:proofErr w:type="spellStart"/>
+      <w:r>
+        <w:rPr>
+          <w:rFonts w:ascii="Nirmala UI" w:hAnsi="Nirmala UI" w:cs="Nirmala UI"/>
+        </w:rPr>
+        <w:t>এবং</w:t>
+      </w:r>
+      <w:proofErr w:type="spellEnd"/>
+      <w:r>
+        <w:t xml:space="preserve"> data-</w:t>
+      </w:r>
+      <w:proofErr w:type="spellStart"/>
+      <w:r>
+        <w:rPr>
+          <w:rFonts w:ascii="Nirmala UI" w:hAnsi="Nirmala UI" w:cs="Nirmala UI"/>
+        </w:rPr>
+        <w:t>কে</w:t>
+      </w:r>
+      <w:proofErr w:type="spellEnd"/>
+      <w:r>
+        <w:t xml:space="preserve"> </w:t>
+      </w:r>
+      <w:proofErr w:type="spellStart"/>
+      <w:r>
+        <w:rPr>
+          <w:rFonts w:ascii="Nirmala UI" w:hAnsi="Nirmala UI" w:cs="Nirmala UI"/>
+        </w:rPr>
+        <w:t>যেখানে</w:t>
+      </w:r>
+      <w:proofErr w:type="spellEnd"/>
+      <w:r>
+        <w:t xml:space="preserve"> </w:t>
+      </w:r>
+      <w:proofErr w:type="spellStart"/>
+      <w:r>
+        <w:rPr>
+          <w:rFonts w:ascii="Nirmala UI" w:hAnsi="Nirmala UI" w:cs="Nirmala UI"/>
+        </w:rPr>
+        <w:t>বেশি</w:t>
+      </w:r>
+      <w:proofErr w:type="spellEnd"/>
+      <w:r>
+        <w:t xml:space="preserve"> </w:t>
+      </w:r>
+      <w:proofErr w:type="spellStart"/>
+      <w:r>
+        <w:rPr>
+          <w:rFonts w:ascii="Nirmala UI" w:hAnsi="Nirmala UI" w:cs="Nirmala UI"/>
+        </w:rPr>
+        <w:t>ব্যবহার</w:t>
+      </w:r>
+      <w:proofErr w:type="spellEnd"/>
+      <w:r>
+        <w:t xml:space="preserve"> </w:t>
+      </w:r>
+      <w:proofErr w:type="spellStart"/>
+      <w:r>
+        <w:rPr>
+          <w:rFonts w:ascii="Nirmala UI" w:hAnsi="Nirmala UI" w:cs="Nirmala UI"/>
+        </w:rPr>
+        <w:t>হয়</w:t>
+      </w:r>
+      <w:proofErr w:type="spellEnd"/>
+      <w:r>
+        <w:t xml:space="preserve">, </w:t>
+      </w:r>
+      <w:proofErr w:type="spellStart"/>
+      <w:r>
+        <w:rPr>
+          <w:rFonts w:ascii="Nirmala UI" w:hAnsi="Nirmala UI" w:cs="Nirmala UI"/>
+        </w:rPr>
+        <w:t>তার</w:t>
+      </w:r>
+      <w:proofErr w:type="spellEnd"/>
+      <w:r>
+        <w:t xml:space="preserve"> </w:t>
+      </w:r>
+      <w:proofErr w:type="spellStart"/>
+      <w:r>
+        <w:rPr>
+          <w:rFonts w:ascii="Nirmala UI" w:hAnsi="Nirmala UI" w:cs="Nirmala UI"/>
+        </w:rPr>
+        <w:t>কাছাকাছি</w:t>
+      </w:r>
+      <w:proofErr w:type="spellEnd"/>
+      <w:r>
+        <w:t xml:space="preserve"> </w:t>
+      </w:r>
+      <w:proofErr w:type="spellStart"/>
+      <w:r>
+        <w:rPr>
+          <w:rFonts w:ascii="Nirmala UI" w:hAnsi="Nirmala UI" w:cs="Nirmala UI"/>
+        </w:rPr>
+        <w:t>রাখে</w:t>
+      </w:r>
+      <w:proofErr w:type="spellEnd"/>
+      <w:r>
+        <w:rPr>
+          <w:rFonts w:ascii="Nirmala UI" w:hAnsi="Nirmala UI" w:cs="Nirmala UI"/>
+        </w:rPr>
+        <w:t>।</w:t>
+      </w:r>
+      <w:r>
+        <w:t xml:space="preserve"> </w:t>
+      </w:r>
+      <w:proofErr w:type="spellStart"/>
+      <w:r>
+        <w:rPr>
+          <w:rFonts w:ascii="Nirmala UI" w:hAnsi="Nirmala UI" w:cs="Nirmala UI"/>
+        </w:rPr>
+        <w:t>একে</w:t>
+      </w:r>
+      <w:proofErr w:type="spellEnd"/>
+      <w:r>
+        <w:t xml:space="preserve"> </w:t>
+      </w:r>
+      <w:r>
+        <w:rPr>
+          <w:rStyle w:val="Strong"/>
+        </w:rPr>
+        <w:t>Data Localization</w:t>
+      </w:r>
+      <w:r>
+        <w:t xml:space="preserve"> </w:t>
+      </w:r>
+      <w:proofErr w:type="spellStart"/>
+      <w:r>
+        <w:rPr>
+          <w:rFonts w:ascii="Nirmala UI" w:hAnsi="Nirmala UI" w:cs="Nirmala UI"/>
+        </w:rPr>
+        <w:t>বলে</w:t>
+      </w:r>
+      <w:proofErr w:type="spellEnd"/>
+      <w:r>
+        <w:rPr>
+          <w:rFonts w:ascii="Nirmala UI" w:hAnsi="Nirmala UI" w:cs="Nirmala UI"/>
+        </w:rPr>
+        <w:t>।</w:t>
+      </w:r>
+    </w:p>
+    <w:p>
+      <w:pPr>
+        <w:pStyle w:val="NormalWeb"/>
+      </w:pPr>
+      <w:proofErr w:type="spellStart"/>
+      <w:r>
+        <w:rPr>
+          <w:rFonts w:ascii="Nirmala UI" w:hAnsi="Nirmala UI" w:cs="Nirmala UI"/>
+        </w:rPr>
+        <w:t>এর</w:t>
+      </w:r>
+      <w:proofErr w:type="spellEnd"/>
+      <w:r>
+        <w:t xml:space="preserve"> </w:t>
+      </w:r>
+      <w:proofErr w:type="spellStart"/>
+      <w:r>
+        <w:rPr>
+          <w:rFonts w:ascii="Nirmala UI" w:hAnsi="Nirmala UI" w:cs="Nirmala UI"/>
+        </w:rPr>
+        <w:t>দুটি</w:t>
+      </w:r>
+      <w:proofErr w:type="spellEnd"/>
+      <w:r>
+        <w:t xml:space="preserve"> </w:t>
+      </w:r>
+      <w:proofErr w:type="spellStart"/>
+      <w:r>
+        <w:rPr>
+          <w:rFonts w:ascii="Nirmala UI" w:hAnsi="Nirmala UI" w:cs="Nirmala UI"/>
+        </w:rPr>
+        <w:t>সুবিধা</w:t>
+      </w:r>
+      <w:proofErr w:type="spellEnd"/>
+      <w:r>
+        <w:t>:</w:t>
+      </w:r>
+    </w:p>
+    <w:p>
+      <w:pPr>
+        <w:pStyle w:val="NormalWeb"/>
+      </w:pPr>
+      <w:r>
+        <w:rPr>
+          <w:rStyle w:val="Strong"/>
+        </w:rPr>
+        <w:t>1. Less Contention:</w:t>
+      </w:r>
+      <w:r>
+        <w:br/>
+      </w:r>
+      <w:proofErr w:type="spellStart"/>
+      <w:r>
+        <w:rPr>
+          <w:rFonts w:ascii="Nirmala UI" w:hAnsi="Nirmala UI" w:cs="Nirmala UI"/>
+        </w:rPr>
+        <w:t>প্রতিটি</w:t>
+      </w:r>
+      <w:proofErr w:type="spellEnd"/>
+      <w:r>
+        <w:t xml:space="preserve"> site database-</w:t>
+      </w:r>
+      <w:proofErr w:type="spellStart"/>
+      <w:r>
+        <w:rPr>
+          <w:rFonts w:ascii="Nirmala UI" w:hAnsi="Nirmala UI" w:cs="Nirmala UI"/>
+        </w:rPr>
+        <w:t>এর</w:t>
+      </w:r>
+      <w:proofErr w:type="spellEnd"/>
+      <w:r>
+        <w:t xml:space="preserve"> </w:t>
+      </w:r>
+      <w:proofErr w:type="spellStart"/>
+      <w:r>
+        <w:rPr>
+          <w:rFonts w:ascii="Nirmala UI" w:hAnsi="Nirmala UI" w:cs="Nirmala UI"/>
+        </w:rPr>
+        <w:t>একটি</w:t>
+      </w:r>
+      <w:proofErr w:type="spellEnd"/>
+      <w:r>
+        <w:t xml:space="preserve"> </w:t>
+      </w:r>
+      <w:proofErr w:type="spellStart"/>
+      <w:r>
+        <w:rPr>
+          <w:rFonts w:ascii="Nirmala UI" w:hAnsi="Nirmala UI" w:cs="Nirmala UI"/>
+        </w:rPr>
+        <w:t>অংশ</w:t>
+      </w:r>
+      <w:proofErr w:type="spellEnd"/>
+      <w:r>
+        <w:t xml:space="preserve"> handle </w:t>
+      </w:r>
+      <w:proofErr w:type="spellStart"/>
+      <w:r>
+        <w:rPr>
+          <w:rFonts w:ascii="Nirmala UI" w:hAnsi="Nirmala UI" w:cs="Nirmala UI"/>
+        </w:rPr>
+        <w:t>করে</w:t>
+      </w:r>
+      <w:proofErr w:type="spellEnd"/>
+      <w:r>
+        <w:rPr>
+          <w:rFonts w:ascii="Nirmala UI" w:hAnsi="Nirmala UI" w:cs="Nirmala UI"/>
+        </w:rPr>
+        <w:t>।</w:t>
+      </w:r>
+      <w:r>
+        <w:t xml:space="preserve"> </w:t>
+      </w:r>
+      <w:proofErr w:type="spellStart"/>
+      <w:r>
+        <w:rPr>
+          <w:rFonts w:ascii="Nirmala UI" w:hAnsi="Nirmala UI" w:cs="Nirmala UI"/>
+        </w:rPr>
+        <w:t>তাই</w:t>
+      </w:r>
+      <w:proofErr w:type="spellEnd"/>
+      <w:r>
+        <w:t xml:space="preserve"> CPU </w:t>
+      </w:r>
+      <w:r>
+        <w:rPr>
+          <w:rFonts w:ascii="Nirmala UI" w:hAnsi="Nirmala UI" w:cs="Nirmala UI"/>
+        </w:rPr>
+        <w:t>ও</w:t>
+      </w:r>
+      <w:r>
+        <w:t xml:space="preserve"> I/O resources-</w:t>
+      </w:r>
+      <w:proofErr w:type="spellStart"/>
+      <w:r>
+        <w:rPr>
+          <w:rFonts w:ascii="Nirmala UI" w:hAnsi="Nirmala UI" w:cs="Nirmala UI"/>
+        </w:rPr>
+        <w:t>এর</w:t>
+      </w:r>
+      <w:proofErr w:type="spellEnd"/>
+      <w:r>
+        <w:t xml:space="preserve"> </w:t>
+      </w:r>
+      <w:proofErr w:type="spellStart"/>
+      <w:r>
+        <w:rPr>
+          <w:rFonts w:ascii="Nirmala UI" w:hAnsi="Nirmala UI" w:cs="Nirmala UI"/>
+        </w:rPr>
+        <w:t>উপর</w:t>
+      </w:r>
+      <w:proofErr w:type="spellEnd"/>
+      <w:r>
+        <w:t xml:space="preserve"> </w:t>
+      </w:r>
+      <w:proofErr w:type="spellStart"/>
+      <w:r>
+        <w:rPr>
+          <w:rFonts w:ascii="Nirmala UI" w:hAnsi="Nirmala UI" w:cs="Nirmala UI"/>
+        </w:rPr>
+        <w:t>চাপ</w:t>
+      </w:r>
+      <w:proofErr w:type="spellEnd"/>
+      <w:r>
+        <w:t xml:space="preserve"> </w:t>
+      </w:r>
+      <w:proofErr w:type="spellStart"/>
+      <w:r>
+        <w:rPr>
+          <w:rFonts w:ascii="Nirmala UI" w:hAnsi="Nirmala UI" w:cs="Nirmala UI"/>
+        </w:rPr>
+        <w:t>কমে</w:t>
+      </w:r>
+      <w:proofErr w:type="spellEnd"/>
+      <w:r>
+        <w:rPr>
+          <w:rFonts w:ascii="Nirmala UI" w:hAnsi="Nirmala UI" w:cs="Nirmala UI"/>
+        </w:rPr>
+        <w:t>।</w:t>
+      </w:r>
+    </w:p>
+    <w:p>
+      <w:pPr>
+        <w:pStyle w:val="NormalWeb"/>
+      </w:pPr>
+      <w:r>
+        <w:rPr>
+          <w:rStyle w:val="Strong"/>
+        </w:rPr>
+        <w:t>2. Reduced Remote Access Delay:</w:t>
+      </w:r>
+      <w:r>
+        <w:br/>
+        <w:t xml:space="preserve">Data </w:t>
+      </w:r>
+      <w:proofErr w:type="spellStart"/>
+      <w:r>
+        <w:rPr>
+          <w:rFonts w:ascii="Nirmala UI" w:hAnsi="Nirmala UI" w:cs="Nirmala UI"/>
+        </w:rPr>
+        <w:t>কাছাকাছি</w:t>
+      </w:r>
+      <w:proofErr w:type="spellEnd"/>
+      <w:r>
+        <w:t xml:space="preserve"> </w:t>
+      </w:r>
+      <w:proofErr w:type="spellStart"/>
+      <w:r>
+        <w:rPr>
+          <w:rFonts w:ascii="Nirmala UI" w:hAnsi="Nirmala UI" w:cs="Nirmala UI"/>
+        </w:rPr>
+        <w:t>থাকায়</w:t>
+      </w:r>
+      <w:proofErr w:type="spellEnd"/>
+      <w:r>
+        <w:t xml:space="preserve"> </w:t>
+      </w:r>
+      <w:proofErr w:type="spellStart"/>
+      <w:r>
+        <w:rPr>
+          <w:rFonts w:ascii="Nirmala UI" w:hAnsi="Nirmala UI" w:cs="Nirmala UI"/>
+        </w:rPr>
+        <w:t>দূরের</w:t>
+      </w:r>
+      <w:proofErr w:type="spellEnd"/>
+      <w:r>
+        <w:t xml:space="preserve"> server/site </w:t>
+      </w:r>
+      <w:proofErr w:type="spellStart"/>
+      <w:r>
+        <w:rPr>
+          <w:rFonts w:ascii="Nirmala UI" w:hAnsi="Nirmala UI" w:cs="Nirmala UI"/>
+        </w:rPr>
+        <w:t>থেকে</w:t>
+      </w:r>
+      <w:proofErr w:type="spellEnd"/>
+      <w:r>
+        <w:t xml:space="preserve"> data </w:t>
+      </w:r>
+      <w:proofErr w:type="spellStart"/>
+      <w:r>
+        <w:rPr>
+          <w:rFonts w:ascii="Nirmala UI" w:hAnsi="Nirmala UI" w:cs="Nirmala UI"/>
+        </w:rPr>
+        <w:t>আনতে</w:t>
+      </w:r>
+      <w:proofErr w:type="spellEnd"/>
+      <w:r>
+        <w:t xml:space="preserve"> </w:t>
+      </w:r>
+      <w:proofErr w:type="spellStart"/>
+      <w:r>
+        <w:rPr>
+          <w:rFonts w:ascii="Nirmala UI" w:hAnsi="Nirmala UI" w:cs="Nirmala UI"/>
+        </w:rPr>
+        <w:t>কম</w:t>
+      </w:r>
+      <w:proofErr w:type="spellEnd"/>
+      <w:r>
+        <w:t xml:space="preserve"> </w:t>
+      </w:r>
+      <w:proofErr w:type="spellStart"/>
+      <w:r>
+        <w:rPr>
+          <w:rFonts w:ascii="Nirmala UI" w:hAnsi="Nirmala UI" w:cs="Nirmala UI"/>
+        </w:rPr>
+        <w:t>সময়</w:t>
+      </w:r>
+      <w:proofErr w:type="spellEnd"/>
+      <w:r>
+        <w:t xml:space="preserve"> </w:t>
+      </w:r>
+      <w:proofErr w:type="spellStart"/>
+      <w:r>
+        <w:rPr>
+          <w:rFonts w:ascii="Nirmala UI" w:hAnsi="Nirmala UI" w:cs="Nirmala UI"/>
+        </w:rPr>
+        <w:t>লাগে</w:t>
+      </w:r>
+      <w:proofErr w:type="spellEnd"/>
+      <w:r>
+        <w:rPr>
+          <w:rFonts w:ascii="Nirmala UI" w:hAnsi="Nirmala UI" w:cs="Nirmala UI"/>
+        </w:rPr>
+        <w:t>।</w:t>
+      </w:r>
+    </w:p>
+    <w:p>
+      <w:pPr>
+        <w:pStyle w:val="Heading3"/>
+      </w:pPr>
+      <w:r>
+        <w:lastRenderedPageBreak/>
+        <w:t>Parallelism</w:t>
+      </w:r>
+    </w:p>
+    <w:p>
+      <w:pPr>
+        <w:pStyle w:val="NormalWeb"/>
+      </w:pPr>
+      <w:r>
+        <w:rPr>
+          <w:rStyle w:val="Strong"/>
+        </w:rPr>
+        <w:t>Inter-query parallelism:</w:t>
+      </w:r>
+      <w:r>
+        <w:br/>
+      </w:r>
+      <w:proofErr w:type="spellStart"/>
+      <w:r>
+        <w:rPr>
+          <w:rFonts w:ascii="Nirmala UI" w:hAnsi="Nirmala UI" w:cs="Nirmala UI"/>
+        </w:rPr>
+        <w:t>একই</w:t>
+      </w:r>
+      <w:proofErr w:type="spellEnd"/>
+      <w:r>
+        <w:t xml:space="preserve"> </w:t>
+      </w:r>
+      <w:proofErr w:type="spellStart"/>
+      <w:r>
+        <w:rPr>
+          <w:rFonts w:ascii="Nirmala UI" w:hAnsi="Nirmala UI" w:cs="Nirmala UI"/>
+        </w:rPr>
+        <w:t>সময়ে</w:t>
+      </w:r>
+      <w:proofErr w:type="spellEnd"/>
+      <w:r>
+        <w:t xml:space="preserve"> </w:t>
+      </w:r>
+      <w:proofErr w:type="spellStart"/>
+      <w:r>
+        <w:rPr>
+          <w:rStyle w:val="Strong"/>
+          <w:rFonts w:ascii="Nirmala UI" w:hAnsi="Nirmala UI" w:cs="Nirmala UI"/>
+        </w:rPr>
+        <w:t>একাধিক</w:t>
+      </w:r>
+      <w:proofErr w:type="spellEnd"/>
+      <w:r>
+        <w:rPr>
+          <w:rStyle w:val="Strong"/>
+        </w:rPr>
+        <w:t xml:space="preserve"> query</w:t>
+      </w:r>
+      <w:r>
+        <w:t xml:space="preserve"> execute </w:t>
+      </w:r>
+      <w:proofErr w:type="spellStart"/>
+      <w:r>
+        <w:rPr>
+          <w:rFonts w:ascii="Nirmala UI" w:hAnsi="Nirmala UI" w:cs="Nirmala UI"/>
+        </w:rPr>
+        <w:t>করা</w:t>
+      </w:r>
+      <w:proofErr w:type="spellEnd"/>
+      <w:r>
+        <w:t xml:space="preserve"> </w:t>
+      </w:r>
+      <w:proofErr w:type="spellStart"/>
+      <w:r>
+        <w:rPr>
+          <w:rFonts w:ascii="Nirmala UI" w:hAnsi="Nirmala UI" w:cs="Nirmala UI"/>
+        </w:rPr>
+        <w:t>যায়</w:t>
+      </w:r>
+      <w:proofErr w:type="spellEnd"/>
+      <w:r>
+        <w:rPr>
+          <w:rFonts w:ascii="Nirmala UI" w:hAnsi="Nirmala UI" w:cs="Nirmala UI"/>
+        </w:rPr>
+        <w:t>।</w:t>
+      </w:r>
+    </w:p>
+    <w:p>
+      <w:pPr>
+        <w:pStyle w:val="NormalWeb"/>
+      </w:pPr>
+      <w:r>
+        <w:rPr>
+          <w:rStyle w:val="Strong"/>
+        </w:rPr>
+        <w:t>Intra-query parallelism:</w:t>
+      </w:r>
+      <w:r>
+        <w:br/>
+      </w:r>
+      <w:proofErr w:type="spellStart"/>
+      <w:r>
+        <w:rPr>
+          <w:rFonts w:ascii="Nirmala UI" w:hAnsi="Nirmala UI" w:cs="Nirmala UI"/>
+        </w:rPr>
+        <w:t>একটি</w:t>
+      </w:r>
+      <w:proofErr w:type="spellEnd"/>
+      <w:r>
+        <w:t xml:space="preserve"> </w:t>
+      </w:r>
+      <w:proofErr w:type="spellStart"/>
+      <w:r>
+        <w:rPr>
+          <w:rFonts w:ascii="Nirmala UI" w:hAnsi="Nirmala UI" w:cs="Nirmala UI"/>
+        </w:rPr>
+        <w:t>বড়</w:t>
+      </w:r>
+      <w:proofErr w:type="spellEnd"/>
+      <w:r>
+        <w:t xml:space="preserve"> query-</w:t>
+      </w:r>
+      <w:proofErr w:type="spellStart"/>
+      <w:r>
+        <w:rPr>
+          <w:rFonts w:ascii="Nirmala UI" w:hAnsi="Nirmala UI" w:cs="Nirmala UI"/>
+        </w:rPr>
+        <w:t>কে</w:t>
+      </w:r>
+      <w:proofErr w:type="spellEnd"/>
+      <w:r>
+        <w:t xml:space="preserve"> </w:t>
+      </w:r>
+      <w:proofErr w:type="spellStart"/>
+      <w:r>
+        <w:rPr>
+          <w:rStyle w:val="Strong"/>
+          <w:rFonts w:ascii="Nirmala UI" w:hAnsi="Nirmala UI" w:cs="Nirmala UI"/>
+        </w:rPr>
+        <w:t>একাধিক</w:t>
+      </w:r>
+      <w:proofErr w:type="spellEnd"/>
+      <w:r>
+        <w:rPr>
+          <w:rStyle w:val="Strong"/>
+        </w:rPr>
+        <w:t xml:space="preserve"> subquery</w:t>
+      </w:r>
+      <w:r>
+        <w:t>-</w:t>
+      </w:r>
+      <w:proofErr w:type="spellStart"/>
+      <w:r>
+        <w:rPr>
+          <w:rFonts w:ascii="Nirmala UI" w:hAnsi="Nirmala UI" w:cs="Nirmala UI"/>
+        </w:rPr>
+        <w:t>তে</w:t>
+      </w:r>
+      <w:proofErr w:type="spellEnd"/>
+      <w:r>
+        <w:t xml:space="preserve"> </w:t>
+      </w:r>
+      <w:proofErr w:type="spellStart"/>
+      <w:r>
+        <w:rPr>
+          <w:rFonts w:ascii="Nirmala UI" w:hAnsi="Nirmala UI" w:cs="Nirmala UI"/>
+        </w:rPr>
+        <w:t>ভাগ</w:t>
+      </w:r>
+      <w:proofErr w:type="spellEnd"/>
+      <w:r>
+        <w:t xml:space="preserve"> </w:t>
+      </w:r>
+      <w:proofErr w:type="spellStart"/>
+      <w:r>
+        <w:rPr>
+          <w:rFonts w:ascii="Nirmala UI" w:hAnsi="Nirmala UI" w:cs="Nirmala UI"/>
+        </w:rPr>
+        <w:t>করে</w:t>
+      </w:r>
+      <w:proofErr w:type="spellEnd"/>
+      <w:r>
+        <w:t xml:space="preserve"> </w:t>
+      </w:r>
+      <w:proofErr w:type="spellStart"/>
+      <w:r>
+        <w:rPr>
+          <w:rFonts w:ascii="Nirmala UI" w:hAnsi="Nirmala UI" w:cs="Nirmala UI"/>
+        </w:rPr>
+        <w:t>বিভিন্ন</w:t>
+      </w:r>
+      <w:proofErr w:type="spellEnd"/>
+      <w:r>
+        <w:t xml:space="preserve"> site-</w:t>
+      </w:r>
+      <w:r>
+        <w:rPr>
+          <w:rFonts w:ascii="Nirmala UI" w:hAnsi="Nirmala UI" w:cs="Nirmala UI"/>
+        </w:rPr>
+        <w:t>এ</w:t>
+      </w:r>
+      <w:r>
+        <w:t xml:space="preserve"> </w:t>
+      </w:r>
+      <w:proofErr w:type="spellStart"/>
+      <w:r>
+        <w:rPr>
+          <w:rFonts w:ascii="Nirmala UI" w:hAnsi="Nirmala UI" w:cs="Nirmala UI"/>
+        </w:rPr>
+        <w:t>একই</w:t>
+      </w:r>
+      <w:proofErr w:type="spellEnd"/>
+      <w:r>
+        <w:t xml:space="preserve"> </w:t>
+      </w:r>
+      <w:proofErr w:type="spellStart"/>
+      <w:r>
+        <w:rPr>
+          <w:rFonts w:ascii="Nirmala UI" w:hAnsi="Nirmala UI" w:cs="Nirmala UI"/>
+        </w:rPr>
+        <w:t>সময়ে</w:t>
+      </w:r>
+      <w:proofErr w:type="spellEnd"/>
+      <w:r>
+        <w:t xml:space="preserve"> execute </w:t>
+      </w:r>
+      <w:proofErr w:type="spellStart"/>
+      <w:r>
+        <w:rPr>
+          <w:rFonts w:ascii="Nirmala UI" w:hAnsi="Nirmala UI" w:cs="Nirmala UI"/>
+        </w:rPr>
+        <w:t>করা</w:t>
+      </w:r>
+      <w:proofErr w:type="spellEnd"/>
+      <w:r>
+        <w:t xml:space="preserve"> </w:t>
+      </w:r>
+      <w:proofErr w:type="spellStart"/>
+      <w:r>
+        <w:rPr>
+          <w:rFonts w:ascii="Nirmala UI" w:hAnsi="Nirmala UI" w:cs="Nirmala UI"/>
+        </w:rPr>
+        <w:t>যায়</w:t>
+      </w:r>
+      <w:proofErr w:type="spellEnd"/>
+      <w:r>
+        <w:rPr>
+          <w:rFonts w:ascii="Nirmala UI" w:hAnsi="Nirmala UI" w:cs="Nirmala UI"/>
+        </w:rPr>
+        <w:t>।</w:t>
+      </w:r>
+    </w:p>
+    <w:p>
+      <w:pPr>
+        <w:pStyle w:val="Heading3"/>
+      </w:pPr>
+      <w:r>
+        <w:t>Exam-ready English</w:t>
+      </w:r>
+    </w:p>
+    <w:p>
+      <w:pPr>
+        <w:pStyle w:val="NormalWeb"/>
+      </w:pPr>
+      <w:r>
+        <w:t xml:space="preserve">A distributed DBMS improves performance by fragmenting the database and storing data close to its points of use, known as </w:t>
+      </w:r>
+      <w:r>
+        <w:rPr>
+          <w:rStyle w:val="Strong"/>
+        </w:rPr>
+        <w:t>data localization</w:t>
+      </w:r>
+      <w:r>
+        <w:t>. This reduces CPU/I/O contention and remote access delays.</w:t>
+      </w:r>
+    </w:p>
+    <w:p>
+      <w:pPr>
+        <w:pStyle w:val="NormalWeb"/>
+      </w:pPr>
+      <w:r>
+        <w:t>It also supports:</w:t>
+      </w:r>
+    </w:p>
+    <w:p>
+      <w:pPr>
+        <w:numPr>
+          <w:ilvl w:val="0"/>
+          <w:numId w:val="17"/>
+        </w:numPr>
+        <w:spacing w:before="100" w:beforeAutospacing="1" w:after="100" w:afterAutospacing="1" w:line="240" w:lineRule="auto"/>
+      </w:pPr>
+      <w:r>
+        <w:rPr>
+          <w:rStyle w:val="Strong"/>
+        </w:rPr>
+        <w:t>Inter-query parallelism:</w:t>
+      </w:r>
+      <w:r>
+        <w:t xml:space="preserve"> Multiple queries are executed simultaneously. </w:t>
+      </w:r>
+    </w:p>
+    <w:p>
+      <w:pPr>
+        <w:numPr>
+          <w:ilvl w:val="0"/>
+          <w:numId w:val="17"/>
+        </w:numPr>
+        <w:spacing w:before="100" w:beforeAutospacing="1" w:after="100" w:afterAutospacing="1" w:line="240" w:lineRule="auto"/>
+      </w:pPr>
+      <w:r>
+        <w:rPr>
+          <w:rStyle w:val="Strong"/>
+        </w:rPr>
+        <w:t>Intra-query parallelism:</w:t>
+      </w:r>
+      <w:r>
+        <w:t xml:space="preserve"> A single query is divided into subqueries and executed at different sites simultaneously. </w:t>
+      </w:r>
+    </w:p>
+    <w:p>
+      <w:pPr>
+        <w:pStyle w:val="Heading1"/>
+      </w:pPr>
+      <w:r>
+        <w:t>4. Easier System Expansion</w:t>
+      </w:r>
+    </w:p>
+    <w:p>
+      <w:pPr>
+        <w:pStyle w:val="Heading3"/>
+      </w:pPr>
+      <w:proofErr w:type="spellStart"/>
+      <w:r>
+        <w:rPr>
+          <w:rFonts w:ascii="Nirmala UI" w:hAnsi="Nirmala UI" w:cs="Nirmala UI"/>
+        </w:rPr>
+        <w:t>সহজ</w:t>
+      </w:r>
+      <w:proofErr w:type="spellEnd"/>
+      <w:r>
+        <w:t xml:space="preserve"> </w:t>
+      </w:r>
+      <w:proofErr w:type="spellStart"/>
+      <w:r>
+        <w:rPr>
+          <w:rFonts w:ascii="Nirmala UI" w:hAnsi="Nirmala UI" w:cs="Nirmala UI"/>
+        </w:rPr>
+        <w:t>বাংলা</w:t>
+      </w:r>
+      <w:proofErr w:type="spellEnd"/>
+    </w:p>
+    <w:p>
+      <w:pPr>
+        <w:pStyle w:val="NormalWeb"/>
+      </w:pPr>
+      <w:r>
+        <w:t>DDBS-</w:t>
+      </w:r>
+      <w:r>
+        <w:rPr>
+          <w:rFonts w:ascii="Nirmala UI" w:hAnsi="Nirmala UI" w:cs="Nirmala UI"/>
+        </w:rPr>
+        <w:t>এ</w:t>
+      </w:r>
+      <w:r>
+        <w:t xml:space="preserve"> database-</w:t>
+      </w:r>
+      <w:proofErr w:type="spellStart"/>
+      <w:r>
+        <w:rPr>
+          <w:rFonts w:ascii="Nirmala UI" w:hAnsi="Nirmala UI" w:cs="Nirmala UI"/>
+        </w:rPr>
+        <w:t>এর</w:t>
+      </w:r>
+      <w:proofErr w:type="spellEnd"/>
+      <w:r>
+        <w:t xml:space="preserve"> size </w:t>
+      </w:r>
+      <w:proofErr w:type="spellStart"/>
+      <w:r>
+        <w:rPr>
+          <w:rFonts w:ascii="Nirmala UI" w:hAnsi="Nirmala UI" w:cs="Nirmala UI"/>
+        </w:rPr>
+        <w:t>বা</w:t>
+      </w:r>
+      <w:proofErr w:type="spellEnd"/>
+      <w:r>
+        <w:t xml:space="preserve"> workload </w:t>
+      </w:r>
+      <w:proofErr w:type="spellStart"/>
+      <w:r>
+        <w:rPr>
+          <w:rFonts w:ascii="Nirmala UI" w:hAnsi="Nirmala UI" w:cs="Nirmala UI"/>
+        </w:rPr>
+        <w:t>বাড়লে</w:t>
+      </w:r>
+      <w:proofErr w:type="spellEnd"/>
+      <w:r>
+        <w:t xml:space="preserve"> </w:t>
+      </w:r>
+      <w:proofErr w:type="spellStart"/>
+      <w:r>
+        <w:rPr>
+          <w:rFonts w:ascii="Nirmala UI" w:hAnsi="Nirmala UI" w:cs="Nirmala UI"/>
+        </w:rPr>
+        <w:t>পুরো</w:t>
+      </w:r>
+      <w:proofErr w:type="spellEnd"/>
+      <w:r>
+        <w:t xml:space="preserve"> system replace </w:t>
+      </w:r>
+      <w:proofErr w:type="spellStart"/>
+      <w:r>
+        <w:rPr>
+          <w:rFonts w:ascii="Nirmala UI" w:hAnsi="Nirmala UI" w:cs="Nirmala UI"/>
+        </w:rPr>
+        <w:t>না</w:t>
+      </w:r>
+      <w:proofErr w:type="spellEnd"/>
+      <w:r>
+        <w:t xml:space="preserve"> </w:t>
+      </w:r>
+      <w:proofErr w:type="spellStart"/>
+      <w:r>
+        <w:rPr>
+          <w:rFonts w:ascii="Nirmala UI" w:hAnsi="Nirmala UI" w:cs="Nirmala UI"/>
+        </w:rPr>
+        <w:t>করে</w:t>
+      </w:r>
+      <w:proofErr w:type="spellEnd"/>
+      <w:r>
+        <w:t xml:space="preserve"> </w:t>
+      </w:r>
+      <w:r>
+        <w:rPr>
+          <w:rStyle w:val="Strong"/>
+        </w:rPr>
+        <w:t>network-</w:t>
+      </w:r>
+      <w:r>
+        <w:rPr>
+          <w:rStyle w:val="Strong"/>
+          <w:rFonts w:ascii="Nirmala UI" w:hAnsi="Nirmala UI" w:cs="Nirmala UI"/>
+        </w:rPr>
+        <w:t>এ</w:t>
+      </w:r>
+      <w:r>
+        <w:rPr>
+          <w:rStyle w:val="Strong"/>
+        </w:rPr>
+        <w:t xml:space="preserve"> </w:t>
+      </w:r>
+      <w:proofErr w:type="spellStart"/>
+      <w:r>
+        <w:rPr>
+          <w:rStyle w:val="Strong"/>
+          <w:rFonts w:ascii="Nirmala UI" w:hAnsi="Nirmala UI" w:cs="Nirmala UI"/>
+        </w:rPr>
+        <w:t>নতুন</w:t>
+      </w:r>
+      <w:proofErr w:type="spellEnd"/>
+      <w:r>
+        <w:rPr>
+          <w:rStyle w:val="Strong"/>
+        </w:rPr>
+        <w:t xml:space="preserve"> processing power </w:t>
+      </w:r>
+      <w:r>
+        <w:rPr>
+          <w:rStyle w:val="Strong"/>
+          <w:rFonts w:ascii="Nirmala UI" w:hAnsi="Nirmala UI" w:cs="Nirmala UI"/>
+        </w:rPr>
+        <w:t>ও</w:t>
+      </w:r>
+      <w:r>
+        <w:rPr>
+          <w:rStyle w:val="Strong"/>
+        </w:rPr>
+        <w:t xml:space="preserve"> storage </w:t>
+      </w:r>
+      <w:proofErr w:type="spellStart"/>
+      <w:r>
+        <w:rPr>
+          <w:rStyle w:val="Strong"/>
+          <w:rFonts w:ascii="Nirmala UI" w:hAnsi="Nirmala UI" w:cs="Nirmala UI"/>
+        </w:rPr>
+        <w:t>যোগ</w:t>
+      </w:r>
+      <w:proofErr w:type="spellEnd"/>
+      <w:r>
+        <w:t xml:space="preserve"> </w:t>
+      </w:r>
+      <w:proofErr w:type="spellStart"/>
+      <w:r>
+        <w:rPr>
+          <w:rFonts w:ascii="Nirmala UI" w:hAnsi="Nirmala UI" w:cs="Nirmala UI"/>
+        </w:rPr>
+        <w:t>করা</w:t>
+      </w:r>
+      <w:proofErr w:type="spellEnd"/>
+      <w:r>
+        <w:t xml:space="preserve"> </w:t>
+      </w:r>
+      <w:proofErr w:type="spellStart"/>
+      <w:r>
+        <w:rPr>
+          <w:rFonts w:ascii="Nirmala UI" w:hAnsi="Nirmala UI" w:cs="Nirmala UI"/>
+        </w:rPr>
+        <w:t>যায়</w:t>
+      </w:r>
+      <w:proofErr w:type="spellEnd"/>
+      <w:r>
+        <w:rPr>
+          <w:rFonts w:ascii="Nirmala UI" w:hAnsi="Nirmala UI" w:cs="Nirmala UI"/>
+        </w:rPr>
+        <w:t>।</w:t>
+      </w:r>
+    </w:p>
+    <w:p>
+      <w:pPr>
+        <w:pStyle w:val="NormalWeb"/>
+      </w:pPr>
+      <w:proofErr w:type="spellStart"/>
+      <w:r>
+        <w:rPr>
+          <w:rFonts w:ascii="Nirmala UI" w:hAnsi="Nirmala UI" w:cs="Nirmala UI"/>
+        </w:rPr>
+        <w:t>তাই</w:t>
+      </w:r>
+      <w:proofErr w:type="spellEnd"/>
+      <w:r>
+        <w:t xml:space="preserve"> system expand </w:t>
+      </w:r>
+      <w:proofErr w:type="spellStart"/>
+      <w:r>
+        <w:rPr>
+          <w:rFonts w:ascii="Nirmala UI" w:hAnsi="Nirmala UI" w:cs="Nirmala UI"/>
+        </w:rPr>
+        <w:t>করা</w:t>
+      </w:r>
+      <w:proofErr w:type="spellEnd"/>
+      <w:r>
+        <w:t xml:space="preserve"> </w:t>
+      </w:r>
+      <w:proofErr w:type="spellStart"/>
+      <w:r>
+        <w:rPr>
+          <w:rFonts w:ascii="Nirmala UI" w:hAnsi="Nirmala UI" w:cs="Nirmala UI"/>
+        </w:rPr>
+        <w:t>তুলনামূলকভাবে</w:t>
+      </w:r>
+      <w:proofErr w:type="spellEnd"/>
+      <w:r>
+        <w:t xml:space="preserve"> </w:t>
+      </w:r>
+      <w:proofErr w:type="spellStart"/>
+      <w:r>
+        <w:rPr>
+          <w:rFonts w:ascii="Nirmala UI" w:hAnsi="Nirmala UI" w:cs="Nirmala UI"/>
+        </w:rPr>
+        <w:t>সহজ</w:t>
+      </w:r>
+      <w:proofErr w:type="spellEnd"/>
+      <w:r>
+        <w:rPr>
+          <w:rFonts w:ascii="Nirmala UI" w:hAnsi="Nirmala UI" w:cs="Nirmala UI"/>
+        </w:rPr>
+        <w:t>।</w:t>
+      </w:r>
+    </w:p>
+    <w:p>
+      <w:pPr>
+        <w:pStyle w:val="NormalWeb"/>
+      </w:pPr>
+      <w:proofErr w:type="spellStart"/>
+      <w:r>
+        <w:rPr>
+          <w:rFonts w:ascii="Nirmala UI" w:hAnsi="Nirmala UI" w:cs="Nirmala UI"/>
+        </w:rPr>
+        <w:t>তবে</w:t>
+      </w:r>
+      <w:proofErr w:type="spellEnd"/>
+      <w:r>
+        <w:t xml:space="preserve"> processing power </w:t>
+      </w:r>
+      <w:proofErr w:type="spellStart"/>
+      <w:r>
+        <w:rPr>
+          <w:rFonts w:ascii="Nirmala UI" w:hAnsi="Nirmala UI" w:cs="Nirmala UI"/>
+        </w:rPr>
+        <w:t>সবসময়</w:t>
+      </w:r>
+      <w:proofErr w:type="spellEnd"/>
+      <w:r>
+        <w:t xml:space="preserve"> </w:t>
+      </w:r>
+      <w:proofErr w:type="spellStart"/>
+      <w:r>
+        <w:rPr>
+          <w:rStyle w:val="Strong"/>
+        </w:rPr>
+        <w:t>linear</w:t>
+      </w:r>
+      <w:r>
+        <w:rPr>
+          <w:rStyle w:val="Strong"/>
+          <w:rFonts w:ascii="Nirmala UI" w:hAnsi="Nirmala UI" w:cs="Nirmala UI"/>
+        </w:rPr>
+        <w:t>ভাবে</w:t>
+      </w:r>
+      <w:proofErr w:type="spellEnd"/>
+      <w:r>
+        <w:t xml:space="preserve"> </w:t>
+      </w:r>
+      <w:proofErr w:type="spellStart"/>
+      <w:r>
+        <w:rPr>
+          <w:rFonts w:ascii="Nirmala UI" w:hAnsi="Nirmala UI" w:cs="Nirmala UI"/>
+        </w:rPr>
+        <w:t>বাড়বে</w:t>
+      </w:r>
+      <w:proofErr w:type="spellEnd"/>
+      <w:r>
+        <w:t xml:space="preserve"> </w:t>
+      </w:r>
+      <w:proofErr w:type="spellStart"/>
+      <w:r>
+        <w:rPr>
+          <w:rFonts w:ascii="Nirmala UI" w:hAnsi="Nirmala UI" w:cs="Nirmala UI"/>
+        </w:rPr>
+        <w:t>না</w:t>
+      </w:r>
+      <w:proofErr w:type="spellEnd"/>
+      <w:r>
+        <w:t xml:space="preserve">, </w:t>
+      </w:r>
+      <w:proofErr w:type="spellStart"/>
+      <w:r>
+        <w:rPr>
+          <w:rFonts w:ascii="Nirmala UI" w:hAnsi="Nirmala UI" w:cs="Nirmala UI"/>
+        </w:rPr>
+        <w:t>কারণ</w:t>
+      </w:r>
+      <w:proofErr w:type="spellEnd"/>
+      <w:r>
+        <w:t xml:space="preserve"> distributed system </w:t>
+      </w:r>
+      <w:proofErr w:type="spellStart"/>
+      <w:r>
+        <w:rPr>
+          <w:rFonts w:ascii="Nirmala UI" w:hAnsi="Nirmala UI" w:cs="Nirmala UI"/>
+        </w:rPr>
+        <w:t>পরিচালনার</w:t>
+      </w:r>
+      <w:proofErr w:type="spellEnd"/>
+      <w:r>
+        <w:t xml:space="preserve"> </w:t>
+      </w:r>
+      <w:proofErr w:type="spellStart"/>
+      <w:r>
+        <w:rPr>
+          <w:rFonts w:ascii="Nirmala UI" w:hAnsi="Nirmala UI" w:cs="Nirmala UI"/>
+        </w:rPr>
+        <w:t>জন্য</w:t>
+      </w:r>
+      <w:proofErr w:type="spellEnd"/>
+      <w:r>
+        <w:t xml:space="preserve"> </w:t>
+      </w:r>
+      <w:proofErr w:type="spellStart"/>
+      <w:r>
+        <w:rPr>
+          <w:rFonts w:ascii="Nirmala UI" w:hAnsi="Nirmala UI" w:cs="Nirmala UI"/>
+        </w:rPr>
+        <w:t>কিছু</w:t>
+      </w:r>
+      <w:proofErr w:type="spellEnd"/>
+      <w:r>
+        <w:t xml:space="preserve"> </w:t>
+      </w:r>
+      <w:r>
+        <w:rPr>
+          <w:rStyle w:val="Strong"/>
+        </w:rPr>
+        <w:t>overhead</w:t>
+      </w:r>
+      <w:r>
+        <w:t xml:space="preserve"> </w:t>
+      </w:r>
+      <w:proofErr w:type="spellStart"/>
+      <w:r>
+        <w:rPr>
+          <w:rFonts w:ascii="Nirmala UI" w:hAnsi="Nirmala UI" w:cs="Nirmala UI"/>
+        </w:rPr>
+        <w:t>থাকে</w:t>
+      </w:r>
+      <w:proofErr w:type="spellEnd"/>
+      <w:r>
+        <w:rPr>
+          <w:rFonts w:ascii="Nirmala UI" w:hAnsi="Nirmala UI" w:cs="Nirmala UI"/>
+        </w:rPr>
+        <w:t>।</w:t>
+      </w:r>
+    </w:p>
+    <w:p>
+      <w:pPr>
+        <w:pStyle w:val="Heading3"/>
+      </w:pPr>
+      <w:r>
+        <w:t>Exam-ready English</w:t>
+      </w:r>
+    </w:p>
+    <w:p>
+      <w:pPr>
+        <w:pStyle w:val="NormalWeb"/>
+      </w:pPr>
+      <w:r>
+        <w:t xml:space="preserve">A distributed environment makes it easier to accommodate increasing database sizes. System expansion can usually be handled by adding </w:t>
+      </w:r>
+      <w:r>
+        <w:rPr>
+          <w:rStyle w:val="Strong"/>
+        </w:rPr>
+        <w:t>processing and storage capacity</w:t>
+      </w:r>
+      <w:r>
+        <w:t xml:space="preserve"> to the network. However, the increase in performance may not be linear because of the overhead of distribution.</w:t>
+      </w:r>
+    </w:p>
+    <w:p>
+      <w:pPr>
+        <w:pStyle w:val="Heading2"/>
+      </w:pPr>
+      <w:r>
+        <w:rPr>
+          <w:rFonts w:ascii="Segoe UI Symbol" w:hAnsi="Segoe UI Symbol" w:cs="Segoe UI Symbol"/>
+        </w:rPr>
+        <w:t>⭐</w:t>
+      </w:r>
+      <w:r>
+        <w:t xml:space="preserve"> </w:t>
+      </w:r>
+      <w:proofErr w:type="spellStart"/>
+      <w:r>
+        <w:rPr>
+          <w:rFonts w:ascii="Nirmala UI" w:hAnsi="Nirmala UI" w:cs="Nirmala UI"/>
+        </w:rPr>
+        <w:t>পুরো</w:t>
+      </w:r>
+      <w:proofErr w:type="spellEnd"/>
+      <w:r>
+        <w:t xml:space="preserve"> </w:t>
+      </w:r>
+      <w:proofErr w:type="spellStart"/>
+      <w:r>
+        <w:rPr>
+          <w:rFonts w:ascii="Nirmala UI" w:hAnsi="Nirmala UI" w:cs="Nirmala UI"/>
+        </w:rPr>
+        <w:t>বিষয়টা</w:t>
+      </w:r>
+      <w:proofErr w:type="spellEnd"/>
+      <w:r>
+        <w:t xml:space="preserve"> </w:t>
+      </w:r>
+      <w:proofErr w:type="spellStart"/>
+      <w:r>
+        <w:rPr>
+          <w:rFonts w:ascii="Nirmala UI" w:hAnsi="Nirmala UI" w:cs="Nirmala UI"/>
+        </w:rPr>
+        <w:t>একসাথে</w:t>
+      </w:r>
+      <w:proofErr w:type="spellEnd"/>
+      <w:r>
+        <w:t xml:space="preserve"> Exam-Ready</w:t>
+      </w:r>
+    </w:p>
+    <w:p>
+      <w:pPr>
+        <w:pStyle w:val="NormalWeb"/>
+      </w:pPr>
+      <w:r>
+        <w:rPr>
+          <w:rStyle w:val="Strong"/>
+        </w:rPr>
+        <w:t>The four major promises of DDBS are:</w:t>
+      </w:r>
+    </w:p>
+    <w:p>
+      <w:pPr>
+        <w:numPr>
+          <w:ilvl w:val="0"/>
+          <w:numId w:val="18"/>
+        </w:numPr>
+        <w:spacing w:before="100" w:beforeAutospacing="1" w:after="100" w:afterAutospacing="1" w:line="240" w:lineRule="auto"/>
+      </w:pPr>
+      <w:r>
+        <w:rPr>
+          <w:rStyle w:val="Strong"/>
+        </w:rPr>
+        <w:lastRenderedPageBreak/>
+        <w:t>Transparent Management</w:t>
+      </w:r>
+      <w:r>
+        <w:t xml:space="preserve"> – Hides the implementation details of distributed and replicated data from users. </w:t>
+      </w:r>
+    </w:p>
+    <w:p>
+      <w:pPr>
+        <w:numPr>
+          <w:ilvl w:val="0"/>
+          <w:numId w:val="18"/>
+        </w:numPr>
+        <w:spacing w:before="100" w:beforeAutospacing="1" w:after="100" w:afterAutospacing="1" w:line="240" w:lineRule="auto"/>
+      </w:pPr>
+      <w:r>
+        <w:rPr>
+          <w:rStyle w:val="Strong"/>
+        </w:rPr>
+        <w:t>Reliability</w:t>
+      </w:r>
+      <w:r>
+        <w:t xml:space="preserve"> – Replication and distributed transactions reduce single points of failure and provide reliable data access. </w:t>
+      </w:r>
+    </w:p>
+    <w:p>
+      <w:pPr>
+        <w:numPr>
+          <w:ilvl w:val="0"/>
+          <w:numId w:val="18"/>
+        </w:numPr>
+        <w:spacing w:before="100" w:beforeAutospacing="1" w:after="100" w:afterAutospacing="1" w:line="240" w:lineRule="auto"/>
+      </w:pPr>
+      <w:r>
+        <w:rPr>
+          <w:rStyle w:val="Strong"/>
+        </w:rPr>
+        <w:t>Improved Performance</w:t>
+      </w:r>
+      <w:r>
+        <w:t xml:space="preserve"> – Data localization, reduced remote access, and query parallelism improve performance. </w:t>
+      </w:r>
+    </w:p>
+    <w:p>
+      <w:pPr>
+        <w:numPr>
+          <w:ilvl w:val="0"/>
+          <w:numId w:val="18"/>
+        </w:numPr>
+        <w:spacing w:before="100" w:beforeAutospacing="1" w:after="100" w:afterAutospacing="1" w:line="240" w:lineRule="auto"/>
+      </w:pPr>
+      <w:r>
+        <w:rPr>
+          <w:rStyle w:val="Strong"/>
+        </w:rPr>
+        <w:t>Easier System Expansion</w:t>
+      </w:r>
+      <w:r>
+        <w:t xml:space="preserve"> – Database capacity can be increased by adding processing and storage resources to the network. </w:t>
+      </w:r>
+    </w:p>
+    <w:p>
+      <w:pPr>
+        <w:pStyle w:val="Heading3"/>
+      </w:pPr>
+      <w:r>
+        <w:rPr>
+          <w:rFonts w:ascii="Segoe UI Symbol" w:hAnsi="Segoe UI Symbol" w:cs="Segoe UI Symbol"/>
+        </w:rPr>
+        <w:t>🔥</w:t>
+      </w:r>
+      <w:r>
+        <w:t xml:space="preserve"> </w:t>
+      </w:r>
+      <w:proofErr w:type="spellStart"/>
+      <w:r>
+        <w:rPr>
+          <w:rFonts w:ascii="Nirmala UI" w:hAnsi="Nirmala UI" w:cs="Nirmala UI"/>
+        </w:rPr>
+        <w:t>এক</w:t>
+      </w:r>
+      <w:proofErr w:type="spellEnd"/>
+      <w:r>
+        <w:t xml:space="preserve"> </w:t>
+      </w:r>
+      <w:proofErr w:type="spellStart"/>
+      <w:r>
+        <w:rPr>
+          <w:rFonts w:ascii="Nirmala UI" w:hAnsi="Nirmala UI" w:cs="Nirmala UI"/>
+        </w:rPr>
+        <w:t>লাইনে</w:t>
+      </w:r>
+      <w:proofErr w:type="spellEnd"/>
+      <w:r>
+        <w:t xml:space="preserve"> </w:t>
+      </w:r>
+      <w:proofErr w:type="spellStart"/>
+      <w:r>
+        <w:rPr>
+          <w:rFonts w:ascii="Nirmala UI" w:hAnsi="Nirmala UI" w:cs="Nirmala UI"/>
+        </w:rPr>
+        <w:t>মনে</w:t>
+      </w:r>
+      <w:proofErr w:type="spellEnd"/>
+      <w:r>
+        <w:t xml:space="preserve"> </w:t>
+      </w:r>
+      <w:proofErr w:type="spellStart"/>
+      <w:r>
+        <w:rPr>
+          <w:rFonts w:ascii="Nirmala UI" w:hAnsi="Nirmala UI" w:cs="Nirmala UI"/>
+        </w:rPr>
+        <w:t>রাখুন</w:t>
+      </w:r>
+      <w:proofErr w:type="spellEnd"/>
+      <w:r>
+        <w:t>:</w:t>
+      </w:r>
+    </w:p>
+    <w:p>
+      <w:pPr>
+        <w:pStyle w:val="NormalWeb"/>
+      </w:pPr>
+      <w:r>
+        <w:rPr>
+          <w:rStyle w:val="Strong"/>
+        </w:rPr>
+        <w:t>DDBS = Transparency + Reliability + Performance + Expansion</w:t>
+      </w:r>
+    </w:p>
+    <w:p>
+      <w:pPr>
+        <w:pStyle w:val="NormalWeb"/>
+      </w:pPr>
+      <w:r>
+        <w:rPr>
+          <w:rStyle w:val="Strong"/>
+        </w:rPr>
+        <w:t>T → R → I → E</w:t>
+      </w:r>
+      <w:r>
+        <w:t xml:space="preserve"> = </w:t>
+      </w:r>
+      <w:r>
+        <w:rPr>
+          <w:rStyle w:val="Strong"/>
+        </w:rPr>
+        <w:t>TRIE</w:t>
+      </w:r>
+    </w:p>
+    <w:p>
+      <w:pPr>
+        <w:pStyle w:val="NormalWeb"/>
+      </w:pPr>
+    </w:p>
     <w:sectPr>
       <w:pgSz w:w="12240" w:h="15840"/>
       <w:pgMar w:top="1440" w:right="1440" w:bottom="1440" w:left="1440" w:header="720" w:footer="720" w:gutter="0"/>
@@ -11426,9 +18528,9 @@
 <file path=word/numbering.xml><?xml version="1.0" encoding="utf-8"?>
 <w:numbering xmlns:wpc="http://schemas.microsoft.com/office/word/2010/wordprocessingCanvas" xmlns:cx="http://schemas.microsoft.com/office/drawing/2014/chartex" xmlns:mc="http://schemas.openxmlformats.org/markup-compatibility/2006" xmlns:o="urn:schemas-microsoft-com:office:office" xmlns:r="http://schemas.openxmlformats.org/officeDocument/2006/relationships" xmlns:m="http://schemas.openxmlformats.org/officeDocument/2006/math" xmlns:v="urn:schemas-microsoft-com:vml" xmlns:wp14="http://schemas.microsoft.com/office/word/2010/wordprocessingDrawing" xmlns:wp="http://schemas.openxmlformats.org/drawingml/2006/wordprocessingDrawing" xmlns:w10="urn:schemas-microsoft-com:office:word" xmlns:w="http://schemas.openxmlformats.org/wordprocessingml/2006/main" xmlns:w14="http://schemas.microsoft.com/office/word/2010/wordml" xmlns:w15="http://schemas.microsoft.com/office/word/2012/wordml" xmlns:w16se="http://schemas.microsoft.com/office/word/2015/wordml/symex" xmlns:wpg="http://schemas.microsoft.com/office/word/2010/wordprocessingGroup" xmlns:wpi="http://schemas.microsoft.com/office/word/2010/wordprocessingInk" xmlns:wne="http://schemas.microsoft.com/office/word/2006/wordml" xmlns:wps="http://schemas.microsoft.com/office/word/2010/wordprocessingShape" mc:Ignorable="w14 w15 w16se wp14">
   <w:abstractNum w:abstractNumId="0" w15:restartNumberingAfterBreak="0">
-    <w:nsid w:val="0B026EAF"/>
+    <w:nsid w:val="08F30116"/>
     <w:multiLevelType w:val="multilevel"/>
-    <w:tmpl w:val="0EDC8DDE"/>
+    <w:tmpl w:val="D23006D0"/>
     <w:lvl w:ilvl="0">
       <w:start w:val="1"/>
       <w:numFmt w:val="bullet"/>
@@ -11575,9 +18677,9 @@
     </w:lvl>
   </w:abstractNum>
   <w:abstractNum w:abstractNumId="1" w15:restartNumberingAfterBreak="0">
-    <w:nsid w:val="125F6E8A"/>
+    <w:nsid w:val="0B026EAF"/>
     <w:multiLevelType w:val="multilevel"/>
-    <w:tmpl w:val="DCDC9ECA"/>
+    <w:tmpl w:val="0EDC8DDE"/>
     <w:lvl w:ilvl="0">
       <w:start w:val="1"/>
       <w:numFmt w:val="bullet"/>
@@ -11724,9 +18826,9 @@
     </w:lvl>
   </w:abstractNum>
   <w:abstractNum w:abstractNumId="2" w15:restartNumberingAfterBreak="0">
-    <w:nsid w:val="140C532B"/>
+    <w:nsid w:val="0DD84894"/>
     <w:multiLevelType w:val="multilevel"/>
-    <w:tmpl w:val="A27E5996"/>
+    <w:tmpl w:val="1778B948"/>
     <w:lvl w:ilvl="0">
       <w:start w:val="1"/>
       <w:numFmt w:val="bullet"/>
@@ -11873,6 +18975,304 @@
     </w:lvl>
   </w:abstractNum>
   <w:abstractNum w:abstractNumId="3" w15:restartNumberingAfterBreak="0">
+    <w:nsid w:val="125F6E8A"/>
+    <w:multiLevelType w:val="multilevel"/>
+    <w:tmpl w:val="DCDC9ECA"/>
+    <w:lvl w:ilvl="0">
+      <w:start w:val="1"/>
+      <w:numFmt w:val="bullet"/>
+      <w:lvlText w:val=""/>
+      <w:lvlJc w:val="left"/>
+      <w:pPr>
+        <w:tabs>
+          <w:tab w:val="num" w:pos="720"/>
+        </w:tabs>
+        <w:ind w:left="720" w:hanging="360"/>
+      </w:pPr>
+      <w:rPr>
+        <w:rFonts w:ascii="Symbol" w:hAnsi="Symbol" w:hint="default"/>
+        <w:sz w:val="20"/>
+      </w:rPr>
+    </w:lvl>
+    <w:lvl w:ilvl="1" w:tentative="1">
+      <w:start w:val="1"/>
+      <w:numFmt w:val="bullet"/>
+      <w:lvlText w:val="o"/>
+      <w:lvlJc w:val="left"/>
+      <w:pPr>
+        <w:tabs>
+          <w:tab w:val="num" w:pos="1440"/>
+        </w:tabs>
+        <w:ind w:left="1440" w:hanging="360"/>
+      </w:pPr>
+      <w:rPr>
+        <w:rFonts w:ascii="Courier New" w:hAnsi="Courier New" w:hint="default"/>
+        <w:sz w:val="20"/>
+      </w:rPr>
+    </w:lvl>
+    <w:lvl w:ilvl="2" w:tentative="1">
+      <w:start w:val="1"/>
+      <w:numFmt w:val="bullet"/>
+      <w:lvlText w:val=""/>
+      <w:lvlJc w:val="left"/>
+      <w:pPr>
+        <w:tabs>
+          <w:tab w:val="num" w:pos="2160"/>
+        </w:tabs>
+        <w:ind w:left="2160" w:hanging="360"/>
+      </w:pPr>
+      <w:rPr>
+        <w:rFonts w:ascii="Wingdings" w:hAnsi="Wingdings" w:hint="default"/>
+        <w:sz w:val="20"/>
+      </w:rPr>
+    </w:lvl>
+    <w:lvl w:ilvl="3" w:tentative="1">
+      <w:start w:val="1"/>
+      <w:numFmt w:val="bullet"/>
+      <w:lvlText w:val=""/>
+      <w:lvlJc w:val="left"/>
+      <w:pPr>
+        <w:tabs>
+          <w:tab w:val="num" w:pos="2880"/>
+        </w:tabs>
+        <w:ind w:left="2880" w:hanging="360"/>
+      </w:pPr>
+      <w:rPr>
+        <w:rFonts w:ascii="Wingdings" w:hAnsi="Wingdings" w:hint="default"/>
+        <w:sz w:val="20"/>
+      </w:rPr>
+    </w:lvl>
+    <w:lvl w:ilvl="4" w:tentative="1">
+      <w:start w:val="1"/>
+      <w:numFmt w:val="bullet"/>
+      <w:lvlText w:val=""/>
+      <w:lvlJc w:val="left"/>
+      <w:pPr>
+        <w:tabs>
+          <w:tab w:val="num" w:pos="3600"/>
+        </w:tabs>
+        <w:ind w:left="3600" w:hanging="360"/>
+      </w:pPr>
+      <w:rPr>
+        <w:rFonts w:ascii="Wingdings" w:hAnsi="Wingdings" w:hint="default"/>
+        <w:sz w:val="20"/>
+      </w:rPr>
+    </w:lvl>
+    <w:lvl w:ilvl="5" w:tentative="1">
+      <w:start w:val="1"/>
+      <w:numFmt w:val="bullet"/>
+      <w:lvlText w:val=""/>
+      <w:lvlJc w:val="left"/>
+      <w:pPr>
+        <w:tabs>
+          <w:tab w:val="num" w:pos="4320"/>
+        </w:tabs>
+        <w:ind w:left="4320" w:hanging="360"/>
+      </w:pPr>
+      <w:rPr>
+        <w:rFonts w:ascii="Wingdings" w:hAnsi="Wingdings" w:hint="default"/>
+        <w:sz w:val="20"/>
+      </w:rPr>
+    </w:lvl>
+    <w:lvl w:ilvl="6" w:tentative="1">
+      <w:start w:val="1"/>
+      <w:numFmt w:val="bullet"/>
+      <w:lvlText w:val=""/>
+      <w:lvlJc w:val="left"/>
+      <w:pPr>
+        <w:tabs>
+          <w:tab w:val="num" w:pos="5040"/>
+        </w:tabs>
+        <w:ind w:left="5040" w:hanging="360"/>
+      </w:pPr>
+      <w:rPr>
+        <w:rFonts w:ascii="Wingdings" w:hAnsi="Wingdings" w:hint="default"/>
+        <w:sz w:val="20"/>
+      </w:rPr>
+    </w:lvl>
+    <w:lvl w:ilvl="7" w:tentative="1">
+      <w:start w:val="1"/>
+      <w:numFmt w:val="bullet"/>
+      <w:lvlText w:val=""/>
+      <w:lvlJc w:val="left"/>
+      <w:pPr>
+        <w:tabs>
+          <w:tab w:val="num" w:pos="5760"/>
+        </w:tabs>
+        <w:ind w:left="5760" w:hanging="360"/>
+      </w:pPr>
+      <w:rPr>
+        <w:rFonts w:ascii="Wingdings" w:hAnsi="Wingdings" w:hint="default"/>
+        <w:sz w:val="20"/>
+      </w:rPr>
+    </w:lvl>
+    <w:lvl w:ilvl="8" w:tentative="1">
+      <w:start w:val="1"/>
+      <w:numFmt w:val="bullet"/>
+      <w:lvlText w:val=""/>
+      <w:lvlJc w:val="left"/>
+      <w:pPr>
+        <w:tabs>
+          <w:tab w:val="num" w:pos="6480"/>
+        </w:tabs>
+        <w:ind w:left="6480" w:hanging="360"/>
+      </w:pPr>
+      <w:rPr>
+        <w:rFonts w:ascii="Wingdings" w:hAnsi="Wingdings" w:hint="default"/>
+        <w:sz w:val="20"/>
+      </w:rPr>
+    </w:lvl>
+  </w:abstractNum>
+  <w:abstractNum w:abstractNumId="4" w15:restartNumberingAfterBreak="0">
+    <w:nsid w:val="140C532B"/>
+    <w:multiLevelType w:val="multilevel"/>
+    <w:tmpl w:val="A27E5996"/>
+    <w:lvl w:ilvl="0">
+      <w:start w:val="1"/>
+      <w:numFmt w:val="bullet"/>
+      <w:lvlText w:val=""/>
+      <w:lvlJc w:val="left"/>
+      <w:pPr>
+        <w:tabs>
+          <w:tab w:val="num" w:pos="720"/>
+        </w:tabs>
+        <w:ind w:left="720" w:hanging="360"/>
+      </w:pPr>
+      <w:rPr>
+        <w:rFonts w:ascii="Symbol" w:hAnsi="Symbol" w:hint="default"/>
+        <w:sz w:val="20"/>
+      </w:rPr>
+    </w:lvl>
+    <w:lvl w:ilvl="1" w:tentative="1">
+      <w:start w:val="1"/>
+      <w:numFmt w:val="bullet"/>
+      <w:lvlText w:val="o"/>
+      <w:lvlJc w:val="left"/>
+      <w:pPr>
+        <w:tabs>
+          <w:tab w:val="num" w:pos="1440"/>
+        </w:tabs>
+        <w:ind w:left="1440" w:hanging="360"/>
+      </w:pPr>
+      <w:rPr>
+        <w:rFonts w:ascii="Courier New" w:hAnsi="Courier New" w:hint="default"/>
+        <w:sz w:val="20"/>
+      </w:rPr>
+    </w:lvl>
+    <w:lvl w:ilvl="2" w:tentative="1">
+      <w:start w:val="1"/>
+      <w:numFmt w:val="bullet"/>
+      <w:lvlText w:val=""/>
+      <w:lvlJc w:val="left"/>
+      <w:pPr>
+        <w:tabs>
+          <w:tab w:val="num" w:pos="2160"/>
+        </w:tabs>
+        <w:ind w:left="2160" w:hanging="360"/>
+      </w:pPr>
+      <w:rPr>
+        <w:rFonts w:ascii="Wingdings" w:hAnsi="Wingdings" w:hint="default"/>
+        <w:sz w:val="20"/>
+      </w:rPr>
+    </w:lvl>
+    <w:lvl w:ilvl="3" w:tentative="1">
+      <w:start w:val="1"/>
+      <w:numFmt w:val="bullet"/>
+      <w:lvlText w:val=""/>
+      <w:lvlJc w:val="left"/>
+      <w:pPr>
+        <w:tabs>
+          <w:tab w:val="num" w:pos="2880"/>
+        </w:tabs>
+        <w:ind w:left="2880" w:hanging="360"/>
+      </w:pPr>
+      <w:rPr>
+        <w:rFonts w:ascii="Wingdings" w:hAnsi="Wingdings" w:hint="default"/>
+        <w:sz w:val="20"/>
+      </w:rPr>
+    </w:lvl>
+    <w:lvl w:ilvl="4" w:tentative="1">
+      <w:start w:val="1"/>
+      <w:numFmt w:val="bullet"/>
+      <w:lvlText w:val=""/>
+      <w:lvlJc w:val="left"/>
+      <w:pPr>
+        <w:tabs>
+          <w:tab w:val="num" w:pos="3600"/>
+        </w:tabs>
+        <w:ind w:left="3600" w:hanging="360"/>
+      </w:pPr>
+      <w:rPr>
+        <w:rFonts w:ascii="Wingdings" w:hAnsi="Wingdings" w:hint="default"/>
+        <w:sz w:val="20"/>
+      </w:rPr>
+    </w:lvl>
+    <w:lvl w:ilvl="5" w:tentative="1">
+      <w:start w:val="1"/>
+      <w:numFmt w:val="bullet"/>
+      <w:lvlText w:val=""/>
+      <w:lvlJc w:val="left"/>
+      <w:pPr>
+        <w:tabs>
+          <w:tab w:val="num" w:pos="4320"/>
+        </w:tabs>
+        <w:ind w:left="4320" w:hanging="360"/>
+      </w:pPr>
+      <w:rPr>
+        <w:rFonts w:ascii="Wingdings" w:hAnsi="Wingdings" w:hint="default"/>
+        <w:sz w:val="20"/>
+      </w:rPr>
+    </w:lvl>
+    <w:lvl w:ilvl="6" w:tentative="1">
+      <w:start w:val="1"/>
+      <w:numFmt w:val="bullet"/>
+      <w:lvlText w:val=""/>
+      <w:lvlJc w:val="left"/>
+      <w:pPr>
+        <w:tabs>
+          <w:tab w:val="num" w:pos="5040"/>
+        </w:tabs>
+        <w:ind w:left="5040" w:hanging="360"/>
+      </w:pPr>
+      <w:rPr>
+        <w:rFonts w:ascii="Wingdings" w:hAnsi="Wingdings" w:hint="default"/>
+        <w:sz w:val="20"/>
+      </w:rPr>
+    </w:lvl>
+    <w:lvl w:ilvl="7" w:tentative="1">
+      <w:start w:val="1"/>
+      <w:numFmt w:val="bullet"/>
+      <w:lvlText w:val=""/>
+      <w:lvlJc w:val="left"/>
+      <w:pPr>
+        <w:tabs>
+          <w:tab w:val="num" w:pos="5760"/>
+        </w:tabs>
+        <w:ind w:left="5760" w:hanging="360"/>
+      </w:pPr>
+      <w:rPr>
+        <w:rFonts w:ascii="Wingdings" w:hAnsi="Wingdings" w:hint="default"/>
+        <w:sz w:val="20"/>
+      </w:rPr>
+    </w:lvl>
+    <w:lvl w:ilvl="8" w:tentative="1">
+      <w:start w:val="1"/>
+      <w:numFmt w:val="bullet"/>
+      <w:lvlText w:val=""/>
+      <w:lvlJc w:val="left"/>
+      <w:pPr>
+        <w:tabs>
+          <w:tab w:val="num" w:pos="6480"/>
+        </w:tabs>
+        <w:ind w:left="6480" w:hanging="360"/>
+      </w:pPr>
+      <w:rPr>
+        <w:rFonts w:ascii="Wingdings" w:hAnsi="Wingdings" w:hint="default"/>
+        <w:sz w:val="20"/>
+      </w:rPr>
+    </w:lvl>
+  </w:abstractNum>
+  <w:abstractNum w:abstractNumId="5" w15:restartNumberingAfterBreak="0">
     <w:nsid w:val="1A153BF5"/>
     <w:multiLevelType w:val="multilevel"/>
     <w:tmpl w:val="B4A0E992"/>
@@ -12021,7 +19421,7 @@
       </w:rPr>
     </w:lvl>
   </w:abstractNum>
-  <w:abstractNum w:abstractNumId="4" w15:restartNumberingAfterBreak="0">
+  <w:abstractNum w:abstractNumId="6" w15:restartNumberingAfterBreak="0">
     <w:nsid w:val="1B82084E"/>
     <w:multiLevelType w:val="multilevel"/>
     <w:tmpl w:val="B4ACDC20"/>
@@ -12170,7 +19570,7 @@
       </w:rPr>
     </w:lvl>
   </w:abstractNum>
-  <w:abstractNum w:abstractNumId="5" w15:restartNumberingAfterBreak="0">
+  <w:abstractNum w:abstractNumId="7" w15:restartNumberingAfterBreak="0">
     <w:nsid w:val="205D5707"/>
     <w:multiLevelType w:val="multilevel"/>
     <w:tmpl w:val="ED8829C2"/>
@@ -12319,7 +19719,7 @@
       </w:rPr>
     </w:lvl>
   </w:abstractNum>
-  <w:abstractNum w:abstractNumId="6" w15:restartNumberingAfterBreak="0">
+  <w:abstractNum w:abstractNumId="8" w15:restartNumberingAfterBreak="0">
     <w:nsid w:val="24145DD7"/>
     <w:multiLevelType w:val="multilevel"/>
     <w:tmpl w:val="A71A293E"/>
@@ -12468,7 +19868,7 @@
       </w:rPr>
     </w:lvl>
   </w:abstractNum>
-  <w:abstractNum w:abstractNumId="7" w15:restartNumberingAfterBreak="0">
+  <w:abstractNum w:abstractNumId="9" w15:restartNumberingAfterBreak="0">
     <w:nsid w:val="29170CD7"/>
     <w:multiLevelType w:val="multilevel"/>
     <w:tmpl w:val="941EA66C"/>
@@ -12617,10 +20017,236 @@
       </w:rPr>
     </w:lvl>
   </w:abstractNum>
-  <w:abstractNum w:abstractNumId="8" w15:restartNumberingAfterBreak="0">
-    <w:nsid w:val="519D3967"/>
+  <w:abstractNum w:abstractNumId="10" w15:restartNumberingAfterBreak="0">
+    <w:nsid w:val="2B546F0B"/>
     <w:multiLevelType w:val="multilevel"/>
-    <w:tmpl w:val="B764E7C6"/>
+    <w:tmpl w:val="9C68D08C"/>
+    <w:lvl w:ilvl="0">
+      <w:start w:val="1"/>
+      <w:numFmt w:val="decimal"/>
+      <w:lvlText w:val="%1."/>
+      <w:lvlJc w:val="left"/>
+      <w:pPr>
+        <w:tabs>
+          <w:tab w:val="num" w:pos="720"/>
+        </w:tabs>
+        <w:ind w:left="720" w:hanging="360"/>
+      </w:pPr>
+    </w:lvl>
+    <w:lvl w:ilvl="1" w:tentative="1">
+      <w:start w:val="1"/>
+      <w:numFmt w:val="decimal"/>
+      <w:lvlText w:val="%2."/>
+      <w:lvlJc w:val="left"/>
+      <w:pPr>
+        <w:tabs>
+          <w:tab w:val="num" w:pos="1440"/>
+        </w:tabs>
+        <w:ind w:left="1440" w:hanging="360"/>
+      </w:pPr>
+    </w:lvl>
+    <w:lvl w:ilvl="2" w:tentative="1">
+      <w:start w:val="1"/>
+      <w:numFmt w:val="decimal"/>
+      <w:lvlText w:val="%3."/>
+      <w:lvlJc w:val="left"/>
+      <w:pPr>
+        <w:tabs>
+          <w:tab w:val="num" w:pos="2160"/>
+        </w:tabs>
+        <w:ind w:left="2160" w:hanging="360"/>
+      </w:pPr>
+    </w:lvl>
+    <w:lvl w:ilvl="3" w:tentative="1">
+      <w:start w:val="1"/>
+      <w:numFmt w:val="decimal"/>
+      <w:lvlText w:val="%4."/>
+      <w:lvlJc w:val="left"/>
+      <w:pPr>
+        <w:tabs>
+          <w:tab w:val="num" w:pos="2880"/>
+        </w:tabs>
+        <w:ind w:left="2880" w:hanging="360"/>
+      </w:pPr>
+    </w:lvl>
+    <w:lvl w:ilvl="4" w:tentative="1">
+      <w:start w:val="1"/>
+      <w:numFmt w:val="decimal"/>
+      <w:lvlText w:val="%5."/>
+      <w:lvlJc w:val="left"/>
+      <w:pPr>
+        <w:tabs>
+          <w:tab w:val="num" w:pos="3600"/>
+        </w:tabs>
+        <w:ind w:left="3600" w:hanging="360"/>
+      </w:pPr>
+    </w:lvl>
+    <w:lvl w:ilvl="5" w:tentative="1">
+      <w:start w:val="1"/>
+      <w:numFmt w:val="decimal"/>
+      <w:lvlText w:val="%6."/>
+      <w:lvlJc w:val="left"/>
+      <w:pPr>
+        <w:tabs>
+          <w:tab w:val="num" w:pos="4320"/>
+        </w:tabs>
+        <w:ind w:left="4320" w:hanging="360"/>
+      </w:pPr>
+    </w:lvl>
+    <w:lvl w:ilvl="6" w:tentative="1">
+      <w:start w:val="1"/>
+      <w:numFmt w:val="decimal"/>
+      <w:lvlText w:val="%7."/>
+      <w:lvlJc w:val="left"/>
+      <w:pPr>
+        <w:tabs>
+          <w:tab w:val="num" w:pos="5040"/>
+        </w:tabs>
+        <w:ind w:left="5040" w:hanging="360"/>
+      </w:pPr>
+    </w:lvl>
+    <w:lvl w:ilvl="7" w:tentative="1">
+      <w:start w:val="1"/>
+      <w:numFmt w:val="decimal"/>
+      <w:lvlText w:val="%8."/>
+      <w:lvlJc w:val="left"/>
+      <w:pPr>
+        <w:tabs>
+          <w:tab w:val="num" w:pos="5760"/>
+        </w:tabs>
+        <w:ind w:left="5760" w:hanging="360"/>
+      </w:pPr>
+    </w:lvl>
+    <w:lvl w:ilvl="8" w:tentative="1">
+      <w:start w:val="1"/>
+      <w:numFmt w:val="decimal"/>
+      <w:lvlText w:val="%9."/>
+      <w:lvlJc w:val="left"/>
+      <w:pPr>
+        <w:tabs>
+          <w:tab w:val="num" w:pos="6480"/>
+        </w:tabs>
+        <w:ind w:left="6480" w:hanging="360"/>
+      </w:pPr>
+    </w:lvl>
+  </w:abstractNum>
+  <w:abstractNum w:abstractNumId="11" w15:restartNumberingAfterBreak="0">
+    <w:nsid w:val="2B98106E"/>
+    <w:multiLevelType w:val="multilevel"/>
+    <w:tmpl w:val="F72CDD6A"/>
+    <w:lvl w:ilvl="0">
+      <w:start w:val="1"/>
+      <w:numFmt w:val="decimal"/>
+      <w:lvlText w:val="%1."/>
+      <w:lvlJc w:val="left"/>
+      <w:pPr>
+        <w:tabs>
+          <w:tab w:val="num" w:pos="720"/>
+        </w:tabs>
+        <w:ind w:left="720" w:hanging="360"/>
+      </w:pPr>
+    </w:lvl>
+    <w:lvl w:ilvl="1" w:tentative="1">
+      <w:start w:val="1"/>
+      <w:numFmt w:val="decimal"/>
+      <w:lvlText w:val="%2."/>
+      <w:lvlJc w:val="left"/>
+      <w:pPr>
+        <w:tabs>
+          <w:tab w:val="num" w:pos="1440"/>
+        </w:tabs>
+        <w:ind w:left="1440" w:hanging="360"/>
+      </w:pPr>
+    </w:lvl>
+    <w:lvl w:ilvl="2" w:tentative="1">
+      <w:start w:val="1"/>
+      <w:numFmt w:val="decimal"/>
+      <w:lvlText w:val="%3."/>
+      <w:lvlJc w:val="left"/>
+      <w:pPr>
+        <w:tabs>
+          <w:tab w:val="num" w:pos="2160"/>
+        </w:tabs>
+        <w:ind w:left="2160" w:hanging="360"/>
+      </w:pPr>
+    </w:lvl>
+    <w:lvl w:ilvl="3" w:tentative="1">
+      <w:start w:val="1"/>
+      <w:numFmt w:val="decimal"/>
+      <w:lvlText w:val="%4."/>
+      <w:lvlJc w:val="left"/>
+      <w:pPr>
+        <w:tabs>
+          <w:tab w:val="num" w:pos="2880"/>
+        </w:tabs>
+        <w:ind w:left="2880" w:hanging="360"/>
+      </w:pPr>
+    </w:lvl>
+    <w:lvl w:ilvl="4" w:tentative="1">
+      <w:start w:val="1"/>
+      <w:numFmt w:val="decimal"/>
+      <w:lvlText w:val="%5."/>
+      <w:lvlJc w:val="left"/>
+      <w:pPr>
+        <w:tabs>
+          <w:tab w:val="num" w:pos="3600"/>
+        </w:tabs>
+        <w:ind w:left="3600" w:hanging="360"/>
+      </w:pPr>
+    </w:lvl>
+    <w:lvl w:ilvl="5" w:tentative="1">
+      <w:start w:val="1"/>
+      <w:numFmt w:val="decimal"/>
+      <w:lvlText w:val="%6."/>
+      <w:lvlJc w:val="left"/>
+      <w:pPr>
+        <w:tabs>
+          <w:tab w:val="num" w:pos="4320"/>
+        </w:tabs>
+        <w:ind w:left="4320" w:hanging="360"/>
+      </w:pPr>
+    </w:lvl>
+    <w:lvl w:ilvl="6" w:tentative="1">
+      <w:start w:val="1"/>
+      <w:numFmt w:val="decimal"/>
+      <w:lvlText w:val="%7."/>
+      <w:lvlJc w:val="left"/>
+      <w:pPr>
+        <w:tabs>
+          <w:tab w:val="num" w:pos="5040"/>
+        </w:tabs>
+        <w:ind w:left="5040" w:hanging="360"/>
+      </w:pPr>
+    </w:lvl>
+    <w:lvl w:ilvl="7" w:tentative="1">
+      <w:start w:val="1"/>
+      <w:numFmt w:val="decimal"/>
+      <w:lvlText w:val="%8."/>
+      <w:lvlJc w:val="left"/>
+      <w:pPr>
+        <w:tabs>
+          <w:tab w:val="num" w:pos="5760"/>
+        </w:tabs>
+        <w:ind w:left="5760" w:hanging="360"/>
+      </w:pPr>
+    </w:lvl>
+    <w:lvl w:ilvl="8" w:tentative="1">
+      <w:start w:val="1"/>
+      <w:numFmt w:val="decimal"/>
+      <w:lvlText w:val="%9."/>
+      <w:lvlJc w:val="left"/>
+      <w:pPr>
+        <w:tabs>
+          <w:tab w:val="num" w:pos="6480"/>
+        </w:tabs>
+        <w:ind w:left="6480" w:hanging="360"/>
+      </w:pPr>
+    </w:lvl>
+  </w:abstractNum>
+  <w:abstractNum w:abstractNumId="12" w15:restartNumberingAfterBreak="0">
+    <w:nsid w:val="2D9453F3"/>
+    <w:multiLevelType w:val="multilevel"/>
+    <w:tmpl w:val="D4AC6254"/>
     <w:lvl w:ilvl="0">
       <w:start w:val="1"/>
       <w:numFmt w:val="bullet"/>
@@ -12766,32 +20392,768 @@
       </w:rPr>
     </w:lvl>
   </w:abstractNum>
+  <w:abstractNum w:abstractNumId="13" w15:restartNumberingAfterBreak="0">
+    <w:nsid w:val="329427BA"/>
+    <w:multiLevelType w:val="multilevel"/>
+    <w:tmpl w:val="A6F809B4"/>
+    <w:lvl w:ilvl="0">
+      <w:start w:val="1"/>
+      <w:numFmt w:val="decimal"/>
+      <w:lvlText w:val="%1."/>
+      <w:lvlJc w:val="left"/>
+      <w:pPr>
+        <w:tabs>
+          <w:tab w:val="num" w:pos="720"/>
+        </w:tabs>
+        <w:ind w:left="720" w:hanging="360"/>
+      </w:pPr>
+    </w:lvl>
+    <w:lvl w:ilvl="1" w:tentative="1">
+      <w:start w:val="1"/>
+      <w:numFmt w:val="decimal"/>
+      <w:lvlText w:val="%2."/>
+      <w:lvlJc w:val="left"/>
+      <w:pPr>
+        <w:tabs>
+          <w:tab w:val="num" w:pos="1440"/>
+        </w:tabs>
+        <w:ind w:left="1440" w:hanging="360"/>
+      </w:pPr>
+    </w:lvl>
+    <w:lvl w:ilvl="2" w:tentative="1">
+      <w:start w:val="1"/>
+      <w:numFmt w:val="decimal"/>
+      <w:lvlText w:val="%3."/>
+      <w:lvlJc w:val="left"/>
+      <w:pPr>
+        <w:tabs>
+          <w:tab w:val="num" w:pos="2160"/>
+        </w:tabs>
+        <w:ind w:left="2160" w:hanging="360"/>
+      </w:pPr>
+    </w:lvl>
+    <w:lvl w:ilvl="3" w:tentative="1">
+      <w:start w:val="1"/>
+      <w:numFmt w:val="decimal"/>
+      <w:lvlText w:val="%4."/>
+      <w:lvlJc w:val="left"/>
+      <w:pPr>
+        <w:tabs>
+          <w:tab w:val="num" w:pos="2880"/>
+        </w:tabs>
+        <w:ind w:left="2880" w:hanging="360"/>
+      </w:pPr>
+    </w:lvl>
+    <w:lvl w:ilvl="4" w:tentative="1">
+      <w:start w:val="1"/>
+      <w:numFmt w:val="decimal"/>
+      <w:lvlText w:val="%5."/>
+      <w:lvlJc w:val="left"/>
+      <w:pPr>
+        <w:tabs>
+          <w:tab w:val="num" w:pos="3600"/>
+        </w:tabs>
+        <w:ind w:left="3600" w:hanging="360"/>
+      </w:pPr>
+    </w:lvl>
+    <w:lvl w:ilvl="5" w:tentative="1">
+      <w:start w:val="1"/>
+      <w:numFmt w:val="decimal"/>
+      <w:lvlText w:val="%6."/>
+      <w:lvlJc w:val="left"/>
+      <w:pPr>
+        <w:tabs>
+          <w:tab w:val="num" w:pos="4320"/>
+        </w:tabs>
+        <w:ind w:left="4320" w:hanging="360"/>
+      </w:pPr>
+    </w:lvl>
+    <w:lvl w:ilvl="6" w:tentative="1">
+      <w:start w:val="1"/>
+      <w:numFmt w:val="decimal"/>
+      <w:lvlText w:val="%7."/>
+      <w:lvlJc w:val="left"/>
+      <w:pPr>
+        <w:tabs>
+          <w:tab w:val="num" w:pos="5040"/>
+        </w:tabs>
+        <w:ind w:left="5040" w:hanging="360"/>
+      </w:pPr>
+    </w:lvl>
+    <w:lvl w:ilvl="7" w:tentative="1">
+      <w:start w:val="1"/>
+      <w:numFmt w:val="decimal"/>
+      <w:lvlText w:val="%8."/>
+      <w:lvlJc w:val="left"/>
+      <w:pPr>
+        <w:tabs>
+          <w:tab w:val="num" w:pos="5760"/>
+        </w:tabs>
+        <w:ind w:left="5760" w:hanging="360"/>
+      </w:pPr>
+    </w:lvl>
+    <w:lvl w:ilvl="8" w:tentative="1">
+      <w:start w:val="1"/>
+      <w:numFmt w:val="decimal"/>
+      <w:lvlText w:val="%9."/>
+      <w:lvlJc w:val="left"/>
+      <w:pPr>
+        <w:tabs>
+          <w:tab w:val="num" w:pos="6480"/>
+        </w:tabs>
+        <w:ind w:left="6480" w:hanging="360"/>
+      </w:pPr>
+    </w:lvl>
+  </w:abstractNum>
+  <w:abstractNum w:abstractNumId="14" w15:restartNumberingAfterBreak="0">
+    <w:nsid w:val="4E206838"/>
+    <w:multiLevelType w:val="multilevel"/>
+    <w:tmpl w:val="1054D860"/>
+    <w:lvl w:ilvl="0">
+      <w:start w:val="1"/>
+      <w:numFmt w:val="bullet"/>
+      <w:lvlText w:val=""/>
+      <w:lvlJc w:val="left"/>
+      <w:pPr>
+        <w:tabs>
+          <w:tab w:val="num" w:pos="720"/>
+        </w:tabs>
+        <w:ind w:left="720" w:hanging="360"/>
+      </w:pPr>
+      <w:rPr>
+        <w:rFonts w:ascii="Symbol" w:hAnsi="Symbol" w:hint="default"/>
+        <w:sz w:val="20"/>
+      </w:rPr>
+    </w:lvl>
+    <w:lvl w:ilvl="1" w:tentative="1">
+      <w:start w:val="1"/>
+      <w:numFmt w:val="bullet"/>
+      <w:lvlText w:val="o"/>
+      <w:lvlJc w:val="left"/>
+      <w:pPr>
+        <w:tabs>
+          <w:tab w:val="num" w:pos="1440"/>
+        </w:tabs>
+        <w:ind w:left="1440" w:hanging="360"/>
+      </w:pPr>
+      <w:rPr>
+        <w:rFonts w:ascii="Courier New" w:hAnsi="Courier New" w:hint="default"/>
+        <w:sz w:val="20"/>
+      </w:rPr>
+    </w:lvl>
+    <w:lvl w:ilvl="2" w:tentative="1">
+      <w:start w:val="1"/>
+      <w:numFmt w:val="bullet"/>
+      <w:lvlText w:val=""/>
+      <w:lvlJc w:val="left"/>
+      <w:pPr>
+        <w:tabs>
+          <w:tab w:val="num" w:pos="2160"/>
+        </w:tabs>
+        <w:ind w:left="2160" w:hanging="360"/>
+      </w:pPr>
+      <w:rPr>
+        <w:rFonts w:ascii="Wingdings" w:hAnsi="Wingdings" w:hint="default"/>
+        <w:sz w:val="20"/>
+      </w:rPr>
+    </w:lvl>
+    <w:lvl w:ilvl="3" w:tentative="1">
+      <w:start w:val="1"/>
+      <w:numFmt w:val="bullet"/>
+      <w:lvlText w:val=""/>
+      <w:lvlJc w:val="left"/>
+      <w:pPr>
+        <w:tabs>
+          <w:tab w:val="num" w:pos="2880"/>
+        </w:tabs>
+        <w:ind w:left="2880" w:hanging="360"/>
+      </w:pPr>
+      <w:rPr>
+        <w:rFonts w:ascii="Wingdings" w:hAnsi="Wingdings" w:hint="default"/>
+        <w:sz w:val="20"/>
+      </w:rPr>
+    </w:lvl>
+    <w:lvl w:ilvl="4" w:tentative="1">
+      <w:start w:val="1"/>
+      <w:numFmt w:val="bullet"/>
+      <w:lvlText w:val=""/>
+      <w:lvlJc w:val="left"/>
+      <w:pPr>
+        <w:tabs>
+          <w:tab w:val="num" w:pos="3600"/>
+        </w:tabs>
+        <w:ind w:left="3600" w:hanging="360"/>
+      </w:pPr>
+      <w:rPr>
+        <w:rFonts w:ascii="Wingdings" w:hAnsi="Wingdings" w:hint="default"/>
+        <w:sz w:val="20"/>
+      </w:rPr>
+    </w:lvl>
+    <w:lvl w:ilvl="5" w:tentative="1">
+      <w:start w:val="1"/>
+      <w:numFmt w:val="bullet"/>
+      <w:lvlText w:val=""/>
+      <w:lvlJc w:val="left"/>
+      <w:pPr>
+        <w:tabs>
+          <w:tab w:val="num" w:pos="4320"/>
+        </w:tabs>
+        <w:ind w:left="4320" w:hanging="360"/>
+      </w:pPr>
+      <w:rPr>
+        <w:rFonts w:ascii="Wingdings" w:hAnsi="Wingdings" w:hint="default"/>
+        <w:sz w:val="20"/>
+      </w:rPr>
+    </w:lvl>
+    <w:lvl w:ilvl="6" w:tentative="1">
+      <w:start w:val="1"/>
+      <w:numFmt w:val="bullet"/>
+      <w:lvlText w:val=""/>
+      <w:lvlJc w:val="left"/>
+      <w:pPr>
+        <w:tabs>
+          <w:tab w:val="num" w:pos="5040"/>
+        </w:tabs>
+        <w:ind w:left="5040" w:hanging="360"/>
+      </w:pPr>
+      <w:rPr>
+        <w:rFonts w:ascii="Wingdings" w:hAnsi="Wingdings" w:hint="default"/>
+        <w:sz w:val="20"/>
+      </w:rPr>
+    </w:lvl>
+    <w:lvl w:ilvl="7" w:tentative="1">
+      <w:start w:val="1"/>
+      <w:numFmt w:val="bullet"/>
+      <w:lvlText w:val=""/>
+      <w:lvlJc w:val="left"/>
+      <w:pPr>
+        <w:tabs>
+          <w:tab w:val="num" w:pos="5760"/>
+        </w:tabs>
+        <w:ind w:left="5760" w:hanging="360"/>
+      </w:pPr>
+      <w:rPr>
+        <w:rFonts w:ascii="Wingdings" w:hAnsi="Wingdings" w:hint="default"/>
+        <w:sz w:val="20"/>
+      </w:rPr>
+    </w:lvl>
+    <w:lvl w:ilvl="8" w:tentative="1">
+      <w:start w:val="1"/>
+      <w:numFmt w:val="bullet"/>
+      <w:lvlText w:val=""/>
+      <w:lvlJc w:val="left"/>
+      <w:pPr>
+        <w:tabs>
+          <w:tab w:val="num" w:pos="6480"/>
+        </w:tabs>
+        <w:ind w:left="6480" w:hanging="360"/>
+      </w:pPr>
+      <w:rPr>
+        <w:rFonts w:ascii="Wingdings" w:hAnsi="Wingdings" w:hint="default"/>
+        <w:sz w:val="20"/>
+      </w:rPr>
+    </w:lvl>
+  </w:abstractNum>
+  <w:abstractNum w:abstractNumId="15" w15:restartNumberingAfterBreak="0">
+    <w:nsid w:val="519D3967"/>
+    <w:multiLevelType w:val="multilevel"/>
+    <w:tmpl w:val="B764E7C6"/>
+    <w:lvl w:ilvl="0">
+      <w:start w:val="1"/>
+      <w:numFmt w:val="bullet"/>
+      <w:lvlText w:val=""/>
+      <w:lvlJc w:val="left"/>
+      <w:pPr>
+        <w:tabs>
+          <w:tab w:val="num" w:pos="720"/>
+        </w:tabs>
+        <w:ind w:left="720" w:hanging="360"/>
+      </w:pPr>
+      <w:rPr>
+        <w:rFonts w:ascii="Symbol" w:hAnsi="Symbol" w:hint="default"/>
+        <w:sz w:val="20"/>
+      </w:rPr>
+    </w:lvl>
+    <w:lvl w:ilvl="1" w:tentative="1">
+      <w:start w:val="1"/>
+      <w:numFmt w:val="bullet"/>
+      <w:lvlText w:val="o"/>
+      <w:lvlJc w:val="left"/>
+      <w:pPr>
+        <w:tabs>
+          <w:tab w:val="num" w:pos="1440"/>
+        </w:tabs>
+        <w:ind w:left="1440" w:hanging="360"/>
+      </w:pPr>
+      <w:rPr>
+        <w:rFonts w:ascii="Courier New" w:hAnsi="Courier New" w:hint="default"/>
+        <w:sz w:val="20"/>
+      </w:rPr>
+    </w:lvl>
+    <w:lvl w:ilvl="2" w:tentative="1">
+      <w:start w:val="1"/>
+      <w:numFmt w:val="bullet"/>
+      <w:lvlText w:val=""/>
+      <w:lvlJc w:val="left"/>
+      <w:pPr>
+        <w:tabs>
+          <w:tab w:val="num" w:pos="2160"/>
+        </w:tabs>
+        <w:ind w:left="2160" w:hanging="360"/>
+      </w:pPr>
+      <w:rPr>
+        <w:rFonts w:ascii="Wingdings" w:hAnsi="Wingdings" w:hint="default"/>
+        <w:sz w:val="20"/>
+      </w:rPr>
+    </w:lvl>
+    <w:lvl w:ilvl="3" w:tentative="1">
+      <w:start w:val="1"/>
+      <w:numFmt w:val="bullet"/>
+      <w:lvlText w:val=""/>
+      <w:lvlJc w:val="left"/>
+      <w:pPr>
+        <w:tabs>
+          <w:tab w:val="num" w:pos="2880"/>
+        </w:tabs>
+        <w:ind w:left="2880" w:hanging="360"/>
+      </w:pPr>
+      <w:rPr>
+        <w:rFonts w:ascii="Wingdings" w:hAnsi="Wingdings" w:hint="default"/>
+        <w:sz w:val="20"/>
+      </w:rPr>
+    </w:lvl>
+    <w:lvl w:ilvl="4" w:tentative="1">
+      <w:start w:val="1"/>
+      <w:numFmt w:val="bullet"/>
+      <w:lvlText w:val=""/>
+      <w:lvlJc w:val="left"/>
+      <w:pPr>
+        <w:tabs>
+          <w:tab w:val="num" w:pos="3600"/>
+        </w:tabs>
+        <w:ind w:left="3600" w:hanging="360"/>
+      </w:pPr>
+      <w:rPr>
+        <w:rFonts w:ascii="Wingdings" w:hAnsi="Wingdings" w:hint="default"/>
+        <w:sz w:val="20"/>
+      </w:rPr>
+    </w:lvl>
+    <w:lvl w:ilvl="5" w:tentative="1">
+      <w:start w:val="1"/>
+      <w:numFmt w:val="bullet"/>
+      <w:lvlText w:val=""/>
+      <w:lvlJc w:val="left"/>
+      <w:pPr>
+        <w:tabs>
+          <w:tab w:val="num" w:pos="4320"/>
+        </w:tabs>
+        <w:ind w:left="4320" w:hanging="360"/>
+      </w:pPr>
+      <w:rPr>
+        <w:rFonts w:ascii="Wingdings" w:hAnsi="Wingdings" w:hint="default"/>
+        <w:sz w:val="20"/>
+      </w:rPr>
+    </w:lvl>
+    <w:lvl w:ilvl="6" w:tentative="1">
+      <w:start w:val="1"/>
+      <w:numFmt w:val="bullet"/>
+      <w:lvlText w:val=""/>
+      <w:lvlJc w:val="left"/>
+      <w:pPr>
+        <w:tabs>
+          <w:tab w:val="num" w:pos="5040"/>
+        </w:tabs>
+        <w:ind w:left="5040" w:hanging="360"/>
+      </w:pPr>
+      <w:rPr>
+        <w:rFonts w:ascii="Wingdings" w:hAnsi="Wingdings" w:hint="default"/>
+        <w:sz w:val="20"/>
+      </w:rPr>
+    </w:lvl>
+    <w:lvl w:ilvl="7" w:tentative="1">
+      <w:start w:val="1"/>
+      <w:numFmt w:val="bullet"/>
+      <w:lvlText w:val=""/>
+      <w:lvlJc w:val="left"/>
+      <w:pPr>
+        <w:tabs>
+          <w:tab w:val="num" w:pos="5760"/>
+        </w:tabs>
+        <w:ind w:left="5760" w:hanging="360"/>
+      </w:pPr>
+      <w:rPr>
+        <w:rFonts w:ascii="Wingdings" w:hAnsi="Wingdings" w:hint="default"/>
+        <w:sz w:val="20"/>
+      </w:rPr>
+    </w:lvl>
+    <w:lvl w:ilvl="8" w:tentative="1">
+      <w:start w:val="1"/>
+      <w:numFmt w:val="bullet"/>
+      <w:lvlText w:val=""/>
+      <w:lvlJc w:val="left"/>
+      <w:pPr>
+        <w:tabs>
+          <w:tab w:val="num" w:pos="6480"/>
+        </w:tabs>
+        <w:ind w:left="6480" w:hanging="360"/>
+      </w:pPr>
+      <w:rPr>
+        <w:rFonts w:ascii="Wingdings" w:hAnsi="Wingdings" w:hint="default"/>
+        <w:sz w:val="20"/>
+      </w:rPr>
+    </w:lvl>
+  </w:abstractNum>
+  <w:abstractNum w:abstractNumId="16" w15:restartNumberingAfterBreak="0">
+    <w:nsid w:val="55E61348"/>
+    <w:multiLevelType w:val="multilevel"/>
+    <w:tmpl w:val="E662E7C2"/>
+    <w:lvl w:ilvl="0">
+      <w:start w:val="1"/>
+      <w:numFmt w:val="bullet"/>
+      <w:lvlText w:val=""/>
+      <w:lvlJc w:val="left"/>
+      <w:pPr>
+        <w:tabs>
+          <w:tab w:val="num" w:pos="720"/>
+        </w:tabs>
+        <w:ind w:left="720" w:hanging="360"/>
+      </w:pPr>
+      <w:rPr>
+        <w:rFonts w:ascii="Symbol" w:hAnsi="Symbol" w:hint="default"/>
+        <w:sz w:val="20"/>
+      </w:rPr>
+    </w:lvl>
+    <w:lvl w:ilvl="1" w:tentative="1">
+      <w:start w:val="1"/>
+      <w:numFmt w:val="bullet"/>
+      <w:lvlText w:val="o"/>
+      <w:lvlJc w:val="left"/>
+      <w:pPr>
+        <w:tabs>
+          <w:tab w:val="num" w:pos="1440"/>
+        </w:tabs>
+        <w:ind w:left="1440" w:hanging="360"/>
+      </w:pPr>
+      <w:rPr>
+        <w:rFonts w:ascii="Courier New" w:hAnsi="Courier New" w:hint="default"/>
+        <w:sz w:val="20"/>
+      </w:rPr>
+    </w:lvl>
+    <w:lvl w:ilvl="2" w:tentative="1">
+      <w:start w:val="1"/>
+      <w:numFmt w:val="bullet"/>
+      <w:lvlText w:val=""/>
+      <w:lvlJc w:val="left"/>
+      <w:pPr>
+        <w:tabs>
+          <w:tab w:val="num" w:pos="2160"/>
+        </w:tabs>
+        <w:ind w:left="2160" w:hanging="360"/>
+      </w:pPr>
+      <w:rPr>
+        <w:rFonts w:ascii="Wingdings" w:hAnsi="Wingdings" w:hint="default"/>
+        <w:sz w:val="20"/>
+      </w:rPr>
+    </w:lvl>
+    <w:lvl w:ilvl="3" w:tentative="1">
+      <w:start w:val="1"/>
+      <w:numFmt w:val="bullet"/>
+      <w:lvlText w:val=""/>
+      <w:lvlJc w:val="left"/>
+      <w:pPr>
+        <w:tabs>
+          <w:tab w:val="num" w:pos="2880"/>
+        </w:tabs>
+        <w:ind w:left="2880" w:hanging="360"/>
+      </w:pPr>
+      <w:rPr>
+        <w:rFonts w:ascii="Wingdings" w:hAnsi="Wingdings" w:hint="default"/>
+        <w:sz w:val="20"/>
+      </w:rPr>
+    </w:lvl>
+    <w:lvl w:ilvl="4" w:tentative="1">
+      <w:start w:val="1"/>
+      <w:numFmt w:val="bullet"/>
+      <w:lvlText w:val=""/>
+      <w:lvlJc w:val="left"/>
+      <w:pPr>
+        <w:tabs>
+          <w:tab w:val="num" w:pos="3600"/>
+        </w:tabs>
+        <w:ind w:left="3600" w:hanging="360"/>
+      </w:pPr>
+      <w:rPr>
+        <w:rFonts w:ascii="Wingdings" w:hAnsi="Wingdings" w:hint="default"/>
+        <w:sz w:val="20"/>
+      </w:rPr>
+    </w:lvl>
+    <w:lvl w:ilvl="5" w:tentative="1">
+      <w:start w:val="1"/>
+      <w:numFmt w:val="bullet"/>
+      <w:lvlText w:val=""/>
+      <w:lvlJc w:val="left"/>
+      <w:pPr>
+        <w:tabs>
+          <w:tab w:val="num" w:pos="4320"/>
+        </w:tabs>
+        <w:ind w:left="4320" w:hanging="360"/>
+      </w:pPr>
+      <w:rPr>
+        <w:rFonts w:ascii="Wingdings" w:hAnsi="Wingdings" w:hint="default"/>
+        <w:sz w:val="20"/>
+      </w:rPr>
+    </w:lvl>
+    <w:lvl w:ilvl="6" w:tentative="1">
+      <w:start w:val="1"/>
+      <w:numFmt w:val="bullet"/>
+      <w:lvlText w:val=""/>
+      <w:lvlJc w:val="left"/>
+      <w:pPr>
+        <w:tabs>
+          <w:tab w:val="num" w:pos="5040"/>
+        </w:tabs>
+        <w:ind w:left="5040" w:hanging="360"/>
+      </w:pPr>
+      <w:rPr>
+        <w:rFonts w:ascii="Wingdings" w:hAnsi="Wingdings" w:hint="default"/>
+        <w:sz w:val="20"/>
+      </w:rPr>
+    </w:lvl>
+    <w:lvl w:ilvl="7" w:tentative="1">
+      <w:start w:val="1"/>
+      <w:numFmt w:val="bullet"/>
+      <w:lvlText w:val=""/>
+      <w:lvlJc w:val="left"/>
+      <w:pPr>
+        <w:tabs>
+          <w:tab w:val="num" w:pos="5760"/>
+        </w:tabs>
+        <w:ind w:left="5760" w:hanging="360"/>
+      </w:pPr>
+      <w:rPr>
+        <w:rFonts w:ascii="Wingdings" w:hAnsi="Wingdings" w:hint="default"/>
+        <w:sz w:val="20"/>
+      </w:rPr>
+    </w:lvl>
+    <w:lvl w:ilvl="8" w:tentative="1">
+      <w:start w:val="1"/>
+      <w:numFmt w:val="bullet"/>
+      <w:lvlText w:val=""/>
+      <w:lvlJc w:val="left"/>
+      <w:pPr>
+        <w:tabs>
+          <w:tab w:val="num" w:pos="6480"/>
+        </w:tabs>
+        <w:ind w:left="6480" w:hanging="360"/>
+      </w:pPr>
+      <w:rPr>
+        <w:rFonts w:ascii="Wingdings" w:hAnsi="Wingdings" w:hint="default"/>
+        <w:sz w:val="20"/>
+      </w:rPr>
+    </w:lvl>
+  </w:abstractNum>
+  <w:abstractNum w:abstractNumId="17" w15:restartNumberingAfterBreak="0">
+    <w:nsid w:val="584C35CE"/>
+    <w:multiLevelType w:val="multilevel"/>
+    <w:tmpl w:val="C8063178"/>
+    <w:lvl w:ilvl="0">
+      <w:start w:val="1"/>
+      <w:numFmt w:val="bullet"/>
+      <w:lvlText w:val=""/>
+      <w:lvlJc w:val="left"/>
+      <w:pPr>
+        <w:tabs>
+          <w:tab w:val="num" w:pos="720"/>
+        </w:tabs>
+        <w:ind w:left="720" w:hanging="360"/>
+      </w:pPr>
+      <w:rPr>
+        <w:rFonts w:ascii="Symbol" w:hAnsi="Symbol" w:hint="default"/>
+        <w:sz w:val="20"/>
+      </w:rPr>
+    </w:lvl>
+    <w:lvl w:ilvl="1" w:tentative="1">
+      <w:start w:val="1"/>
+      <w:numFmt w:val="bullet"/>
+      <w:lvlText w:val="o"/>
+      <w:lvlJc w:val="left"/>
+      <w:pPr>
+        <w:tabs>
+          <w:tab w:val="num" w:pos="1440"/>
+        </w:tabs>
+        <w:ind w:left="1440" w:hanging="360"/>
+      </w:pPr>
+      <w:rPr>
+        <w:rFonts w:ascii="Courier New" w:hAnsi="Courier New" w:hint="default"/>
+        <w:sz w:val="20"/>
+      </w:rPr>
+    </w:lvl>
+    <w:lvl w:ilvl="2" w:tentative="1">
+      <w:start w:val="1"/>
+      <w:numFmt w:val="bullet"/>
+      <w:lvlText w:val=""/>
+      <w:lvlJc w:val="left"/>
+      <w:pPr>
+        <w:tabs>
+          <w:tab w:val="num" w:pos="2160"/>
+        </w:tabs>
+        <w:ind w:left="2160" w:hanging="360"/>
+      </w:pPr>
+      <w:rPr>
+        <w:rFonts w:ascii="Wingdings" w:hAnsi="Wingdings" w:hint="default"/>
+        <w:sz w:val="20"/>
+      </w:rPr>
+    </w:lvl>
+    <w:lvl w:ilvl="3" w:tentative="1">
+      <w:start w:val="1"/>
+      <w:numFmt w:val="bullet"/>
+      <w:lvlText w:val=""/>
+      <w:lvlJc w:val="left"/>
+      <w:pPr>
+        <w:tabs>
+          <w:tab w:val="num" w:pos="2880"/>
+        </w:tabs>
+        <w:ind w:left="2880" w:hanging="360"/>
+      </w:pPr>
+      <w:rPr>
+        <w:rFonts w:ascii="Wingdings" w:hAnsi="Wingdings" w:hint="default"/>
+        <w:sz w:val="20"/>
+      </w:rPr>
+    </w:lvl>
+    <w:lvl w:ilvl="4" w:tentative="1">
+      <w:start w:val="1"/>
+      <w:numFmt w:val="bullet"/>
+      <w:lvlText w:val=""/>
+      <w:lvlJc w:val="left"/>
+      <w:pPr>
+        <w:tabs>
+          <w:tab w:val="num" w:pos="3600"/>
+        </w:tabs>
+        <w:ind w:left="3600" w:hanging="360"/>
+      </w:pPr>
+      <w:rPr>
+        <w:rFonts w:ascii="Wingdings" w:hAnsi="Wingdings" w:hint="default"/>
+        <w:sz w:val="20"/>
+      </w:rPr>
+    </w:lvl>
+    <w:lvl w:ilvl="5" w:tentative="1">
+      <w:start w:val="1"/>
+      <w:numFmt w:val="bullet"/>
+      <w:lvlText w:val=""/>
+      <w:lvlJc w:val="left"/>
+      <w:pPr>
+        <w:tabs>
+          <w:tab w:val="num" w:pos="4320"/>
+        </w:tabs>
+        <w:ind w:left="4320" w:hanging="360"/>
+      </w:pPr>
+      <w:rPr>
+        <w:rFonts w:ascii="Wingdings" w:hAnsi="Wingdings" w:hint="default"/>
+        <w:sz w:val="20"/>
+      </w:rPr>
+    </w:lvl>
+    <w:lvl w:ilvl="6" w:tentative="1">
+      <w:start w:val="1"/>
+      <w:numFmt w:val="bullet"/>
+      <w:lvlText w:val=""/>
+      <w:lvlJc w:val="left"/>
+      <w:pPr>
+        <w:tabs>
+          <w:tab w:val="num" w:pos="5040"/>
+        </w:tabs>
+        <w:ind w:left="5040" w:hanging="360"/>
+      </w:pPr>
+      <w:rPr>
+        <w:rFonts w:ascii="Wingdings" w:hAnsi="Wingdings" w:hint="default"/>
+        <w:sz w:val="20"/>
+      </w:rPr>
+    </w:lvl>
+    <w:lvl w:ilvl="7" w:tentative="1">
+      <w:start w:val="1"/>
+      <w:numFmt w:val="bullet"/>
+      <w:lvlText w:val=""/>
+      <w:lvlJc w:val="left"/>
+      <w:pPr>
+        <w:tabs>
+          <w:tab w:val="num" w:pos="5760"/>
+        </w:tabs>
+        <w:ind w:left="5760" w:hanging="360"/>
+      </w:pPr>
+      <w:rPr>
+        <w:rFonts w:ascii="Wingdings" w:hAnsi="Wingdings" w:hint="default"/>
+        <w:sz w:val="20"/>
+      </w:rPr>
+    </w:lvl>
+    <w:lvl w:ilvl="8" w:tentative="1">
+      <w:start w:val="1"/>
+      <w:numFmt w:val="bullet"/>
+      <w:lvlText w:val=""/>
+      <w:lvlJc w:val="left"/>
+      <w:pPr>
+        <w:tabs>
+          <w:tab w:val="num" w:pos="6480"/>
+        </w:tabs>
+        <w:ind w:left="6480" w:hanging="360"/>
+      </w:pPr>
+      <w:rPr>
+        <w:rFonts w:ascii="Wingdings" w:hAnsi="Wingdings" w:hint="default"/>
+        <w:sz w:val="20"/>
+      </w:rPr>
+    </w:lvl>
+  </w:abstractNum>
   <w:num w:numId="1">
+    <w:abstractNumId w:val="3"/>
+  </w:num>
+  <w:num w:numId="2">
+    <w:abstractNumId w:val="8"/>
+  </w:num>
+  <w:num w:numId="3">
+    <w:abstractNumId w:val="15"/>
+  </w:num>
+  <w:num w:numId="4">
+    <w:abstractNumId w:val="7"/>
+  </w:num>
+  <w:num w:numId="5">
+    <w:abstractNumId w:val="5"/>
+  </w:num>
+  <w:num w:numId="6">
+    <w:abstractNumId w:val="4"/>
+  </w:num>
+  <w:num w:numId="7">
+    <w:abstractNumId w:val="6"/>
+  </w:num>
+  <w:num w:numId="8">
+    <w:abstractNumId w:val="9"/>
+  </w:num>
+  <w:num w:numId="9">
     <w:abstractNumId w:val="1"/>
   </w:num>
-  <w:num w:numId="2">
-    <w:abstractNumId w:val="6"/>
+  <w:num w:numId="10">
+    <w:abstractNumId w:val="0"/>
   </w:num>
-  <w:num w:numId="3">
-    <w:abstractNumId w:val="8"/>
+  <w:num w:numId="11">
+    <w:abstractNumId w:val="16"/>
   </w:num>
-  <w:num w:numId="4">
-    <w:abstractNumId w:val="5"/>
+  <w:num w:numId="12">
+    <w:abstractNumId w:val="12"/>
   </w:num>
-  <w:num w:numId="5">
-    <w:abstractNumId w:val="3"/>
+  <w:num w:numId="13">
+    <w:abstractNumId w:val="17"/>
   </w:num>
-  <w:num w:numId="6">
+  <w:num w:numId="14">
     <w:abstractNumId w:val="2"/>
   </w:num>
-  <w:num w:numId="7">
-    <w:abstractNumId w:val="4"/>
+  <w:num w:numId="15">
+    <w:abstractNumId w:val="10"/>
   </w:num>
-  <w:num w:numId="8">
-    <w:abstractNumId w:val="7"/>
+  <w:num w:numId="16">
+    <w:abstractNumId w:val="13"/>
   </w:num>
-  <w:num w:numId="9">
-    <w:abstractNumId w:val="0"/>
+  <w:num w:numId="17">
+    <w:abstractNumId w:val="14"/>
+  </w:num>
+  <w:num w:numId="18">
+    <w:abstractNumId w:val="11"/>
   </w:num>
 </w:numbering>
 </file>
@@ -13190,6 +21552,50 @@
     <w:name w:val="Normal"/>
     <w:qFormat/>
   </w:style>
+  <w:style w:type="paragraph" w:styleId="Heading1">
+    <w:name w:val="heading 1"/>
+    <w:basedOn w:val="Normal"/>
+    <w:next w:val="Normal"/>
+    <w:link w:val="Heading1Char"/>
+    <w:uiPriority w:val="9"/>
+    <w:qFormat/>
+    <w:rsid w:val="00AC2591"/>
+    <w:pPr>
+      <w:keepNext/>
+      <w:keepLines/>
+      <w:spacing w:before="240" w:after="0"/>
+      <w:outlineLvl w:val="0"/>
+    </w:pPr>
+    <w:rPr>
+      <w:rFonts w:asciiTheme="majorHAnsi" w:eastAsiaTheme="majorEastAsia" w:hAnsiTheme="majorHAnsi" w:cstheme="majorBidi"/>
+      <w:color w:val="2E74B5" w:themeColor="accent1" w:themeShade="BF"/>
+      <w:sz w:val="32"/>
+      <w:szCs w:val="32"/>
+    </w:rPr>
+  </w:style>
+  <w:style w:type="paragraph" w:styleId="Heading2">
+    <w:name w:val="heading 2"/>
+    <w:basedOn w:val="Normal"/>
+    <w:next w:val="Normal"/>
+    <w:link w:val="Heading2Char"/>
+    <w:uiPriority w:val="9"/>
+    <w:semiHidden/>
+    <w:unhideWhenUsed/>
+    <w:qFormat/>
+    <w:rsid w:val="004A474E"/>
+    <w:pPr>
+      <w:keepNext/>
+      <w:keepLines/>
+      <w:spacing w:before="40" w:after="0"/>
+      <w:outlineLvl w:val="1"/>
+    </w:pPr>
+    <w:rPr>
+      <w:rFonts w:asciiTheme="majorHAnsi" w:eastAsiaTheme="majorEastAsia" w:hAnsiTheme="majorHAnsi" w:cstheme="majorBidi"/>
+      <w:color w:val="2E74B5" w:themeColor="accent1" w:themeShade="BF"/>
+      <w:sz w:val="26"/>
+      <w:szCs w:val="26"/>
+    </w:rPr>
+  </w:style>
   <w:style w:type="paragraph" w:styleId="Heading3">
     <w:name w:val="heading 3"/>
     <w:basedOn w:val="Normal"/>
@@ -13254,7 +21660,6 @@
     <w:name w:val="Normal (Web)"/>
     <w:basedOn w:val="Normal"/>
     <w:uiPriority w:val="99"/>
-    <w:semiHidden/>
     <w:unhideWhenUsed/>
     <w:rsid w:val="008B2901"/>
     <w:pPr>
@@ -13270,6 +21675,82 @@
     <w:name w:val="math-inline"/>
     <w:basedOn w:val="DefaultParagraphFont"/>
     <w:rsid w:val="008B2901"/>
+  </w:style>
+  <w:style w:type="character" w:customStyle="1" w:styleId="citation-174">
+    <w:name w:val="citation-174"/>
+    <w:basedOn w:val="DefaultParagraphFont"/>
+    <w:rsid w:val="00E81E19"/>
+  </w:style>
+  <w:style w:type="character" w:customStyle="1" w:styleId="citation-172">
+    <w:name w:val="citation-172"/>
+    <w:basedOn w:val="DefaultParagraphFont"/>
+    <w:rsid w:val="00E81E19"/>
+  </w:style>
+  <w:style w:type="character" w:customStyle="1" w:styleId="citation-170">
+    <w:name w:val="citation-170"/>
+    <w:basedOn w:val="DefaultParagraphFont"/>
+    <w:rsid w:val="00E81E19"/>
+  </w:style>
+  <w:style w:type="character" w:customStyle="1" w:styleId="citation-169">
+    <w:name w:val="citation-169"/>
+    <w:basedOn w:val="DefaultParagraphFont"/>
+    <w:rsid w:val="00E81E19"/>
+  </w:style>
+  <w:style w:type="character" w:customStyle="1" w:styleId="citation-168">
+    <w:name w:val="citation-168"/>
+    <w:basedOn w:val="DefaultParagraphFont"/>
+    <w:rsid w:val="00E81E19"/>
+  </w:style>
+  <w:style w:type="character" w:styleId="Strong">
+    <w:name w:val="Strong"/>
+    <w:basedOn w:val="DefaultParagraphFont"/>
+    <w:uiPriority w:val="22"/>
+    <w:qFormat/>
+    <w:rsid w:val="000142DE"/>
+    <w:rPr>
+      <w:b/>
+      <w:bCs/>
+    </w:rPr>
+  </w:style>
+  <w:style w:type="paragraph" w:customStyle="1" w:styleId="pdq2pgselectionanchorcontainer">
+    <w:name w:val="pdq2pg_selectionanchorcontainer"/>
+    <w:basedOn w:val="Normal"/>
+    <w:rsid w:val="00230E7D"/>
+    <w:pPr>
+      <w:spacing w:before="100" w:beforeAutospacing="1" w:after="100" w:afterAutospacing="1" w:line="240" w:lineRule="auto"/>
+    </w:pPr>
+    <w:rPr>
+      <w:rFonts w:ascii="Times New Roman" w:eastAsia="Times New Roman" w:hAnsi="Times New Roman" w:cs="Times New Roman"/>
+      <w:sz w:val="24"/>
+      <w:szCs w:val="24"/>
+    </w:rPr>
+  </w:style>
+  <w:style w:type="character" w:customStyle="1" w:styleId="Heading2Char">
+    <w:name w:val="Heading 2 Char"/>
+    <w:basedOn w:val="DefaultParagraphFont"/>
+    <w:link w:val="Heading2"/>
+    <w:uiPriority w:val="9"/>
+    <w:semiHidden/>
+    <w:rsid w:val="004A474E"/>
+    <w:rPr>
+      <w:rFonts w:asciiTheme="majorHAnsi" w:eastAsiaTheme="majorEastAsia" w:hAnsiTheme="majorHAnsi" w:cstheme="majorBidi"/>
+      <w:color w:val="2E74B5" w:themeColor="accent1" w:themeShade="BF"/>
+      <w:sz w:val="26"/>
+      <w:szCs w:val="26"/>
+    </w:rPr>
+  </w:style>
+  <w:style w:type="character" w:customStyle="1" w:styleId="Heading1Char">
+    <w:name w:val="Heading 1 Char"/>
+    <w:basedOn w:val="DefaultParagraphFont"/>
+    <w:link w:val="Heading1"/>
+    <w:uiPriority w:val="9"/>
+    <w:rsid w:val="00AC2591"/>
+    <w:rPr>
+      <w:rFonts w:asciiTheme="majorHAnsi" w:eastAsiaTheme="majorEastAsia" w:hAnsiTheme="majorHAnsi" w:cstheme="majorBidi"/>
+      <w:color w:val="2E74B5" w:themeColor="accent1" w:themeShade="BF"/>
+      <w:sz w:val="32"/>
+      <w:szCs w:val="32"/>
+    </w:rPr>
   </w:style>
 </w:styles>
 </file>
